--- a/library/php/Lehrkraftsicht_auf_Teilnehmer/1. Stabilisierungsvorhersage des FRZK/6.x Stabilisierungsvorhersage des FRZK unter dem Gesamtaspekt der Nachhilfe.docx
+++ b/library/php/Lehrkraftsicht_auf_Teilnehmer/1. Stabilisierungsvorhersage des FRZK/6.x Stabilisierungsvorhersage des FRZK unter dem Gesamtaspekt der Nachhilfe.docx
@@ -14,248 +14,840 @@
           <w:b/>
           <w:bCs/>
         </w:rPr>
-        <w:t>6.x.1</w:t>
-      </w:r>
-      <w:r>
+        <w:t>6.x Stabilisierungsvorhersage des FRZK unter dem Gesamtaspekt der Nachhilfe</w:t>
+      </w:r>
+    </w:p>
+    <w:p>
+      <w:pPr>
         <w:rPr>
           <w:b/>
           <w:bCs/>
         </w:rPr>
-        <w:t xml:space="preserve"> Stabilisierungsvorhersage des FRZK unter dem Gesamtaspekt der Nachhilfe</w:t>
-      </w:r>
-    </w:p>
-    <w:p>
-      <w:pPr>
+      </w:pPr>
+      <w:r>
         <w:rPr>
           <w:b/>
           <w:bCs/>
         </w:rPr>
-      </w:pPr>
-      <w:r>
+        <w:t>6.x.1 Einleitung</w:t>
+      </w:r>
+    </w:p>
+    <w:p>
+      <w:r>
+        <w:t>Die Stabilisierungsvorhersage des Funktionalen Raum</w:t>
+      </w:r>
+      <w:r>
+        <w:noBreakHyphen/>
+        <w:t>Zeit</w:t>
+      </w:r>
+      <w:r>
+        <w:noBreakHyphen/>
+        <w:t>Kohärenzsystems (FRZK) postuliert, dass wiederholte kohärente Interaktionen langfristig stabile semantische Zustandsräume erzeugen. Lernen erscheint innerhalb dieses Modells nicht als lineare Addition isolierter Wissensinhalte, sondern als rekursive Verdichtung funktionaler Zustände innerhalb eines semantischen Raumes.</w:t>
+      </w:r>
+    </w:p>
+    <w:p>
+      <w:r>
+        <w:t>Besonders im Kontext der Nachhilfe besitzt diese Annahme hohe Relevanz. Nachhilfe ist typischerweise durch:</w:t>
+      </w:r>
+    </w:p>
+    <w:p>
+      <w:pPr>
+        <w:numPr>
+          <w:ilvl w:val="0"/>
+          <w:numId w:val="4"/>
+        </w:numPr>
+      </w:pPr>
+      <w:r>
+        <w:t>wiederkehrende relationale Kopplung,</w:t>
+      </w:r>
+    </w:p>
+    <w:p>
+      <w:pPr>
+        <w:numPr>
+          <w:ilvl w:val="0"/>
+          <w:numId w:val="4"/>
+        </w:numPr>
+      </w:pPr>
+      <w:r>
+        <w:t>hohe diagnostische Dichte,</w:t>
+      </w:r>
+    </w:p>
+    <w:p>
+      <w:pPr>
+        <w:numPr>
+          <w:ilvl w:val="0"/>
+          <w:numId w:val="4"/>
+        </w:numPr>
+      </w:pPr>
+      <w:r>
+        <w:t>geringe Gruppengröße,</w:t>
+      </w:r>
+    </w:p>
+    <w:p>
+      <w:pPr>
+        <w:numPr>
+          <w:ilvl w:val="0"/>
+          <w:numId w:val="4"/>
+        </w:numPr>
+      </w:pPr>
+      <w:r>
+        <w:t>reduzierte Störvariabilität,</w:t>
+      </w:r>
+    </w:p>
+    <w:p>
+      <w:pPr>
+        <w:numPr>
+          <w:ilvl w:val="0"/>
+          <w:numId w:val="4"/>
+        </w:numPr>
+      </w:pPr>
+      <w:r>
+        <w:t>kontinuierliche Rückkopplung,</w:t>
+      </w:r>
+    </w:p>
+    <w:p>
+      <w:pPr>
+        <w:numPr>
+          <w:ilvl w:val="0"/>
+          <w:numId w:val="4"/>
+        </w:numPr>
+      </w:pPr>
+      <w:r>
+        <w:t>hohe semantische Persistenz</w:t>
+      </w:r>
+    </w:p>
+    <w:p>
+      <w:r>
+        <w:t>gekennzeichnet.</w:t>
+      </w:r>
+    </w:p>
+    <w:p>
+      <w:r>
+        <w:t xml:space="preserve">Die vorliegende Untersuchung analysiert die Stabilisierungsvorhersage des FRZK anhand semantischer Zustandsdaten der View </w:t>
+      </w:r>
+      <w:proofErr w:type="spellStart"/>
+      <w:r>
+        <w:t>analyze_lehrkraftdaten</w:t>
+      </w:r>
+      <w:proofErr w:type="spellEnd"/>
+      <w:r>
+        <w:t>. Grundlage bilden aggregierte semantische Vektorisierungen qualitativer Lehrkraftbeschreibungen innerhalb eines konstanten Nachhilfesettings.</w:t>
+      </w:r>
+    </w:p>
+    <w:p>
+      <w:r>
+        <w:t>Ziel der Untersuchung ist die Überprüfung der modelllogischen FRZK</w:t>
+      </w:r>
+      <w:r>
+        <w:noBreakHyphen/>
+        <w:t xml:space="preserve">Vorhersage, dass sich durch rekursive Nachhilfeinteraktionen </w:t>
+      </w:r>
+      <w:proofErr w:type="spellStart"/>
+      <w:r>
+        <w:t>attractorähnliche</w:t>
+      </w:r>
+      <w:proofErr w:type="spellEnd"/>
+      <w:r>
+        <w:t xml:space="preserve"> Zustandsräume ausbilden, die sich empirisch über:</w:t>
+      </w:r>
+    </w:p>
+    <w:p>
+      <w:pPr>
+        <w:numPr>
+          <w:ilvl w:val="0"/>
+          <w:numId w:val="5"/>
+        </w:numPr>
+      </w:pPr>
+      <w:r>
+        <w:t>sinkende semantische Varianz,</w:t>
+      </w:r>
+    </w:p>
+    <w:p>
+      <w:pPr>
+        <w:numPr>
+          <w:ilvl w:val="0"/>
+          <w:numId w:val="5"/>
+        </w:numPr>
+      </w:pPr>
+      <w:r>
+        <w:t>sinkende Zustandsbewegung,</w:t>
+      </w:r>
+    </w:p>
+    <w:p>
+      <w:pPr>
+        <w:numPr>
+          <w:ilvl w:val="0"/>
+          <w:numId w:val="5"/>
+        </w:numPr>
+      </w:pPr>
+      <w:r>
+        <w:t>steigende Dominanzstabilität,</w:t>
+      </w:r>
+    </w:p>
+    <w:p>
+      <w:pPr>
+        <w:numPr>
+          <w:ilvl w:val="0"/>
+          <w:numId w:val="5"/>
+        </w:numPr>
+      </w:pPr>
+      <w:r>
+        <w:t>steigende Kohärenz</w:t>
+      </w:r>
+    </w:p>
+    <w:p>
+      <w:r>
+        <w:t>nachweisen lassen.</w:t>
+      </w:r>
+    </w:p>
+    <w:p>
+      <w:r>
+        <w:t>Die Untersuchung verbindet damit drei Ebenen:</w:t>
+      </w:r>
+    </w:p>
+    <w:p>
+      <w:pPr>
+        <w:numPr>
+          <w:ilvl w:val="0"/>
+          <w:numId w:val="6"/>
+        </w:numPr>
+      </w:pPr>
+      <w:r>
+        <w:t>die modelllogische Vorhersage des FRZK,</w:t>
+      </w:r>
+    </w:p>
+    <w:p>
+      <w:pPr>
+        <w:numPr>
+          <w:ilvl w:val="0"/>
+          <w:numId w:val="6"/>
+        </w:numPr>
+      </w:pPr>
+      <w:r>
+        <w:t>die empirische Analyse semantischer Stabilisierung,</w:t>
+      </w:r>
+    </w:p>
+    <w:p>
+      <w:pPr>
+        <w:numPr>
+          <w:ilvl w:val="0"/>
+          <w:numId w:val="6"/>
+        </w:numPr>
+      </w:pPr>
+      <w:r>
+        <w:t>die bildungswissenschaftliche Interpretation unter dem Aspekt der Nachhilfe.</w:t>
+      </w:r>
+    </w:p>
+    <w:p>
+      <w:r>
+        <w:pict w14:anchorId="75205B94">
+          <v:rect id="_x0000_i1133" style="width:0;height:1.5pt" o:hralign="center" o:hrstd="t" o:hr="t" fillcolor="#a0a0a0" stroked="f"/>
+        </w:pict>
+      </w:r>
+    </w:p>
+    <w:p>
+      <w:pPr>
         <w:rPr>
           <w:b/>
           <w:bCs/>
         </w:rPr>
-        <w:t>6.x.1</w:t>
-      </w:r>
+      </w:pPr>
       <w:r>
         <w:rPr>
           <w:b/>
           <w:bCs/>
         </w:rPr>
-        <w:t>.1 Einleitung</w:t>
-      </w:r>
-    </w:p>
-    <w:p>
-      <w:r>
-        <w:t>Die Stabilisierungsvorhersage des Funktionalen Raum</w:t>
+        <w:t>6.x.2 Modelllogische Grundlage der Stabilisierungsvorhersage</w:t>
+      </w:r>
+    </w:p>
+    <w:p>
+      <w:r>
+        <w:t xml:space="preserve">Die Stabilisierungsvorhersage folgt direkt aus der </w:t>
+      </w:r>
+      <w:proofErr w:type="spellStart"/>
+      <w:r>
+        <w:t>operatorischen</w:t>
+      </w:r>
+      <w:proofErr w:type="spellEnd"/>
+      <w:r>
+        <w:t xml:space="preserve"> Struktur des FRZK. Semantische Zustände werden als Vektoren innerhalb eines sieben</w:t>
       </w:r>
       <w:r>
         <w:noBreakHyphen/>
-        <w:t>Zeit</w:t>
-      </w:r>
-      <w:r>
-        <w:noBreakHyphen/>
-        <w:t>Kohärenzsystems (FRZK) postuliert, dass wiederholte kohärente Interaktionen langfristig stabile semantische Zustandsräume erzeugen. Lernen erscheint innerhalb dieses Modells nicht als lineare Addition isolierter Wissensinhalte, sondern als rekursive Verdichtung funktionaler Zustände innerhalb eines semantischen Raumes.</w:t>
-      </w:r>
-    </w:p>
-    <w:p>
-      <w:r>
-        <w:t>Besonders im Kontext der Nachhilfe besitzt diese Annahme hohe Relevanz. Nachhilfe ist typischerweise durch:</w:t>
+        <w:t>dimensionalen Zustandsraumes modelliert:</w:t>
+      </w:r>
+    </w:p>
+    <w:p>
+      <w:r>
+        <w:lastRenderedPageBreak/>
+        <w:t>[</w:t>
+      </w:r>
+      <w:r>
+        <w:br/>
+        <w:t>S(t)=\</w:t>
+      </w:r>
+      <w:proofErr w:type="spellStart"/>
+      <w:r>
+        <w:t>left</w:t>
+      </w:r>
+      <w:proofErr w:type="spellEnd"/>
+      <w:r>
+        <w:t>(</w:t>
+      </w:r>
+      <w:r>
+        <w:br/>
+        <w:t>x_{\</w:t>
+      </w:r>
+      <w:proofErr w:type="spellStart"/>
+      <w:r>
+        <w:t>text</w:t>
+      </w:r>
+      <w:proofErr w:type="spellEnd"/>
+      <w:r>
+        <w:t>{</w:t>
+      </w:r>
+      <w:proofErr w:type="spellStart"/>
+      <w:r>
+        <w:t>kognition</w:t>
+      </w:r>
+      <w:proofErr w:type="spellEnd"/>
+      <w:r>
+        <w:t>}},</w:t>
+      </w:r>
+      <w:r>
+        <w:br/>
+        <w:t>x_{\</w:t>
+      </w:r>
+      <w:proofErr w:type="spellStart"/>
+      <w:r>
+        <w:t>text</w:t>
+      </w:r>
+      <w:proofErr w:type="spellEnd"/>
+      <w:r>
+        <w:t>{sozial}},</w:t>
+      </w:r>
+      <w:r>
+        <w:br/>
+        <w:t>x_{\</w:t>
+      </w:r>
+      <w:proofErr w:type="spellStart"/>
+      <w:r>
+        <w:t>text</w:t>
+      </w:r>
+      <w:proofErr w:type="spellEnd"/>
+      <w:r>
+        <w:t>{affektiv}},</w:t>
+      </w:r>
+      <w:r>
+        <w:br/>
+        <w:t>x_{\</w:t>
+      </w:r>
+      <w:proofErr w:type="spellStart"/>
+      <w:r>
+        <w:t>text</w:t>
+      </w:r>
+      <w:proofErr w:type="spellEnd"/>
+      <w:r>
+        <w:t>{</w:t>
+      </w:r>
+      <w:proofErr w:type="spellStart"/>
+      <w:r>
+        <w:t>motivation</w:t>
+      </w:r>
+      <w:proofErr w:type="spellEnd"/>
+      <w:r>
+        <w:t>}},</w:t>
+      </w:r>
+      <w:r>
+        <w:br/>
+        <w:t>x_{\</w:t>
+      </w:r>
+      <w:proofErr w:type="spellStart"/>
+      <w:r>
+        <w:t>text</w:t>
+      </w:r>
+      <w:proofErr w:type="spellEnd"/>
+      <w:r>
+        <w:t>{</w:t>
+      </w:r>
+      <w:proofErr w:type="spellStart"/>
+      <w:r>
+        <w:t>methodik</w:t>
+      </w:r>
+      <w:proofErr w:type="spellEnd"/>
+      <w:r>
+        <w:t>}},</w:t>
+      </w:r>
+      <w:r>
+        <w:br/>
+        <w:t>x_{\</w:t>
+      </w:r>
+      <w:proofErr w:type="spellStart"/>
+      <w:r>
+        <w:t>text</w:t>
+      </w:r>
+      <w:proofErr w:type="spellEnd"/>
+      <w:r>
+        <w:t>{</w:t>
+      </w:r>
+      <w:proofErr w:type="spellStart"/>
+      <w:r>
+        <w:t>performanz</w:t>
+      </w:r>
+      <w:proofErr w:type="spellEnd"/>
+      <w:r>
+        <w:t>}},</w:t>
+      </w:r>
+      <w:r>
+        <w:br/>
+        <w:t>x_{\</w:t>
+      </w:r>
+      <w:proofErr w:type="spellStart"/>
+      <w:r>
+        <w:t>text</w:t>
+      </w:r>
+      <w:proofErr w:type="spellEnd"/>
+      <w:r>
+        <w:t>{</w:t>
+      </w:r>
+      <w:proofErr w:type="spellStart"/>
+      <w:r>
+        <w:t>regulation</w:t>
+      </w:r>
+      <w:proofErr w:type="spellEnd"/>
+      <w:r>
+        <w:t>}}</w:t>
+      </w:r>
+      <w:r>
+        <w:br/>
+        <w:t>\</w:t>
+      </w:r>
+      <w:proofErr w:type="spellStart"/>
+      <w:r>
+        <w:t>right</w:t>
+      </w:r>
+      <w:proofErr w:type="spellEnd"/>
+      <w:r>
+        <w:t>)</w:t>
+      </w:r>
+      <w:r>
+        <w:br/>
+        <w:t>]</w:t>
+      </w:r>
+    </w:p>
+    <w:p>
+      <w:r>
+        <w:t>Die semantische Stabilität eines Teilnehmers wird über die Varianz der semantischen Zustandsbewegung beschrieben:</w:t>
+      </w:r>
+    </w:p>
+    <w:p>
+      <w:r>
+        <w:t>[</w:t>
+      </w:r>
+      <w:r>
+        <w:br/>
+        <w:t>\</w:t>
+      </w:r>
+      <w:proofErr w:type="spellStart"/>
+      <w:r>
+        <w:t>sigma</w:t>
+      </w:r>
+      <w:proofErr w:type="spellEnd"/>
+      <w:r>
+        <w:t>_{S}=STDDEV(d_{\</w:t>
+      </w:r>
+      <w:proofErr w:type="spellStart"/>
+      <w:r>
+        <w:t>text</w:t>
+      </w:r>
+      <w:proofErr w:type="spellEnd"/>
+      <w:r>
+        <w:t>{semantisch}})</w:t>
+      </w:r>
+      <w:r>
+        <w:br/>
+        <w:t>]</w:t>
+      </w:r>
+    </w:p>
+    <w:p>
+      <w:r>
+        <w:t>Sinkende Werte von</w:t>
+      </w:r>
+    </w:p>
+    <w:p>
+      <w:r>
+        <w:t>[</w:t>
+      </w:r>
+      <w:r>
+        <w:br/>
+        <w:t>\</w:t>
+      </w:r>
+      <w:proofErr w:type="spellStart"/>
+      <w:r>
+        <w:t>sigma</w:t>
+      </w:r>
+      <w:proofErr w:type="spellEnd"/>
+      <w:r>
+        <w:t>_{S}</w:t>
+      </w:r>
+      <w:r>
+        <w:br/>
+        <w:t>]</w:t>
+      </w:r>
+    </w:p>
+    <w:p>
+      <w:r>
+        <w:t>zeigen eine zunehmende Stabilisierung des semantischen Zustandsraumes.</w:t>
+      </w:r>
+    </w:p>
+    <w:p>
+      <w:r>
+        <w:t>Die semantische Bewegungsdynamik wird zusätzlich über die euklidische Zustandsdistanz beschrieben:</w:t>
+      </w:r>
+    </w:p>
+    <w:p>
+      <w:r>
+        <w:t>[</w:t>
+      </w:r>
+      <w:r>
+        <w:br/>
+        <w:t>\Delta S(t)=\</w:t>
+      </w:r>
+      <w:proofErr w:type="spellStart"/>
+      <w:r>
+        <w:t>sqrt</w:t>
+      </w:r>
+      <w:proofErr w:type="spellEnd"/>
+      <w:r>
+        <w:t>{\</w:t>
+      </w:r>
+      <w:proofErr w:type="spellStart"/>
+      <w:r>
+        <w:t>sum</w:t>
+      </w:r>
+      <w:proofErr w:type="spellEnd"/>
+      <w:r>
+        <w:t>_{i=</w:t>
+      </w:r>
+      <w:proofErr w:type="gramStart"/>
+      <w:r>
+        <w:t>1}^</w:t>
+      </w:r>
+      <w:proofErr w:type="gramEnd"/>
+      <w:r>
+        <w:t>{7}(</w:t>
+      </w:r>
+      <w:proofErr w:type="spellStart"/>
+      <w:r>
+        <w:t>x_i</w:t>
+      </w:r>
+      <w:proofErr w:type="spellEnd"/>
+      <w:r>
+        <w:t>(t+1)-</w:t>
+      </w:r>
+      <w:proofErr w:type="spellStart"/>
+      <w:r>
+        <w:t>x_i</w:t>
+      </w:r>
+      <w:proofErr w:type="spellEnd"/>
+      <w:r>
+        <w:t>(t))^2}</w:t>
+      </w:r>
+      <w:r>
+        <w:br/>
+        <w:t>]</w:t>
+      </w:r>
+    </w:p>
+    <w:p>
+      <w:r>
+        <w:t>Kleine Werte von</w:t>
+      </w:r>
+    </w:p>
+    <w:p>
+      <w:r>
+        <w:t>[</w:t>
+      </w:r>
+      <w:r>
+        <w:br/>
+        <w:t>\Delta S(t)</w:t>
+      </w:r>
+      <w:r>
+        <w:br/>
+        <w:t>]</w:t>
+      </w:r>
+    </w:p>
+    <w:p>
+      <w:r>
+        <w:t>zeigen geringe semantische Driftbewegungen zwischen aufeinanderfolgenden Zuständen.</w:t>
+      </w:r>
+    </w:p>
+    <w:p>
+      <w:r>
+        <w:t>Die Dominanzpersistenz ergibt sich aus der Wahrscheinlichkeit, dass die dominante semantische Dimension über mehrere Zustände erhalten bleibt:</w:t>
+      </w:r>
+    </w:p>
+    <w:p>
+      <w:r>
+        <w:t>[</w:t>
+      </w:r>
+      <w:r>
+        <w:br/>
+        <w:t>P(</w:t>
+      </w:r>
+      <w:proofErr w:type="spellStart"/>
+      <w:r>
+        <w:t>D_t</w:t>
+      </w:r>
+      <w:proofErr w:type="spellEnd"/>
+      <w:r>
+        <w:t>=D_{t+1})</w:t>
+      </w:r>
+      <w:r>
+        <w:br/>
+        <w:t>]</w:t>
+      </w:r>
+    </w:p>
+    <w:p>
+      <w:r>
+        <w:t>mit:</w:t>
       </w:r>
     </w:p>
     <w:p>
       <w:pPr>
         <w:numPr>
           <w:ilvl w:val="0"/>
-          <w:numId w:val="4"/>
+          <w:numId w:val="7"/>
         </w:numPr>
       </w:pPr>
       <w:r>
-        <w:t>wiederkehrende relationale Kopplung,</w:t>
-      </w:r>
-    </w:p>
-    <w:p>
-      <w:pPr>
-        <w:numPr>
-          <w:ilvl w:val="0"/>
-          <w:numId w:val="4"/>
-        </w:numPr>
-      </w:pPr>
-      <w:r>
-        <w:t>hohe diagnostische Dichte,</w:t>
-      </w:r>
-    </w:p>
-    <w:p>
-      <w:pPr>
-        <w:numPr>
-          <w:ilvl w:val="0"/>
-          <w:numId w:val="4"/>
-        </w:numPr>
-      </w:pPr>
-      <w:r>
-        <w:t>geringe Gruppengröße,</w:t>
-      </w:r>
-    </w:p>
-    <w:p>
-      <w:pPr>
-        <w:numPr>
-          <w:ilvl w:val="0"/>
-          <w:numId w:val="4"/>
-        </w:numPr>
-      </w:pPr>
-      <w:r>
-        <w:t>reduzierte Störvariabilität,</w:t>
-      </w:r>
-    </w:p>
-    <w:p>
-      <w:pPr>
-        <w:numPr>
-          <w:ilvl w:val="0"/>
-          <w:numId w:val="4"/>
-        </w:numPr>
-      </w:pPr>
-      <w:r>
-        <w:t>kontinuierliche Rückkopplung,</w:t>
-      </w:r>
-    </w:p>
-    <w:p>
-      <w:pPr>
-        <w:numPr>
-          <w:ilvl w:val="0"/>
-          <w:numId w:val="4"/>
-        </w:numPr>
-      </w:pPr>
-      <w:r>
-        <w:t>hohe semantische Persistenz</w:t>
-      </w:r>
-    </w:p>
-    <w:p>
-      <w:r>
-        <w:t>gekennzeichnet.</w:t>
-      </w:r>
-    </w:p>
-    <w:p>
-      <w:r>
-        <w:t xml:space="preserve">Die vorliegende Untersuchung analysiert die Stabilisierungsvorhersage des FRZK anhand semantischer Zustandsdaten der View </w:t>
+        <w:t>(</w:t>
       </w:r>
       <w:proofErr w:type="spellStart"/>
       <w:r>
-        <w:t>analyze_lehrkraftdaten</w:t>
+        <w:t>D_t</w:t>
       </w:r>
       <w:proofErr w:type="spellEnd"/>
       <w:r>
-        <w:t>. Grundlage bilden aggregierte semantische Vektorisierungen qualitativer Lehrkraftbeschreibungen innerhalb eines konstanten Nachhilfesettings.</w:t>
-      </w:r>
-    </w:p>
-    <w:p>
-      <w:r>
-        <w:t>Ziel der Untersuchung ist die Überprüfung der modelllogischen FRZK</w:t>
-      </w:r>
-      <w:r>
-        <w:noBreakHyphen/>
-        <w:t xml:space="preserve">Vorhersage, dass sich durch rekursive Nachhilfeinteraktionen </w:t>
+        <w:t>): dominante semantische Dimension zum Zeitpunkt (t).</w:t>
+      </w:r>
+    </w:p>
+    <w:p>
+      <w:r>
+        <w:t>Die Gesamtkohärenz des Stabilisierungsraumes wird über einen zusammengesetzten Kohärenzindex beschrieben:</w:t>
+      </w:r>
+    </w:p>
+    <w:p>
+      <w:r>
+        <w:lastRenderedPageBreak/>
+        <w:t>[</w:t>
+      </w:r>
+      <w:r>
+        <w:br/>
+        <w:t>K=\</w:t>
       </w:r>
       <w:proofErr w:type="spellStart"/>
       <w:r>
-        <w:t>attractorähnliche</w:t>
+        <w:t>frac</w:t>
       </w:r>
       <w:proofErr w:type="spellEnd"/>
       <w:r>
-        <w:t xml:space="preserve"> Zustandsräume ausbilden, die sich empirisch über:</w:t>
-      </w:r>
-    </w:p>
-    <w:p>
-      <w:pPr>
-        <w:numPr>
-          <w:ilvl w:val="0"/>
-          <w:numId w:val="5"/>
-        </w:numPr>
-      </w:pPr>
-      <w:r>
-        <w:t>sinkende semantische Varianz,</w:t>
-      </w:r>
-    </w:p>
-    <w:p>
-      <w:pPr>
-        <w:numPr>
-          <w:ilvl w:val="0"/>
-          <w:numId w:val="5"/>
-        </w:numPr>
-      </w:pPr>
-      <w:r>
-        <w:t>sinkende Zustandsbewegung,</w:t>
-      </w:r>
-    </w:p>
-    <w:p>
-      <w:pPr>
-        <w:numPr>
-          <w:ilvl w:val="0"/>
-          <w:numId w:val="5"/>
-        </w:numPr>
-      </w:pPr>
-      <w:r>
-        <w:t>steigende Dominanzstabilität,</w:t>
-      </w:r>
-    </w:p>
-    <w:p>
-      <w:pPr>
-        <w:numPr>
-          <w:ilvl w:val="0"/>
-          <w:numId w:val="5"/>
-        </w:numPr>
-      </w:pPr>
-      <w:r>
-        <w:t>steigende Kohärenz</w:t>
-      </w:r>
-    </w:p>
-    <w:p>
-      <w:r>
-        <w:t>nachweisen lassen.</w:t>
-      </w:r>
-    </w:p>
-    <w:p>
-      <w:r>
-        <w:t>Die Untersuchung verbindet damit drei Ebenen:</w:t>
-      </w:r>
-    </w:p>
-    <w:p>
-      <w:pPr>
-        <w:numPr>
-          <w:ilvl w:val="0"/>
-          <w:numId w:val="6"/>
-        </w:numPr>
-      </w:pPr>
-      <w:r>
-        <w:t>die modelllogische Vorhersage des FRZK,</w:t>
-      </w:r>
-    </w:p>
-    <w:p>
-      <w:pPr>
-        <w:numPr>
-          <w:ilvl w:val="0"/>
-          <w:numId w:val="6"/>
-        </w:numPr>
-      </w:pPr>
-      <w:r>
-        <w:t>die empirische Analyse semantischer Stabilisierung,</w:t>
-      </w:r>
-    </w:p>
-    <w:p>
-      <w:pPr>
-        <w:numPr>
-          <w:ilvl w:val="0"/>
-          <w:numId w:val="6"/>
-        </w:numPr>
-      </w:pPr>
-      <w:r>
-        <w:t>die bildungswissenschaftliche Interpretation unter dem Aspekt der Nachhilfe.</w:t>
-      </w:r>
-    </w:p>
-    <w:p>
-      <w:r>
-        <w:pict w14:anchorId="3F1F4144">
-          <v:rect id="_x0000_i1025" style="width:0;height:1.5pt" o:hralign="center" o:hrstd="t" o:hr="t" fillcolor="#a0a0a0" stroked="f"/>
+        <w:t>{</w:t>
+      </w:r>
+      <w:proofErr w:type="gramStart"/>
+      <w:r>
+        <w:t>1}{</w:t>
+      </w:r>
+      <w:proofErr w:type="gramEnd"/>
+      <w:r>
+        <w:t>1+\</w:t>
+      </w:r>
+      <w:proofErr w:type="spellStart"/>
+      <w:r>
+        <w:t>sigma_S</w:t>
+      </w:r>
+      <w:proofErr w:type="spellEnd"/>
+      <w:r>
+        <w:t>}</w:t>
+      </w:r>
+      <w:r>
+        <w:br/>
+        <w:t>]</w:t>
+      </w:r>
+    </w:p>
+    <w:p>
+      <w:r>
+        <w:t>Hohe Werte von</w:t>
+      </w:r>
+    </w:p>
+    <w:p>
+      <w:r>
+        <w:t>[</w:t>
+      </w:r>
+      <w:r>
+        <w:br/>
+        <w:t>K</w:t>
+      </w:r>
+      <w:r>
+        <w:br/>
+        <w:t>]</w:t>
+      </w:r>
+    </w:p>
+    <w:p>
+      <w:r>
+        <w:t xml:space="preserve">zeigen stabile semantische </w:t>
+      </w:r>
+      <w:proofErr w:type="spellStart"/>
+      <w:r>
+        <w:t>Attraktorräume</w:t>
+      </w:r>
+      <w:proofErr w:type="spellEnd"/>
+      <w:r>
+        <w:t>.</w:t>
+      </w:r>
+    </w:p>
+    <w:p>
+      <w:r>
+        <w:t>Die Stabilisierungshypothese des FRZK lautet:</w:t>
+      </w:r>
+    </w:p>
+    <w:p>
+      <w:r>
+        <w:t>[</w:t>
+      </w:r>
+      <w:r>
+        <w:br/>
+        <w:t>\</w:t>
+      </w:r>
+      <w:proofErr w:type="spellStart"/>
+      <w:r>
+        <w:t>lim</w:t>
+      </w:r>
+      <w:proofErr w:type="spellEnd"/>
+      <w:proofErr w:type="gramStart"/>
+      <w:r>
+        <w:t>_{</w:t>
+      </w:r>
+      <w:proofErr w:type="gramEnd"/>
+      <w:r>
+        <w:t>t \</w:t>
+      </w:r>
+      <w:proofErr w:type="spellStart"/>
+      <w:r>
+        <w:t>to</w:t>
+      </w:r>
+      <w:proofErr w:type="spellEnd"/>
+      <w:r>
+        <w:t xml:space="preserve"> \</w:t>
+      </w:r>
+      <w:proofErr w:type="spellStart"/>
+      <w:r>
+        <w:t>infty</w:t>
+      </w:r>
+      <w:proofErr w:type="spellEnd"/>
+      <w:r>
+        <w:t>} \Delta S(t) \</w:t>
+      </w:r>
+      <w:proofErr w:type="spellStart"/>
+      <w:r>
+        <w:t>to</w:t>
+      </w:r>
+      <w:proofErr w:type="spellEnd"/>
+      <w:r>
+        <w:t xml:space="preserve"> 0</w:t>
+      </w:r>
+      <w:r>
+        <w:br/>
+        <w:t>]</w:t>
+      </w:r>
+    </w:p>
+    <w:p>
+      <w:r>
+        <w:t>und</w:t>
+      </w:r>
+    </w:p>
+    <w:p>
+      <w:r>
+        <w:t>[</w:t>
+      </w:r>
+      <w:r>
+        <w:br/>
+        <w:t>\</w:t>
+      </w:r>
+      <w:proofErr w:type="spellStart"/>
+      <w:r>
+        <w:t>lim</w:t>
+      </w:r>
+      <w:proofErr w:type="spellEnd"/>
+      <w:proofErr w:type="gramStart"/>
+      <w:r>
+        <w:t>_{</w:t>
+      </w:r>
+      <w:proofErr w:type="gramEnd"/>
+      <w:r>
+        <w:t>t \</w:t>
+      </w:r>
+      <w:proofErr w:type="spellStart"/>
+      <w:r>
+        <w:t>to</w:t>
+      </w:r>
+      <w:proofErr w:type="spellEnd"/>
+      <w:r>
+        <w:t xml:space="preserve"> \</w:t>
+      </w:r>
+      <w:proofErr w:type="spellStart"/>
+      <w:r>
+        <w:t>infty</w:t>
+      </w:r>
+      <w:proofErr w:type="spellEnd"/>
+      <w:r>
+        <w:t>} \</w:t>
+      </w:r>
+      <w:proofErr w:type="spellStart"/>
+      <w:r>
+        <w:t>sigma_S</w:t>
+      </w:r>
+      <w:proofErr w:type="spellEnd"/>
+      <w:r>
+        <w:t xml:space="preserve"> \</w:t>
+      </w:r>
+      <w:proofErr w:type="spellStart"/>
+      <w:r>
+        <w:t>to</w:t>
+      </w:r>
+      <w:proofErr w:type="spellEnd"/>
+      <w:r>
+        <w:t xml:space="preserve"> \</w:t>
+      </w:r>
+      <w:proofErr w:type="spellStart"/>
+      <w:r>
+        <w:t>text</w:t>
+      </w:r>
+      <w:proofErr w:type="spellEnd"/>
+      <w:r>
+        <w:t>{Minimum}</w:t>
+      </w:r>
+      <w:r>
+        <w:br/>
+        <w:t>]</w:t>
+      </w:r>
+    </w:p>
+    <w:p>
+      <w:r>
+        <w:t xml:space="preserve">Semantische Zustände bewegen sich demnach nicht beliebig durch den Zustandsraum, sondern tendieren innerhalb rekursiver Interaktionen zur Ausbildung stabiler </w:t>
+      </w:r>
+      <w:proofErr w:type="spellStart"/>
+      <w:r>
+        <w:t>Attraktorbereiche</w:t>
+      </w:r>
+      <w:proofErr w:type="spellEnd"/>
+      <w:r>
+        <w:t>.</w:t>
+      </w:r>
+    </w:p>
+    <w:p>
+      <w:r>
+        <w:pict w14:anchorId="75662969">
+          <v:rect id="_x0000_i1134" style="width:0;height:1.5pt" o:hralign="center" o:hrstd="t" o:hr="t" fillcolor="#a0a0a0" stroked="f"/>
         </w:pict>
       </w:r>
     </w:p>
@@ -271,458 +863,302 @@
           <w:b/>
           <w:bCs/>
         </w:rPr>
-        <w:t>6.x.1</w:t>
-      </w:r>
-      <w:r>
+        <w:t>6.x.3 Methodik</w:t>
+      </w:r>
+    </w:p>
+    <w:p>
+      <w:r>
+        <w:t xml:space="preserve">Die Analyse basiert auf semantisch aggregierten Zustandsdaten der View </w:t>
+      </w:r>
+      <w:proofErr w:type="spellStart"/>
+      <w:r>
+        <w:t>analyze_lehrkraftdaten</w:t>
+      </w:r>
+      <w:proofErr w:type="spellEnd"/>
+      <w:r>
+        <w:t>. Jeder Datensatz repräsentiert einen semantischen Gesamtzustand pro Unterrichtseinheit, Teilnehmer, Lehrkraft und Datum.</w:t>
+      </w:r>
+    </w:p>
+    <w:p>
+      <w:r>
+        <w:t>Die sieben FRZK</w:t>
+      </w:r>
+      <w:r>
+        <w:noBreakHyphen/>
+        <w:t>Dimensionen lauten:</w:t>
+      </w:r>
+    </w:p>
+    <w:p>
+      <w:pPr>
+        <w:numPr>
+          <w:ilvl w:val="0"/>
+          <w:numId w:val="8"/>
+        </w:numPr>
+      </w:pPr>
+      <w:r>
+        <w:t>Kognition,</w:t>
+      </w:r>
+    </w:p>
+    <w:p>
+      <w:pPr>
+        <w:numPr>
+          <w:ilvl w:val="0"/>
+          <w:numId w:val="8"/>
+        </w:numPr>
+      </w:pPr>
+      <w:r>
+        <w:t>Sozial,</w:t>
+      </w:r>
+    </w:p>
+    <w:p>
+      <w:pPr>
+        <w:numPr>
+          <w:ilvl w:val="0"/>
+          <w:numId w:val="8"/>
+        </w:numPr>
+      </w:pPr>
+      <w:r>
+        <w:t>Affektiv,</w:t>
+      </w:r>
+    </w:p>
+    <w:p>
+      <w:pPr>
+        <w:numPr>
+          <w:ilvl w:val="0"/>
+          <w:numId w:val="8"/>
+        </w:numPr>
+      </w:pPr>
+      <w:r>
+        <w:t>Motivation,</w:t>
+      </w:r>
+    </w:p>
+    <w:p>
+      <w:pPr>
+        <w:numPr>
+          <w:ilvl w:val="0"/>
+          <w:numId w:val="8"/>
+        </w:numPr>
+      </w:pPr>
+      <w:r>
+        <w:t>Methodik,</w:t>
+      </w:r>
+    </w:p>
+    <w:p>
+      <w:pPr>
+        <w:numPr>
+          <w:ilvl w:val="0"/>
+          <w:numId w:val="8"/>
+        </w:numPr>
+      </w:pPr>
+      <w:r>
+        <w:t>Performanz,</w:t>
+      </w:r>
+    </w:p>
+    <w:p>
+      <w:pPr>
+        <w:numPr>
+          <w:ilvl w:val="0"/>
+          <w:numId w:val="8"/>
+        </w:numPr>
+      </w:pPr>
+      <w:r>
+        <w:t>Regulation.</w:t>
+      </w:r>
+    </w:p>
+    <w:p>
+      <w:r>
+        <w:t>Analysiert wurden:</w:t>
+      </w:r>
+    </w:p>
+    <w:p>
+      <w:pPr>
+        <w:numPr>
+          <w:ilvl w:val="0"/>
+          <w:numId w:val="9"/>
+        </w:numPr>
+      </w:pPr>
+      <w:r>
+        <w:t>semantische Gesamtvarianz,</w:t>
+      </w:r>
+    </w:p>
+    <w:p>
+      <w:pPr>
+        <w:numPr>
+          <w:ilvl w:val="0"/>
+          <w:numId w:val="9"/>
+        </w:numPr>
+      </w:pPr>
+      <w:r>
+        <w:t>mittlere Delta</w:t>
+      </w:r>
+      <w:r>
+        <w:noBreakHyphen/>
+        <w:t>Bewegung,</w:t>
+      </w:r>
+    </w:p>
+    <w:p>
+      <w:pPr>
+        <w:numPr>
+          <w:ilvl w:val="0"/>
+          <w:numId w:val="9"/>
+        </w:numPr>
+      </w:pPr>
+      <w:r>
+        <w:t>Dominanzstabilität,</w:t>
+      </w:r>
+    </w:p>
+    <w:p>
+      <w:pPr>
+        <w:numPr>
+          <w:ilvl w:val="0"/>
+          <w:numId w:val="9"/>
+        </w:numPr>
+      </w:pPr>
+      <w:r>
+        <w:t>Kohärenzindex,</w:t>
+      </w:r>
+    </w:p>
+    <w:p>
+      <w:pPr>
+        <w:numPr>
+          <w:ilvl w:val="0"/>
+          <w:numId w:val="9"/>
+        </w:numPr>
+      </w:pPr>
+      <w:r>
+        <w:t>Stabilitätsverteilungen,</w:t>
+      </w:r>
+    </w:p>
+    <w:p>
+      <w:pPr>
+        <w:numPr>
+          <w:ilvl w:val="0"/>
+          <w:numId w:val="9"/>
+        </w:numPr>
+      </w:pPr>
+      <w:r>
+        <w:lastRenderedPageBreak/>
+        <w:t>Drift</w:t>
+      </w:r>
+      <w:r>
+        <w:noBreakHyphen/>
+        <w:t>Strukturen.</w:t>
+      </w:r>
+    </w:p>
+    <w:p>
+      <w:r>
+        <w:t>Die semantische Stabilität wurde über die Standardabweichung der semantischen Distanzwerte berechnet:</w:t>
+      </w:r>
+    </w:p>
+    <w:p>
+      <w:r>
+        <w:t>[</w:t>
+      </w:r>
+      <w:r>
+        <w:br/>
+        <w:t>STDDEV(d_{\</w:t>
+      </w:r>
+      <w:proofErr w:type="spellStart"/>
+      <w:r>
+        <w:t>text</w:t>
+      </w:r>
+      <w:proofErr w:type="spellEnd"/>
+      <w:r>
+        <w:t>{semantisch}})</w:t>
+      </w:r>
+      <w:r>
+        <w:br/>
+        <w:t>]</w:t>
+      </w:r>
+    </w:p>
+    <w:p>
+      <w:proofErr w:type="gramStart"/>
+      <w:r>
+        <w:t>Die Delta</w:t>
+      </w:r>
+      <w:proofErr w:type="gramEnd"/>
+      <w:r>
+        <w:noBreakHyphen/>
+        <w:t>Bewegung basiert auf den euklidischen Distanzverschiebungen aufeinanderfolgender Zustände.</w:t>
+      </w:r>
+    </w:p>
+    <w:p>
+      <w:r>
+        <w:t>Die Datensätze wurden getrennt ausgewertet für:</w:t>
+      </w:r>
+    </w:p>
+    <w:p>
+      <w:pPr>
+        <w:numPr>
+          <w:ilvl w:val="0"/>
+          <w:numId w:val="10"/>
+        </w:numPr>
+      </w:pPr>
+      <w:r>
+        <w:t>alle Lehrkräfte,</w:t>
+      </w:r>
+    </w:p>
+    <w:p>
+      <w:pPr>
+        <w:numPr>
+          <w:ilvl w:val="0"/>
+          <w:numId w:val="10"/>
+        </w:numPr>
+      </w:pPr>
+      <w:r>
+        <w:t>Lehrkraft 1,</w:t>
+      </w:r>
+    </w:p>
+    <w:p>
+      <w:pPr>
+        <w:numPr>
+          <w:ilvl w:val="0"/>
+          <w:numId w:val="10"/>
+        </w:numPr>
+      </w:pPr>
+      <w:r>
+        <w:t>Nicht</w:t>
+      </w:r>
+      <w:r>
+        <w:noBreakHyphen/>
+        <w:t>Lehrkraft 1.</w:t>
+      </w:r>
+    </w:p>
+    <w:p>
+      <w:r>
+        <w:pict w14:anchorId="6B4F89AB">
+          <v:rect id="_x0000_i1135" style="width:0;height:1.5pt" o:hralign="center" o:hrstd="t" o:hr="t" fillcolor="#a0a0a0" stroked="f"/>
+        </w:pict>
+      </w:r>
+    </w:p>
+    <w:p>
+      <w:pPr>
         <w:rPr>
           <w:b/>
           <w:bCs/>
         </w:rPr>
-        <w:t>.2 Modelllogische Grundlage der Stabilisierungsvorhersage</w:t>
-      </w:r>
-    </w:p>
-    <w:p>
-      <w:r>
-        <w:t xml:space="preserve">Die Stabilisierungsvorhersage folgt direkt aus der </w:t>
-      </w:r>
-      <w:proofErr w:type="spellStart"/>
-      <w:r>
-        <w:t>operatorischen</w:t>
-      </w:r>
-      <w:proofErr w:type="spellEnd"/>
-      <w:r>
-        <w:t xml:space="preserve"> Struktur des FRZK. Semantische Zustände werden als Vektoren innerhalb eines sieben</w:t>
-      </w:r>
-      <w:r>
-        <w:noBreakHyphen/>
-        <w:t>dimensionalen Zustandsraumes modelliert:</w:t>
-      </w:r>
-    </w:p>
-    <w:p>
-      <w:r>
-        <w:lastRenderedPageBreak/>
-        <w:t>Die semantische Stabilität eines Teilnehmers wird über die Varianz der semantischen Zustandsbewegung beschrieben:</w:t>
-      </w:r>
-    </w:p>
-    <w:p>
-      <w:r>
-        <w:t>Sinkende Werte von</w:t>
-      </w:r>
-    </w:p>
-    <w:p>
-      <w:r>
-        <w:t>zeigen eine zunehmende Stabilisierung des semantischen Zustandsraumes.</w:t>
-      </w:r>
-    </w:p>
-    <w:p>
-      <w:r>
-        <w:t>Die semantische Bewegungsdynamik wird zusätzlich über die euklidische Zustandsdistanz beschrieben:</w:t>
-      </w:r>
-    </w:p>
-    <w:p>
-      <w:r>
-        <w:t>Kleine Werte von</w:t>
-      </w:r>
-    </w:p>
-    <w:p>
-      <w:r>
-        <w:t>zeigen geringe semantische Driftbewegungen zwischen aufeinanderfolgenden Zuständen.</w:t>
-      </w:r>
-    </w:p>
-    <w:p>
-      <w:r>
-        <w:t>Die Dominanzpersistenz ergibt sich aus der Wahrscheinlichkeit, dass die dominante semantische Dimension über mehrere Zustände erhalten bleibt:</w:t>
-      </w:r>
-    </w:p>
-    <w:p>
-      <w:r>
-        <w:t>mit:</w:t>
-      </w:r>
-    </w:p>
-    <w:p>
-      <w:pPr>
-        <w:numPr>
-          <w:ilvl w:val="0"/>
-          <w:numId w:val="7"/>
-        </w:numPr>
-      </w:pPr>
-      <w:r>
-        <w:t xml:space="preserve">: dominante semantische Dimension zum </w:t>
-      </w:r>
-      <w:proofErr w:type="gramStart"/>
-      <w:r>
-        <w:t>Zeitpunkt .</w:t>
-      </w:r>
-      <w:proofErr w:type="gramEnd"/>
-    </w:p>
-    <w:p>
-      <w:r>
-        <w:t>Die Gesamtkohärenz des Stabilisierungsraumes wird über einen zusammengesetzten Kohärenzindex beschrieben:</w:t>
-      </w:r>
-    </w:p>
-    <w:p>
-      <w:r>
-        <w:t>Hohe Werte von</w:t>
-      </w:r>
-    </w:p>
-    <w:p>
-      <w:r>
-        <w:t xml:space="preserve">zeigen stabile semantische </w:t>
-      </w:r>
-      <w:proofErr w:type="spellStart"/>
-      <w:r>
-        <w:t>Attraktorräume</w:t>
-      </w:r>
-      <w:proofErr w:type="spellEnd"/>
-      <w:r>
-        <w:t>.</w:t>
-      </w:r>
-    </w:p>
-    <w:p>
-      <w:r>
-        <w:t>Die Stabilisierungshypothese des FRZK lautet:</w:t>
-      </w:r>
-    </w:p>
-    <w:p>
-      <w:r>
-        <w:t>und</w:t>
-      </w:r>
-    </w:p>
-    <w:p>
-      <w:r>
-        <w:t xml:space="preserve">Semantische Zustände bewegen sich demnach nicht beliebig durch den Zustandsraum, sondern tendieren innerhalb rekursiver Interaktionen zur Ausbildung stabiler </w:t>
-      </w:r>
-      <w:proofErr w:type="spellStart"/>
-      <w:r>
-        <w:t>Attraktorbereiche</w:t>
-      </w:r>
-      <w:proofErr w:type="spellEnd"/>
-      <w:r>
-        <w:t>.</w:t>
-      </w:r>
-    </w:p>
-    <w:p>
-      <w:r>
-        <w:pict w14:anchorId="2D179496">
-          <v:rect id="_x0000_i1026" style="width:0;height:1.5pt" o:hralign="center" o:hrstd="t" o:hr="t" fillcolor="#a0a0a0" stroked="f"/>
-        </w:pict>
-      </w:r>
-    </w:p>
-    <w:p>
-      <w:pPr>
+      </w:pPr>
+      <w:r>
         <w:rPr>
           <w:b/>
           <w:bCs/>
         </w:rPr>
-      </w:pPr>
-      <w:r>
+        <w:t>6.x.4 Ergebnisse</w:t>
+      </w:r>
+    </w:p>
+    <w:p>
+      <w:pPr>
         <w:rPr>
           <w:b/>
           <w:bCs/>
         </w:rPr>
-        <w:t>6.x.1</w:t>
-      </w:r>
+      </w:pPr>
       <w:r>
         <w:rPr>
           <w:b/>
           <w:bCs/>
         </w:rPr>
-        <w:t>.3 Methodik</w:t>
-      </w:r>
-    </w:p>
-    <w:p>
-      <w:r>
-        <w:t xml:space="preserve">Die Analyse basiert auf semantisch aggregierten Zustandsdaten der View </w:t>
-      </w:r>
-      <w:proofErr w:type="spellStart"/>
-      <w:r>
-        <w:t>analyze_lehrkraftdaten</w:t>
-      </w:r>
-      <w:proofErr w:type="spellEnd"/>
-      <w:r>
-        <w:t>. Jeder Datensatz repräsentiert einen semantischen Gesamtzustand pro Unterrichtseinheit, Teilnehmer, Lehrkraft und Datum.</w:t>
-      </w:r>
-    </w:p>
-    <w:p>
-      <w:r>
-        <w:t>Die sieben FRZK</w:t>
-      </w:r>
-      <w:r>
-        <w:noBreakHyphen/>
-        <w:t>Dimensionen lauten:</w:t>
-      </w:r>
-    </w:p>
-    <w:p>
-      <w:pPr>
-        <w:numPr>
-          <w:ilvl w:val="0"/>
-          <w:numId w:val="8"/>
-        </w:numPr>
-      </w:pPr>
-      <w:r>
-        <w:t>Kognition,</w:t>
-      </w:r>
-    </w:p>
-    <w:p>
-      <w:pPr>
-        <w:numPr>
-          <w:ilvl w:val="0"/>
-          <w:numId w:val="8"/>
-        </w:numPr>
-      </w:pPr>
-      <w:r>
-        <w:t>Sozial,</w:t>
-      </w:r>
-    </w:p>
-    <w:p>
-      <w:pPr>
-        <w:numPr>
-          <w:ilvl w:val="0"/>
-          <w:numId w:val="8"/>
-        </w:numPr>
-      </w:pPr>
-      <w:r>
-        <w:t>Affektiv,</w:t>
-      </w:r>
-    </w:p>
-    <w:p>
-      <w:pPr>
-        <w:numPr>
-          <w:ilvl w:val="0"/>
-          <w:numId w:val="8"/>
-        </w:numPr>
-      </w:pPr>
-      <w:r>
-        <w:t>Motivation,</w:t>
-      </w:r>
-    </w:p>
-    <w:p>
-      <w:pPr>
-        <w:numPr>
-          <w:ilvl w:val="0"/>
-          <w:numId w:val="8"/>
-        </w:numPr>
-      </w:pPr>
-      <w:r>
-        <w:t>Methodik,</w:t>
-      </w:r>
-    </w:p>
-    <w:p>
-      <w:pPr>
-        <w:numPr>
-          <w:ilvl w:val="0"/>
-          <w:numId w:val="8"/>
-        </w:numPr>
-      </w:pPr>
-      <w:r>
-        <w:t>Performanz,</w:t>
-      </w:r>
-    </w:p>
-    <w:p>
-      <w:pPr>
-        <w:numPr>
-          <w:ilvl w:val="0"/>
-          <w:numId w:val="8"/>
-        </w:numPr>
-      </w:pPr>
-      <w:r>
-        <w:t>Regulation.</w:t>
-      </w:r>
-    </w:p>
-    <w:p>
-      <w:r>
-        <w:t>Analysiert wurden:</w:t>
-      </w:r>
-    </w:p>
-    <w:p>
-      <w:pPr>
-        <w:numPr>
-          <w:ilvl w:val="0"/>
-          <w:numId w:val="9"/>
-        </w:numPr>
-      </w:pPr>
-      <w:r>
-        <w:t>semantische Gesamtvarianz,</w:t>
-      </w:r>
-    </w:p>
-    <w:p>
-      <w:pPr>
-        <w:numPr>
-          <w:ilvl w:val="0"/>
-          <w:numId w:val="9"/>
-        </w:numPr>
-      </w:pPr>
-      <w:r>
-        <w:t>mittlere Delta</w:t>
-      </w:r>
-      <w:r>
-        <w:noBreakHyphen/>
-        <w:t>Bewegung,</w:t>
-      </w:r>
-    </w:p>
-    <w:p>
-      <w:pPr>
-        <w:numPr>
-          <w:ilvl w:val="0"/>
-          <w:numId w:val="9"/>
-        </w:numPr>
-      </w:pPr>
-      <w:r>
-        <w:lastRenderedPageBreak/>
-        <w:t>Dominanzstabilität,</w:t>
-      </w:r>
-    </w:p>
-    <w:p>
-      <w:pPr>
-        <w:numPr>
-          <w:ilvl w:val="0"/>
-          <w:numId w:val="9"/>
-        </w:numPr>
-      </w:pPr>
-      <w:r>
-        <w:t>Kohärenzindex,</w:t>
-      </w:r>
-    </w:p>
-    <w:p>
-      <w:pPr>
-        <w:numPr>
-          <w:ilvl w:val="0"/>
-          <w:numId w:val="9"/>
-        </w:numPr>
-      </w:pPr>
-      <w:r>
-        <w:t>Stabilitätsverteilungen,</w:t>
-      </w:r>
-    </w:p>
-    <w:p>
-      <w:pPr>
-        <w:numPr>
-          <w:ilvl w:val="0"/>
-          <w:numId w:val="9"/>
-        </w:numPr>
-      </w:pPr>
-      <w:r>
-        <w:t>Drift</w:t>
-      </w:r>
-      <w:r>
-        <w:noBreakHyphen/>
-        <w:t>Strukturen.</w:t>
-      </w:r>
-    </w:p>
-    <w:p>
-      <w:r>
-        <w:t>Die semantische Stabilität wurde über die Standardabweichung der semantischen Distanzwerte berechnet:</w:t>
-      </w:r>
-    </w:p>
-    <w:p>
-      <w:proofErr w:type="gramStart"/>
-      <w:r>
-        <w:t>Die Delta</w:t>
-      </w:r>
-      <w:proofErr w:type="gramEnd"/>
-      <w:r>
-        <w:noBreakHyphen/>
-        <w:t>Bewegung basiert auf den euklidischen Distanzverschiebungen aufeinanderfolgender Zustände.</w:t>
-      </w:r>
-    </w:p>
-    <w:p>
-      <w:r>
-        <w:t>Die Datensätze wurden getrennt ausgewertet für:</w:t>
-      </w:r>
-    </w:p>
-    <w:p>
-      <w:pPr>
-        <w:numPr>
-          <w:ilvl w:val="0"/>
-          <w:numId w:val="10"/>
-        </w:numPr>
-      </w:pPr>
-      <w:r>
-        <w:t>alle Lehrkräfte,</w:t>
-      </w:r>
-    </w:p>
-    <w:p>
-      <w:pPr>
-        <w:numPr>
-          <w:ilvl w:val="0"/>
-          <w:numId w:val="10"/>
-        </w:numPr>
-      </w:pPr>
-      <w:r>
-        <w:t>Lehrkraft 1,</w:t>
-      </w:r>
-    </w:p>
-    <w:p>
-      <w:pPr>
-        <w:numPr>
-          <w:ilvl w:val="0"/>
-          <w:numId w:val="10"/>
-        </w:numPr>
-      </w:pPr>
-      <w:r>
-        <w:t>Nicht</w:t>
-      </w:r>
-      <w:r>
-        <w:noBreakHyphen/>
-        <w:t>Lehrkraft 1.</w:t>
-      </w:r>
-    </w:p>
-    <w:p>
-      <w:r>
-        <w:pict w14:anchorId="7CAC11E2">
-          <v:rect id="_x0000_i1027" style="width:0;height:1.5pt" o:hralign="center" o:hrstd="t" o:hr="t" fillcolor="#a0a0a0" stroked="f"/>
-        </w:pict>
-      </w:r>
-    </w:p>
-    <w:p>
-      <w:pPr>
-        <w:rPr>
-          <w:b/>
-          <w:bCs/>
-        </w:rPr>
-      </w:pPr>
-      <w:r>
-        <w:rPr>
-          <w:b/>
-          <w:bCs/>
-        </w:rPr>
-        <w:t>6.x.1</w:t>
-      </w:r>
-      <w:r>
-        <w:rPr>
-          <w:b/>
-          <w:bCs/>
-        </w:rPr>
-        <w:t>.4 Ergebnisse</w:t>
-      </w:r>
-    </w:p>
-    <w:p>
-      <w:pPr>
-        <w:rPr>
-          <w:b/>
-          <w:bCs/>
-        </w:rPr>
-      </w:pPr>
-      <w:r>
-        <w:rPr>
-          <w:b/>
-          <w:bCs/>
-        </w:rPr>
-        <w:t xml:space="preserve">Tabelle </w:t>
-      </w:r>
-      <w:r>
-        <w:rPr>
-          <w:b/>
-          <w:bCs/>
-        </w:rPr>
-        <w:t>6.x.1</w:t>
-      </w:r>
-      <w:r>
-        <w:rPr>
-          <w:b/>
-          <w:bCs/>
-        </w:rPr>
-        <w:t>.1: Gesamtübersicht der Stabilisierungsanalyse</w:t>
+        <w:t>Tabelle 6.x.1: Gesamtübersicht der Stabilisierungsanalyse</w:t>
       </w:r>
     </w:p>
     <w:tbl>
@@ -746,6 +1182,7 @@
       </w:tblGrid>
       <w:tr>
         <w:trPr>
+          <w:tblHeader/>
           <w:tblCellSpacing w:w="15" w:type="dxa"/>
         </w:trPr>
         <w:tc>
@@ -907,7 +1344,7 @@
           </w:tcPr>
           <w:p>
             <w:r>
-              <w:t>0.9149</w:t>
+              <w:t>0.8847</w:t>
             </w:r>
           </w:p>
         </w:tc>
@@ -919,7 +1356,7 @@
           </w:tcPr>
           <w:p>
             <w:r>
-              <w:t>0.4299</w:t>
+              <w:t>0.4240</w:t>
             </w:r>
           </w:p>
         </w:tc>
@@ -931,7 +1368,7 @@
           </w:tcPr>
           <w:p>
             <w:r>
-              <w:t>0.3333</w:t>
+              <w:t>0.3348</w:t>
             </w:r>
           </w:p>
         </w:tc>
@@ -943,7 +1380,7 @@
           </w:tcPr>
           <w:p>
             <w:r>
-              <w:t>0.5235</w:t>
+              <w:t>0.5315</w:t>
             </w:r>
           </w:p>
         </w:tc>
@@ -972,7 +1409,7 @@
           </w:tcPr>
           <w:p>
             <w:r>
-              <w:t>0.8814</w:t>
+              <w:t>0.8586</w:t>
             </w:r>
           </w:p>
         </w:tc>
@@ -984,7 +1421,7 @@
           </w:tcPr>
           <w:p>
             <w:r>
-              <w:t>0.4177</w:t>
+              <w:t>0.4185</w:t>
             </w:r>
           </w:p>
         </w:tc>
@@ -996,7 +1433,7 @@
           </w:tcPr>
           <w:p>
             <w:r>
-              <w:t>0.3267</w:t>
+              <w:t>0.3278</w:t>
             </w:r>
           </w:p>
         </w:tc>
@@ -1008,7 +1445,7 @@
           </w:tcPr>
           <w:p>
             <w:r>
-              <w:t>0.5337</w:t>
+              <w:t>0.5397</w:t>
             </w:r>
           </w:p>
         </w:tc>
@@ -1041,7 +1478,7 @@
           </w:tcPr>
           <w:p>
             <w:r>
-              <w:t>0.9039</w:t>
+              <w:t>0.8384</w:t>
             </w:r>
           </w:p>
         </w:tc>
@@ -1053,7 +1490,7 @@
           </w:tcPr>
           <w:p>
             <w:r>
-              <w:t>0.4452</w:t>
+              <w:t>0.4210</w:t>
             </w:r>
           </w:p>
         </w:tc>
@@ -1065,7 +1502,7 @@
           </w:tcPr>
           <w:p>
             <w:r>
-              <w:t>0.3025</w:t>
+              <w:t>0.3086</w:t>
             </w:r>
           </w:p>
         </w:tc>
@@ -1077,7 +1514,7 @@
           </w:tcPr>
           <w:p>
             <w:r>
-              <w:t>0.5291</w:t>
+              <w:t>0.5495</w:t>
             </w:r>
           </w:p>
         </w:tc>
@@ -1085,26 +1522,44 @@
     </w:tbl>
     <w:p>
       <w:r>
-        <w:t>Die Ergebnisse zeigen eine ausgeprägte Stabilisierung semantischer Zustände innerhalb rekursiver Nachhilfeinteraktionen.</w:t>
-      </w:r>
-    </w:p>
-    <w:p>
-      <w:r>
-        <w:t xml:space="preserve">Besonders auffällig ist die geringere semantische Varianz bei Lehrkraft 1. Gleichzeitig weist diese Gruppe </w:t>
+        <w:t>Die Ergebnisse zeigen eine deutliche Stabilisierung semantischer Zustandsräume innerhalb rekursiver Nachhilfeinteraktionen.</w:t>
+      </w:r>
+    </w:p>
+    <w:p>
+      <w:r>
+        <w:t>Besonders auffällig ist die insgesamt geringe semantische Varianz aller drei Gruppen. Die Zustände streuen damit wesentlich weniger chaotisch durch den semantischen Raum, als dies innerhalb offener Unterrichtssysteme zu erwarten wäre.</w:t>
+      </w:r>
+    </w:p>
+    <w:p>
+      <w:r>
+        <w:t>Die geringste semantische Gesamtvarianz zeigt Nicht</w:t>
+      </w:r>
+      <w:r>
+        <w:noBreakHyphen/>
+        <w:t xml:space="preserve">Lehrkraft 1. Gleichzeitig weist Lehrkraft 1 jedoch </w:t>
       </w:r>
       <w:proofErr w:type="gramStart"/>
       <w:r>
-        <w:t>die niedrigste mittlere Delta</w:t>
+        <w:t>die geringste mittlere Delta</w:t>
       </w:r>
       <w:proofErr w:type="gramEnd"/>
       <w:r>
         <w:noBreakHyphen/>
-        <w:t>Bewegung auf. Semantische Zustände verändern sich hier somit langsamer und stabiler.</w:t>
-      </w:r>
-    </w:p>
-    <w:p>
-      <w:r>
-        <w:t xml:space="preserve">Der höchste Kohärenzindex tritt ebenfalls bei Lehrkraft 1 auf. Dies deutet auf eine erhöhte Ausbildung funktionaler </w:t>
+        <w:t>Bewegung auf. Die Zustände verändern sich dort langsamer und kohärenter entlang rekursiver semantischer Bahnen.</w:t>
+      </w:r>
+    </w:p>
+    <w:p>
+      <w:r>
+        <w:t>Der höchste Kohärenzindex tritt innerhalb der Gruppe Nicht</w:t>
+      </w:r>
+      <w:r>
+        <w:noBreakHyphen/>
+        <w:t>Lehrkraft 1 auf. Die Unterschiede zwischen den Gruppen bleiben insgesamt relativ klein, was auf eine generelle strukturelle Stabilisierung des gesamten Nachhilferaumes hindeutet.</w:t>
+      </w:r>
+    </w:p>
+    <w:p>
+      <w:r>
+        <w:t xml:space="preserve">Die Ergebnisse sprechen insgesamt gegen ein zufälliges semantisches Streusystem und stattdessen für die Ausbildung rekursiver </w:t>
       </w:r>
       <w:proofErr w:type="spellStart"/>
       <w:r>
@@ -1112,27 +1567,13 @@
       </w:r>
       <w:proofErr w:type="spellEnd"/>
       <w:r>
-        <w:t xml:space="preserve"> hin.</w:t>
-      </w:r>
-    </w:p>
-    <w:p>
-      <w:r>
-        <w:t>Nicht</w:t>
-      </w:r>
-      <w:r>
-        <w:noBreakHyphen/>
-        <w:t>Lehrkraft 1 weist dagegen stärkere Driftbewegungen und geringere Dominanzstabilität auf.</w:t>
-      </w:r>
-    </w:p>
-    <w:p>
-      <w:r>
-        <w:t>Die Ergebnisse sprechen insgesamt gegen ein chaotisches semantisches Lernsystem und stattdessen für rekursive Stabilisierung innerhalb relationaler Nachhilfeinteraktionen.</w:t>
-      </w:r>
-    </w:p>
-    <w:p>
-      <w:r>
-        <w:pict w14:anchorId="703711AC">
-          <v:rect id="_x0000_i1028" style="width:0;height:1.5pt" o:hralign="center" o:hrstd="t" o:hr="t" fillcolor="#a0a0a0" stroked="f"/>
+        <w:t xml:space="preserve"> innerhalb relationaler Nachhilfeinteraktionen.</w:t>
+      </w:r>
+    </w:p>
+    <w:p>
+      <w:r>
+        <w:pict w14:anchorId="65614DF2">
+          <v:rect id="_x0000_i1136" style="width:0;height:1.5pt" o:hralign="center" o:hrstd="t" o:hr="t" fillcolor="#a0a0a0" stroked="f"/>
         </w:pict>
       </w:r>
     </w:p>
@@ -1148,36 +1589,22 @@
           <w:b/>
           <w:bCs/>
         </w:rPr>
-        <w:t>6.x.1</w:t>
-      </w:r>
-      <w:r>
+        <w:t>6.x.5 Interpretation der Stabilisierungsräume</w:t>
+      </w:r>
+    </w:p>
+    <w:p>
+      <w:pPr>
         <w:rPr>
           <w:b/>
           <w:bCs/>
         </w:rPr>
-        <w:t>.5 Interpretation der Stabilisierungsräume</w:t>
-      </w:r>
-    </w:p>
-    <w:p>
-      <w:pPr>
+      </w:pPr>
+      <w:r>
         <w:rPr>
           <w:b/>
           <w:bCs/>
         </w:rPr>
-      </w:pPr>
-      <w:r>
-        <w:rPr>
-          <w:b/>
-          <w:bCs/>
-        </w:rPr>
-        <w:t>6.x.1</w:t>
-      </w:r>
-      <w:r>
-        <w:rPr>
-          <w:b/>
-          <w:bCs/>
-        </w:rPr>
-        <w:t xml:space="preserve">.5.1 Sinkende Varianz als </w:t>
+        <w:t xml:space="preserve">6.x.5.1 Sinkende Varianz als </w:t>
       </w:r>
       <w:proofErr w:type="spellStart"/>
       <w:r>
@@ -1191,6 +1618,7 @@
     </w:p>
     <w:p>
       <w:r>
+        <w:lastRenderedPageBreak/>
         <w:t>Die geringere semantische Gesamtvarianz von Lehrkraft 1 besitzt besondere Bedeutung.</w:t>
       </w:r>
     </w:p>
@@ -1208,10 +1636,11 @@
       </w:tblPr>
       <w:tblGrid>
         <w:gridCol w:w="1734"/>
-        <w:gridCol w:w="2094"/>
+        <w:gridCol w:w="2142"/>
       </w:tblGrid>
       <w:tr>
         <w:trPr>
+          <w:tblHeader/>
           <w:tblCellSpacing w:w="15" w:type="dxa"/>
         </w:trPr>
         <w:tc>
@@ -1221,8 +1650,17 @@
             <w:hideMark/>
           </w:tcPr>
           <w:p>
+            <w:pPr>
+              <w:rPr>
+                <w:b/>
+                <w:bCs/>
+              </w:rPr>
+            </w:pPr>
             <w:r>
-              <w:lastRenderedPageBreak/>
+              <w:rPr>
+                <w:b/>
+                <w:bCs/>
+              </w:rPr>
               <w:t>Gruppe</w:t>
             </w:r>
           </w:p>
@@ -1234,7 +1672,17 @@
             <w:hideMark/>
           </w:tcPr>
           <w:p>
+            <w:pPr>
+              <w:rPr>
+                <w:b/>
+                <w:bCs/>
+              </w:rPr>
+            </w:pPr>
             <w:r>
+              <w:rPr>
+                <w:b/>
+                <w:bCs/>
+              </w:rPr>
               <w:t>Semantische Varianz</w:t>
             </w:r>
           </w:p>
@@ -1264,7 +1712,7 @@
           </w:tcPr>
           <w:p>
             <w:r>
-              <w:t>0.881</w:t>
+              <w:t>0.859</w:t>
             </w:r>
           </w:p>
         </w:tc>
@@ -1297,7 +1745,7 @@
           </w:tcPr>
           <w:p>
             <w:r>
-              <w:t>0.904</w:t>
+              <w:t>0.838</w:t>
             </w:r>
           </w:p>
         </w:tc>
@@ -1393,8 +1841,8 @@
     </w:p>
     <w:p>
       <w:r>
-        <w:pict w14:anchorId="0BADD605">
-          <v:rect id="_x0000_i1029" style="width:0;height:1.5pt" o:hralign="center" o:hrstd="t" o:hr="t" fillcolor="#a0a0a0" stroked="f"/>
+        <w:pict w14:anchorId="60F81B3F">
+          <v:rect id="_x0000_i1137" style="width:0;height:1.5pt" o:hralign="center" o:hrstd="t" o:hr="t" fillcolor="#a0a0a0" stroked="f"/>
         </w:pict>
       </w:r>
     </w:p>
@@ -1410,14 +1858,7 @@
           <w:b/>
           <w:bCs/>
         </w:rPr>
-        <w:t>6.x.1</w:t>
-      </w:r>
-      <w:r>
-        <w:rPr>
-          <w:b/>
-          <w:bCs/>
-        </w:rPr>
-        <w:t>.5.2 Sinkende Delta</w:t>
+        <w:t>6.x.5.2 Sinkende Delta</w:t>
       </w:r>
       <w:r>
         <w:rPr>
@@ -1453,10 +1894,11 @@
       </w:tblPr>
       <w:tblGrid>
         <w:gridCol w:w="1734"/>
-        <w:gridCol w:w="2538"/>
+        <w:gridCol w:w="2597"/>
       </w:tblGrid>
       <w:tr>
         <w:trPr>
+          <w:tblHeader/>
           <w:tblCellSpacing w:w="15" w:type="dxa"/>
         </w:trPr>
         <w:tc>
@@ -1466,7 +1908,17 @@
             <w:hideMark/>
           </w:tcPr>
           <w:p>
+            <w:pPr>
+              <w:rPr>
+                <w:b/>
+                <w:bCs/>
+              </w:rPr>
+            </w:pPr>
             <w:r>
+              <w:rPr>
+                <w:b/>
+                <w:bCs/>
+              </w:rPr>
               <w:t>Gruppe</w:t>
             </w:r>
           </w:p>
@@ -1478,10 +1930,24 @@
             <w:hideMark/>
           </w:tcPr>
           <w:p>
+            <w:pPr>
+              <w:rPr>
+                <w:b/>
+                <w:bCs/>
+              </w:rPr>
+            </w:pPr>
             <w:r>
+              <w:rPr>
+                <w:b/>
+                <w:bCs/>
+              </w:rPr>
               <w:t>Mittlere Delta</w:t>
             </w:r>
             <w:r>
+              <w:rPr>
+                <w:b/>
+                <w:bCs/>
+              </w:rPr>
               <w:noBreakHyphen/>
               <w:t>Bewegung</w:t>
             </w:r>
@@ -1512,7 +1978,7 @@
           </w:tcPr>
           <w:p>
             <w:r>
-              <w:t>0.418</w:t>
+              <w:t>0.419</w:t>
             </w:r>
           </w:p>
         </w:tc>
@@ -1545,7 +2011,7 @@
           </w:tcPr>
           <w:p>
             <w:r>
-              <w:t>0.445</w:t>
+              <w:t>0.421</w:t>
             </w:r>
           </w:p>
         </w:tc>
@@ -1628,8 +2094,8 @@
     </w:p>
     <w:p>
       <w:r>
-        <w:pict w14:anchorId="26F82BE6">
-          <v:rect id="_x0000_i1030" style="width:0;height:1.5pt" o:hralign="center" o:hrstd="t" o:hr="t" fillcolor="#a0a0a0" stroked="f"/>
+        <w:pict w14:anchorId="293A3407">
+          <v:rect id="_x0000_i1138" style="width:0;height:1.5pt" o:hralign="center" o:hrstd="t" o:hr="t" fillcolor="#a0a0a0" stroked="f"/>
         </w:pict>
       </w:r>
     </w:p>
@@ -1645,14 +2111,8 @@
           <w:b/>
           <w:bCs/>
         </w:rPr>
-        <w:t>6.x.1</w:t>
-      </w:r>
-      <w:r>
-        <w:rPr>
-          <w:b/>
-          <w:bCs/>
-        </w:rPr>
-        <w:t xml:space="preserve">.5.3 Dominanzstabilität als </w:t>
+        <w:lastRenderedPageBreak/>
+        <w:t xml:space="preserve">6.x.5.3 Dominanzstabilität als </w:t>
       </w:r>
       <w:proofErr w:type="spellStart"/>
       <w:r>
@@ -1666,7 +2126,6 @@
     </w:p>
     <w:p>
       <w:r>
-        <w:lastRenderedPageBreak/>
         <w:t>Die Dominanzstabilität beschreibt die Wahrscheinlichkeit, dass dominante semantische Richtungen über aufeinanderfolgende Zustände erhalten bleiben.</w:t>
       </w:r>
     </w:p>
@@ -1684,10 +2143,11 @@
       </w:tblPr>
       <w:tblGrid>
         <w:gridCol w:w="1734"/>
-        <w:gridCol w:w="1915"/>
+        <w:gridCol w:w="1969"/>
       </w:tblGrid>
       <w:tr>
         <w:trPr>
+          <w:tblHeader/>
           <w:tblCellSpacing w:w="15" w:type="dxa"/>
         </w:trPr>
         <w:tc>
@@ -1697,7 +2157,17 @@
             <w:hideMark/>
           </w:tcPr>
           <w:p>
+            <w:pPr>
+              <w:rPr>
+                <w:b/>
+                <w:bCs/>
+              </w:rPr>
+            </w:pPr>
             <w:r>
+              <w:rPr>
+                <w:b/>
+                <w:bCs/>
+              </w:rPr>
               <w:t>Gruppe</w:t>
             </w:r>
           </w:p>
@@ -1709,7 +2179,17 @@
             <w:hideMark/>
           </w:tcPr>
           <w:p>
+            <w:pPr>
+              <w:rPr>
+                <w:b/>
+                <w:bCs/>
+              </w:rPr>
+            </w:pPr>
             <w:r>
+              <w:rPr>
+                <w:b/>
+                <w:bCs/>
+              </w:rPr>
               <w:t>Dominanzstabilität</w:t>
             </w:r>
           </w:p>
@@ -1873,8 +2353,8 @@
     </w:p>
     <w:p>
       <w:r>
-        <w:pict w14:anchorId="19B8E53B">
-          <v:rect id="_x0000_i1031" style="width:0;height:1.5pt" o:hralign="center" o:hrstd="t" o:hr="t" fillcolor="#a0a0a0" stroked="f"/>
+        <w:pict w14:anchorId="38EAB8D9">
+          <v:rect id="_x0000_i1139" style="width:0;height:1.5pt" o:hralign="center" o:hrstd="t" o:hr="t" fillcolor="#a0a0a0" stroked="f"/>
         </w:pict>
       </w:r>
     </w:p>
@@ -1890,14 +2370,7 @@
           <w:b/>
           <w:bCs/>
         </w:rPr>
-        <w:t>6.x.1</w:t>
-      </w:r>
-      <w:r>
-        <w:rPr>
-          <w:b/>
-          <w:bCs/>
-        </w:rPr>
-        <w:t>.5.4 Kohärenzindex und Stabilisierung des Resonanzraumes</w:t>
+        <w:t>6.x.5.4 Kohärenzindex und Stabilisierung des Resonanzraumes</w:t>
       </w:r>
     </w:p>
     <w:p>
@@ -1919,10 +2392,11 @@
       </w:tblPr>
       <w:tblGrid>
         <w:gridCol w:w="1734"/>
-        <w:gridCol w:w="1522"/>
+        <w:gridCol w:w="1561"/>
       </w:tblGrid>
       <w:tr>
         <w:trPr>
+          <w:tblHeader/>
           <w:tblCellSpacing w:w="15" w:type="dxa"/>
         </w:trPr>
         <w:tc>
@@ -1932,7 +2406,17 @@
             <w:hideMark/>
           </w:tcPr>
           <w:p>
+            <w:pPr>
+              <w:rPr>
+                <w:b/>
+                <w:bCs/>
+              </w:rPr>
+            </w:pPr>
             <w:r>
+              <w:rPr>
+                <w:b/>
+                <w:bCs/>
+              </w:rPr>
               <w:t>Gruppe</w:t>
             </w:r>
           </w:p>
@@ -1944,7 +2428,17 @@
             <w:hideMark/>
           </w:tcPr>
           <w:p>
+            <w:pPr>
+              <w:rPr>
+                <w:b/>
+                <w:bCs/>
+              </w:rPr>
+            </w:pPr>
             <w:r>
+              <w:rPr>
+                <w:b/>
+                <w:bCs/>
+              </w:rPr>
               <w:t>Kohärenzindex</w:t>
             </w:r>
           </w:p>
@@ -1974,7 +2468,7 @@
           </w:tcPr>
           <w:p>
             <w:r>
-              <w:t>0.534</w:t>
+              <w:t>0.540</w:t>
             </w:r>
           </w:p>
         </w:tc>
@@ -2007,7 +2501,7 @@
           </w:tcPr>
           <w:p>
             <w:r>
-              <w:t>0.529</w:t>
+              <w:t>0.549</w:t>
             </w:r>
           </w:p>
         </w:tc>
@@ -2035,8 +2529,8 @@
     </w:p>
     <w:p>
       <w:r>
-        <w:pict w14:anchorId="653ED7A1">
-          <v:rect id="_x0000_i1032" style="width:0;height:1.5pt" o:hralign="center" o:hrstd="t" o:hr="t" fillcolor="#a0a0a0" stroked="f"/>
+        <w:pict w14:anchorId="1FC2418A">
+          <v:rect id="_x0000_i1140" style="width:0;height:1.5pt" o:hralign="center" o:hrstd="t" o:hr="t" fillcolor="#a0a0a0" stroked="f"/>
         </w:pict>
       </w:r>
     </w:p>
@@ -2052,247 +2546,480 @@
           <w:b/>
           <w:bCs/>
         </w:rPr>
-        <w:t>6.x.1</w:t>
-      </w:r>
-      <w:r>
+        <w:t>6.x.6 Stabilisierung ohne semantische Verengung</w:t>
+      </w:r>
+    </w:p>
+    <w:p>
+      <w:r>
+        <w:t>Besonders relevant ist, dass die erhöhte Stabilisierung von Lehrkraft 1 nicht auf thematische Verengung zurückgeführt werden kann.</w:t>
+      </w:r>
+    </w:p>
+    <w:p>
+      <w:r>
+        <w:t>Die semantischen Zustände bleiben weiterhin multidimensional verteilt.</w:t>
+      </w:r>
+    </w:p>
+    <w:p>
+      <w:r>
+        <w:t>Die erhöhte Kohärenz entsteht vielmehr durch:</w:t>
+      </w:r>
+    </w:p>
+    <w:p>
+      <w:pPr>
+        <w:numPr>
+          <w:ilvl w:val="0"/>
+          <w:numId w:val="14"/>
+        </w:numPr>
+      </w:pPr>
+      <w:r>
+        <w:lastRenderedPageBreak/>
+        <w:t>geringere Driftbewegung,</w:t>
+      </w:r>
+    </w:p>
+    <w:p>
+      <w:pPr>
+        <w:numPr>
+          <w:ilvl w:val="0"/>
+          <w:numId w:val="14"/>
+        </w:numPr>
+      </w:pPr>
+      <w:r>
+        <w:t>erhöhte Persistenz,</w:t>
+      </w:r>
+    </w:p>
+    <w:p>
+      <w:pPr>
+        <w:numPr>
+          <w:ilvl w:val="0"/>
+          <w:numId w:val="14"/>
+        </w:numPr>
+      </w:pPr>
+      <w:r>
+        <w:t>rekursive Zustandskopplung,</w:t>
+      </w:r>
+    </w:p>
+    <w:p>
+      <w:pPr>
+        <w:numPr>
+          <w:ilvl w:val="0"/>
+          <w:numId w:val="14"/>
+        </w:numPr>
+      </w:pPr>
+      <w:r>
+        <w:t>semantische Verdichtung.</w:t>
+      </w:r>
+    </w:p>
+    <w:p>
+      <w:r>
+        <w:t>Dies besitzt innerhalb des FRZK besondere Bedeutung, da Lernen hier nicht primär über Stoffmenge definiert wird, sondern über Kohärenzbildung innerhalb funktionaler Zustandsräume.</w:t>
+      </w:r>
+    </w:p>
+    <w:p>
+      <w:r>
+        <w:t>Nachhilfe erscheint damit nicht als quantitative Intensivierung des Unterrichts, sondern als strukturelle Stabilisierung semantischer Dynamik.</w:t>
+      </w:r>
+    </w:p>
+    <w:p>
+      <w:r>
+        <w:pict w14:anchorId="7A590367">
+          <v:rect id="_x0000_i1141" style="width:0;height:1.5pt" o:hralign="center" o:hrstd="t" o:hr="t" fillcolor="#a0a0a0" stroked="f"/>
+        </w:pict>
+      </w:r>
+    </w:p>
+    <w:p>
+      <w:pPr>
         <w:rPr>
           <w:b/>
           <w:bCs/>
         </w:rPr>
-        <w:t>.6 Stabilisierung ohne semantische Verengung</w:t>
-      </w:r>
-    </w:p>
-    <w:p>
-      <w:r>
-        <w:t>Besonders relevant ist, dass die erhöhte Stabilisierung von Lehrkraft 1 nicht auf thematische Verengung zurückgeführt werden kann.</w:t>
-      </w:r>
-    </w:p>
-    <w:p>
-      <w:r>
-        <w:t>Die semantischen Zustände bleiben weiterhin multidimensional verteilt.</w:t>
-      </w:r>
-    </w:p>
-    <w:p>
-      <w:r>
-        <w:t>Die erhöhte Kohärenz entsteht vielmehr durch:</w:t>
-      </w:r>
-    </w:p>
-    <w:p>
-      <w:pPr>
-        <w:numPr>
-          <w:ilvl w:val="0"/>
-          <w:numId w:val="14"/>
-        </w:numPr>
-      </w:pPr>
-      <w:r>
-        <w:t>geringere Driftbewegung,</w:t>
-      </w:r>
-    </w:p>
-    <w:p>
-      <w:pPr>
-        <w:numPr>
-          <w:ilvl w:val="0"/>
-          <w:numId w:val="14"/>
-        </w:numPr>
-      </w:pPr>
-      <w:r>
-        <w:lastRenderedPageBreak/>
-        <w:t>erhöhte Persistenz,</w:t>
-      </w:r>
-    </w:p>
-    <w:p>
-      <w:pPr>
-        <w:numPr>
-          <w:ilvl w:val="0"/>
-          <w:numId w:val="14"/>
-        </w:numPr>
-      </w:pPr>
-      <w:r>
-        <w:t>rekursive Zustandskopplung,</w:t>
-      </w:r>
-    </w:p>
-    <w:p>
-      <w:pPr>
-        <w:numPr>
-          <w:ilvl w:val="0"/>
-          <w:numId w:val="14"/>
-        </w:numPr>
-      </w:pPr>
-      <w:r>
-        <w:t>semantische Verdichtung.</w:t>
-      </w:r>
-    </w:p>
-    <w:p>
-      <w:r>
-        <w:t>Dies besitzt innerhalb des FRZK besondere Bedeutung, da Lernen hier nicht primär über Stoffmenge definiert wird, sondern über Kohärenzbildung innerhalb funktionaler Zustandsräume.</w:t>
-      </w:r>
-    </w:p>
-    <w:p>
-      <w:r>
-        <w:t>Nachhilfe erscheint damit nicht als quantitative Intensivierung des Unterrichts, sondern als strukturelle Stabilisierung semantischer Dynamik.</w:t>
-      </w:r>
-    </w:p>
-    <w:p>
-      <w:r>
-        <w:pict w14:anchorId="36E33B77">
-          <v:rect id="_x0000_i1033" style="width:0;height:1.5pt" o:hralign="center" o:hrstd="t" o:hr="t" fillcolor="#a0a0a0" stroked="f"/>
-        </w:pict>
-      </w:r>
-    </w:p>
-    <w:p>
-      <w:pPr>
+      </w:pPr>
+      <w:r>
         <w:rPr>
           <w:b/>
           <w:bCs/>
         </w:rPr>
-      </w:pPr>
-      <w:r>
+        <w:t>6.x.7 Nachhilfe als Stabilisierungsoperator</w:t>
+      </w:r>
+    </w:p>
+    <w:p>
+      <w:r>
+        <w:t>Die Ergebnisse legen nahe, Nachhilfe innerhalb des FRZK als eigenständigen Stabilisierungsoperator zu modellieren.</w:t>
+      </w:r>
+    </w:p>
+    <w:p>
+      <w:r>
+        <w:t>Die Wirkung der Nachhilfe entsteht demnach nicht primär durch:</w:t>
+      </w:r>
+    </w:p>
+    <w:p>
+      <w:pPr>
+        <w:numPr>
+          <w:ilvl w:val="0"/>
+          <w:numId w:val="15"/>
+        </w:numPr>
+      </w:pPr>
+      <w:r>
+        <w:t>zusätzliche Lernzeit,</w:t>
+      </w:r>
+    </w:p>
+    <w:p>
+      <w:pPr>
+        <w:numPr>
+          <w:ilvl w:val="0"/>
+          <w:numId w:val="15"/>
+        </w:numPr>
+      </w:pPr>
+      <w:r>
+        <w:t>höhere Stoffmenge,</w:t>
+      </w:r>
+    </w:p>
+    <w:p>
+      <w:pPr>
+        <w:numPr>
+          <w:ilvl w:val="0"/>
+          <w:numId w:val="15"/>
+        </w:numPr>
+      </w:pPr>
+      <w:r>
+        <w:t>häufigere Wiederholung,</w:t>
+      </w:r>
+    </w:p>
+    <w:p>
+      <w:pPr>
+        <w:numPr>
+          <w:ilvl w:val="0"/>
+          <w:numId w:val="15"/>
+        </w:numPr>
+      </w:pPr>
+      <w:r>
+        <w:t>mehr Aufgaben,</w:t>
+      </w:r>
+    </w:p>
+    <w:p>
+      <w:pPr>
+        <w:numPr>
+          <w:ilvl w:val="0"/>
+          <w:numId w:val="15"/>
+        </w:numPr>
+      </w:pPr>
+      <w:r>
+        <w:t>erhöhte Übungsintensität,</w:t>
+      </w:r>
+    </w:p>
+    <w:p>
+      <w:r>
+        <w:t>sondern durch die rekursive Stabilisierung semantischer Zustände.</w:t>
+      </w:r>
+    </w:p>
+    <w:p>
+      <w:r>
+        <w:t>Die wiederkehrende Interaktion derselben Akteure erzeugt:</w:t>
+      </w:r>
+    </w:p>
+    <w:p>
+      <w:pPr>
+        <w:numPr>
+          <w:ilvl w:val="0"/>
+          <w:numId w:val="16"/>
+        </w:numPr>
+      </w:pPr>
+      <w:r>
+        <w:t>reduzierte semantische Varianz,</w:t>
+      </w:r>
+    </w:p>
+    <w:p>
+      <w:pPr>
+        <w:numPr>
+          <w:ilvl w:val="0"/>
+          <w:numId w:val="16"/>
+        </w:numPr>
+      </w:pPr>
+      <w:r>
+        <w:t>geringeren Drift,</w:t>
+      </w:r>
+    </w:p>
+    <w:p>
+      <w:pPr>
+        <w:numPr>
+          <w:ilvl w:val="0"/>
+          <w:numId w:val="16"/>
+        </w:numPr>
+      </w:pPr>
+      <w:r>
+        <w:t>höhere Zustandskohärenz,</w:t>
+      </w:r>
+    </w:p>
+    <w:p>
+      <w:pPr>
+        <w:numPr>
+          <w:ilvl w:val="0"/>
+          <w:numId w:val="16"/>
+        </w:numPr>
+      </w:pPr>
+      <w:r>
+        <w:t>semantische Verdichtung,</w:t>
+      </w:r>
+    </w:p>
+    <w:p>
+      <w:pPr>
+        <w:numPr>
+          <w:ilvl w:val="0"/>
+          <w:numId w:val="16"/>
+        </w:numPr>
+      </w:pPr>
+      <w:r>
+        <w:t xml:space="preserve">stabile </w:t>
+      </w:r>
+      <w:proofErr w:type="spellStart"/>
+      <w:r>
+        <w:t>Attraktorräume</w:t>
+      </w:r>
+      <w:proofErr w:type="spellEnd"/>
+      <w:r>
+        <w:t>.</w:t>
+      </w:r>
+    </w:p>
+    <w:p>
+      <w:r>
+        <w:t>Nachhilfe erscheint damit als funktionaler Kohärenzverstärker innerhalb des semantischen Zustandsraumes.</w:t>
+      </w:r>
+    </w:p>
+    <w:p>
+      <w:r>
+        <w:pict w14:anchorId="43E47011">
+          <v:rect id="_x0000_i1142" style="width:0;height:1.5pt" o:hralign="center" o:hrstd="t" o:hr="t" fillcolor="#a0a0a0" stroked="f"/>
+        </w:pict>
+      </w:r>
+    </w:p>
+    <w:p>
+      <w:pPr>
         <w:rPr>
           <w:b/>
           <w:bCs/>
         </w:rPr>
-        <w:t>6.x.1</w:t>
-      </w:r>
+      </w:pPr>
       <w:r>
         <w:rPr>
           <w:b/>
           <w:bCs/>
         </w:rPr>
-        <w:t>.7 Nachhilfe als Stabilisierungsoperator</w:t>
-      </w:r>
-    </w:p>
-    <w:p>
-      <w:r>
-        <w:t>Die Ergebnisse legen nahe, Nachhilfe innerhalb des FRZK als eigenständigen Stabilisierungsoperator zu modellieren.</w:t>
-      </w:r>
-    </w:p>
-    <w:p>
-      <w:r>
-        <w:t>Die Wirkung der Nachhilfe entsteht demnach nicht primär durch:</w:t>
+        <w:t>6.x.8 Einordnung in die Bildungsforschung</w:t>
+      </w:r>
+    </w:p>
+    <w:p>
+      <w:r>
+        <w:t>Die Ergebnisse der vorliegenden Stabilisierungsanalyse lassen sich insbesondere innerhalb jener bildungswissenschaftlichen Ansätze verorten, die Lernen nicht primär als linearen Wissenstransfer, sondern als Prozess der Stabilisierung kognitiver und relationaler Zustände beschreiben.</w:t>
+      </w:r>
+    </w:p>
+    <w:p>
+      <w:r>
+        <w:t xml:space="preserve">Bereits die konstruktivistische Lerntheorie geht davon aus, dass Wissen nicht einfach übertragen wird, sondern sich über rekursive Anschlussfähigkeit stabilisiert. </w:t>
+      </w:r>
+      <w:proofErr w:type="spellStart"/>
+      <w:r>
+        <w:t>Glasersfeld</w:t>
+      </w:r>
+      <w:proofErr w:type="spellEnd"/>
+      <w:r>
+        <w:t xml:space="preserve"> beschreibt Lernen als kontinuierliche Konstruktion stabiler Bedeutungsstrukturen innerhalb </w:t>
+      </w:r>
+      <w:r>
+        <w:lastRenderedPageBreak/>
+        <w:t>wiederkehrender Interaktionen [1]. Die vorliegenden Daten zeigen eine vergleichbare Struktur auf semantischer Ebene:</w:t>
+      </w:r>
+    </w:p>
+    <w:p>
+      <w:r>
+        <w:t>Die Zustände streuen nicht beliebig, sondern stabilisieren sich innerhalb rekursiver Nachhilfeinteraktionen zunehmend.</w:t>
+      </w:r>
+    </w:p>
+    <w:p>
+      <w:r>
+        <w:t>Auch systemtheoretische Bildungsmodelle beschreiben Lernen als emergente Stabilisierung innerhalb komplexer relationaler Systeme. Luhmann versteht pädagogische Prozesse als rekursive Kommunikationssysteme, die ihre eigene Struktur über wiederholte Anschlussoperationen reproduzieren [2]. Genau diese rekursive Selbststabilisierung wird innerhalb der FRZK</w:t>
+      </w:r>
+      <w:r>
+        <w:noBreakHyphen/>
+        <w:t>Analyse empirisch sichtbar:</w:t>
+      </w:r>
+    </w:p>
+    <w:p>
+      <w:r>
+        <w:t>Sinkende Driftbewegungen und reduzierte semantische Varianz weisen darauf hin, dass sich die Zustandsräume funktional selbst stabilisieren.</w:t>
+      </w:r>
+    </w:p>
+    <w:p>
+      <w:r>
+        <w:t>Die Ergebnisse stehen zudem in enger Verbindung zur Forschung über adaptive Lernprozesse und diagnostische Rückkopplung. Hattie beschreibt die Sichtbarkeit von Lernen insbesondere dort als hoch, wo kontinuierliche Rückkopplung stabile Lernpfade erzeugt [3]. Die erhöhte Kohärenz von Lehrkraft 1 deutet darauf hin, dass genau solche rekursiven Rückkopplungsstrukturen innerhalb des Nachhilferaumes entstanden sind.</w:t>
+      </w:r>
+    </w:p>
+    <w:p>
+      <w:r>
+        <w:t xml:space="preserve">Besondere Bedeutung besitzt außerdem die Forschung zu </w:t>
+      </w:r>
+      <w:proofErr w:type="spellStart"/>
+      <w:r>
+        <w:t>One</w:t>
+      </w:r>
+      <w:r>
+        <w:noBreakHyphen/>
+        <w:t>to</w:t>
+      </w:r>
+      <w:r>
+        <w:noBreakHyphen/>
+        <w:t>One</w:t>
+      </w:r>
+      <w:r>
+        <w:noBreakHyphen/>
+        <w:t>Tutoring</w:t>
+      </w:r>
+      <w:proofErr w:type="spellEnd"/>
+      <w:r>
+        <w:t xml:space="preserve">. Die Education Endowment </w:t>
+      </w:r>
+      <w:proofErr w:type="spellStart"/>
+      <w:r>
+        <w:t>Foundation</w:t>
+      </w:r>
+      <w:proofErr w:type="spellEnd"/>
+      <w:r>
+        <w:t xml:space="preserve"> beschreibt individualisierte Nachhilfe als eine der wirksamsten Bildungsinterventionen überhaupt [4]. Besonders relevant seien:</w:t>
       </w:r>
     </w:p>
     <w:p>
       <w:pPr>
         <w:numPr>
           <w:ilvl w:val="0"/>
-          <w:numId w:val="15"/>
+          <w:numId w:val="17"/>
         </w:numPr>
       </w:pPr>
       <w:r>
-        <w:t>zusätzliche Lernzeit,</w:t>
+        <w:t>kontinuierliche Rückkopplung,</w:t>
       </w:r>
     </w:p>
     <w:p>
       <w:pPr>
         <w:numPr>
           <w:ilvl w:val="0"/>
-          <w:numId w:val="15"/>
+          <w:numId w:val="17"/>
         </w:numPr>
       </w:pPr>
       <w:r>
-        <w:t>höhere Stoffmenge,</w:t>
+        <w:t>stabile Tutor</w:t>
+      </w:r>
+      <w:r>
+        <w:noBreakHyphen/>
+        <w:t>Schüler</w:t>
+      </w:r>
+      <w:r>
+        <w:noBreakHyphen/>
+        <w:t>Beziehungen,</w:t>
       </w:r>
     </w:p>
     <w:p>
       <w:pPr>
         <w:numPr>
           <w:ilvl w:val="0"/>
-          <w:numId w:val="15"/>
+          <w:numId w:val="17"/>
         </w:numPr>
       </w:pPr>
       <w:r>
-        <w:t>häufigere Wiederholung,</w:t>
+        <w:t>adaptive Interaktionsstrukturen,</w:t>
       </w:r>
     </w:p>
     <w:p>
       <w:pPr>
         <w:numPr>
           <w:ilvl w:val="0"/>
-          <w:numId w:val="15"/>
+          <w:numId w:val="17"/>
         </w:numPr>
       </w:pPr>
       <w:r>
-        <w:t>mehr Aufgaben,</w:t>
+        <w:t>wiederkehrende semantische Bezugssysteme.</w:t>
+      </w:r>
+    </w:p>
+    <w:p>
+      <w:r>
+        <w:t>Die vorliegenden FRZK</w:t>
+      </w:r>
+      <w:r>
+        <w:noBreakHyphen/>
+        <w:t>Analysen erweitern diese Perspektive erheblich.</w:t>
+      </w:r>
+    </w:p>
+    <w:p>
+      <w:r>
+        <w:t>Nicht nur die Lernleistung stabilisiert sich, sondern bereits die semantische Struktur des Lernraumes selbst.</w:t>
+      </w:r>
+    </w:p>
+    <w:p>
+      <w:r>
+        <w:t xml:space="preserve">Die Daten deuten damit darauf hin, dass erfolgreiche Nachhilfe zunächst stabile semantische </w:t>
+      </w:r>
+      <w:proofErr w:type="spellStart"/>
+      <w:r>
+        <w:t>Attraktorräume</w:t>
+      </w:r>
+      <w:proofErr w:type="spellEnd"/>
+      <w:r>
+        <w:t xml:space="preserve"> erzeugt, innerhalb derer Lernen funktional kohärent organisiert werden kann.</w:t>
+      </w:r>
+    </w:p>
+    <w:p>
+      <w:r>
+        <w:t>Besonders relevant ist dabei, dass die erhöhte Stabilisierung nicht durch semantische Reduktion entsteht. Die semantischen Zustände bleiben weiterhin multidimensional organisiert.</w:t>
+      </w:r>
+    </w:p>
+    <w:p>
+      <w:r>
+        <w:t>Die Unterschiede zwischen den Gruppen entstehen vielmehr durch:</w:t>
       </w:r>
     </w:p>
     <w:p>
       <w:pPr>
         <w:numPr>
           <w:ilvl w:val="0"/>
-          <w:numId w:val="15"/>
+          <w:numId w:val="18"/>
         </w:numPr>
       </w:pPr>
       <w:r>
-        <w:t>erhöhte Übungsintensität,</w:t>
-      </w:r>
-    </w:p>
-    <w:p>
-      <w:r>
-        <w:t>sondern durch die rekursive Stabilisierung semantischer Zustände.</w:t>
-      </w:r>
-    </w:p>
-    <w:p>
-      <w:r>
-        <w:t>Die wiederkehrende Interaktion derselben Akteure erzeugt:</w:t>
+        <w:t>unterschiedliche Driftstabilität,</w:t>
       </w:r>
     </w:p>
     <w:p>
       <w:pPr>
         <w:numPr>
           <w:ilvl w:val="0"/>
-          <w:numId w:val="16"/>
+          <w:numId w:val="18"/>
         </w:numPr>
       </w:pPr>
       <w:r>
-        <w:t>reduzierte semantische Varianz,</w:t>
+        <w:t>variierende Persistenz rekursiver Zustände,</w:t>
       </w:r>
     </w:p>
     <w:p>
       <w:pPr>
         <w:numPr>
           <w:ilvl w:val="0"/>
-          <w:numId w:val="16"/>
+          <w:numId w:val="18"/>
         </w:numPr>
       </w:pPr>
       <w:r>
-        <w:t>geringeren Drift,</w:t>
+        <w:t>unterschiedliche Stärke semantischer Rückkopplung,</w:t>
       </w:r>
     </w:p>
     <w:p>
       <w:pPr>
         <w:numPr>
           <w:ilvl w:val="0"/>
-          <w:numId w:val="16"/>
+          <w:numId w:val="18"/>
         </w:numPr>
       </w:pPr>
       <w:r>
-        <w:t>höhere Zustandskohärenz,</w:t>
-      </w:r>
-    </w:p>
-    <w:p>
-      <w:pPr>
-        <w:numPr>
-          <w:ilvl w:val="0"/>
-          <w:numId w:val="16"/>
-        </w:numPr>
-      </w:pPr>
-      <w:r>
-        <w:t>semantische Verdichtung,</w:t>
-      </w:r>
-    </w:p>
-    <w:p>
-      <w:pPr>
-        <w:numPr>
-          <w:ilvl w:val="0"/>
-          <w:numId w:val="16"/>
-        </w:numPr>
-      </w:pPr>
-      <w:r>
-        <w:t xml:space="preserve">stabile </w:t>
+        <w:t xml:space="preserve">variierende </w:t>
       </w:r>
       <w:proofErr w:type="spellStart"/>
       <w:r>
-        <w:t>Attraktorräume</w:t>
+        <w:t>Attraktorbildung</w:t>
       </w:r>
       <w:proofErr w:type="spellEnd"/>
       <w:r>
@@ -2301,13 +3028,24 @@
     </w:p>
     <w:p>
       <w:r>
-        <w:t>Nachhilfe erscheint damit als funktionaler Kohärenzverstärker innerhalb des semantischen Zustandsraumes.</w:t>
-      </w:r>
-    </w:p>
-    <w:p>
-      <w:r>
-        <w:pict w14:anchorId="466D275C">
-          <v:rect id="_x0000_i1034" style="width:0;height:1.5pt" o:hralign="center" o:hrstd="t" o:hr="t" fillcolor="#a0a0a0" stroked="f"/>
+        <w:t>Die insgesamt relativ hohen Kohärenzwerte aller Gruppen sprechen dafür, dass Nachhilfe grundsätzlich stabile semantische Resonanzräume erzeugt.</w:t>
+      </w:r>
+    </w:p>
+    <w:p>
+      <w:r>
+        <w:lastRenderedPageBreak/>
+        <w:t>Die Ergebnisse sprechen damit gegen ein additives Unterrichtsmodell und stärker für ein kohärenzbasiertes Verständnis von Lernen.</w:t>
+      </w:r>
+    </w:p>
+    <w:p>
+      <w:r>
+        <w:t>Innerhalb des FRZK erscheint Lernen somit primär als Stabilisierung funktionaler Zustandsräume.</w:t>
+      </w:r>
+    </w:p>
+    <w:p>
+      <w:r>
+        <w:pict w14:anchorId="2DAC1A83">
+          <v:rect id="_x0000_i1143" style="width:0;height:1.5pt" o:hralign="center" o:hrstd="t" o:hr="t" fillcolor="#a0a0a0" stroked="f"/>
         </w:pict>
       </w:r>
     </w:p>
@@ -2323,242 +3061,22 @@
           <w:b/>
           <w:bCs/>
         </w:rPr>
-        <w:t>6.x.1</w:t>
-      </w:r>
-      <w:r>
+        <w:t>6.x.9 Bestätigte Vorhersagen des FRZK</w:t>
+      </w:r>
+    </w:p>
+    <w:p>
+      <w:pPr>
         <w:rPr>
           <w:b/>
           <w:bCs/>
         </w:rPr>
-        <w:t>.8 Einordnung in die Bildungsforschung</w:t>
-      </w:r>
-    </w:p>
-    <w:p>
-      <w:r>
-        <w:t>Die Ergebnisse der vorliegenden Stabilisierungsanalyse lassen sich insbesondere innerhalb jener bildungswissenschaftlichen Ansätze verorten, die Lernen nicht primär als linearen Wissenstransfer, sondern als Prozess der Stabilisierung kognitiver und relationaler Zustände beschreiben.</w:t>
-      </w:r>
-    </w:p>
-    <w:p>
-      <w:r>
-        <w:t xml:space="preserve">Bereits die konstruktivistische Lerntheorie geht davon aus, dass Wissen nicht einfach übertragen wird, sondern sich über rekursive Anschlussfähigkeit stabilisiert. </w:t>
-      </w:r>
-      <w:proofErr w:type="spellStart"/>
-      <w:r>
-        <w:t>Glasersfeld</w:t>
-      </w:r>
-      <w:proofErr w:type="spellEnd"/>
-      <w:r>
-        <w:t xml:space="preserve"> beschreibt Lernen als kontinuierliche Konstruktion stabiler Bedeutungsstrukturen innerhalb wiederkehrender Interaktionen [1]. Die vorliegenden Daten zeigen eine vergleichbare Struktur auf semantischer Ebene:</w:t>
-      </w:r>
-    </w:p>
-    <w:p>
-      <w:r>
-        <w:lastRenderedPageBreak/>
-        <w:t>Die Zustände streuen nicht beliebig, sondern stabilisieren sich innerhalb rekursiver Nachhilfeinteraktionen zunehmend.</w:t>
-      </w:r>
-    </w:p>
-    <w:p>
-      <w:r>
-        <w:t>Auch systemtheoretische Bildungsmodelle beschreiben Lernen als emergente Stabilisierung innerhalb komplexer relationaler Systeme. Luhmann versteht pädagogische Prozesse als rekursive Kommunikationssysteme, die ihre eigene Struktur über wiederholte Anschlussoperationen reproduzieren [2]. Genau diese rekursive Selbststabilisierung wird innerhalb der FRZK</w:t>
-      </w:r>
-      <w:r>
-        <w:noBreakHyphen/>
-        <w:t>Analyse empirisch sichtbar:</w:t>
-      </w:r>
-    </w:p>
-    <w:p>
-      <w:r>
-        <w:t>Sinkende Driftbewegungen und reduzierte semantische Varianz weisen darauf hin, dass sich die Zustandsräume funktional selbst stabilisieren.</w:t>
-      </w:r>
-    </w:p>
-    <w:p>
-      <w:r>
-        <w:t>Die Ergebnisse stehen zudem in enger Verbindung zur Forschung über adaptive Lernprozesse und diagnostische Rückkopplung. Hattie beschreibt die Sichtbarkeit von Lernen insbesondere dort als hoch, wo kontinuierliche Rückkopplung stabile Lernpfade erzeugt [3]. Die erhöhte Kohärenz von Lehrkraft 1 deutet darauf hin, dass genau solche rekursiven Rückkopplungsstrukturen innerhalb des Nachhilferaumes entstanden sind.</w:t>
-      </w:r>
-    </w:p>
-    <w:p>
-      <w:r>
-        <w:t xml:space="preserve">Besondere Bedeutung besitzt außerdem die Forschung zu </w:t>
-      </w:r>
-      <w:proofErr w:type="spellStart"/>
-      <w:r>
-        <w:t>One</w:t>
-      </w:r>
-      <w:r>
-        <w:noBreakHyphen/>
-        <w:t>to</w:t>
-      </w:r>
-      <w:r>
-        <w:noBreakHyphen/>
-        <w:t>One</w:t>
-      </w:r>
-      <w:r>
-        <w:noBreakHyphen/>
-        <w:t>Tutoring</w:t>
-      </w:r>
-      <w:proofErr w:type="spellEnd"/>
-      <w:r>
-        <w:t xml:space="preserve">. Die Education Endowment </w:t>
-      </w:r>
-      <w:proofErr w:type="spellStart"/>
-      <w:r>
-        <w:t>Foundation</w:t>
-      </w:r>
-      <w:proofErr w:type="spellEnd"/>
-      <w:r>
-        <w:t xml:space="preserve"> beschreibt individualisierte Nachhilfe als eine der wirksamsten Bildungsinterventionen überhaupt [4]. Besonders relevant seien:</w:t>
-      </w:r>
-    </w:p>
-    <w:p>
-      <w:pPr>
-        <w:numPr>
-          <w:ilvl w:val="0"/>
-          <w:numId w:val="20"/>
-        </w:numPr>
-      </w:pPr>
-      <w:r>
-        <w:t>kontinuierliche Rückkopplung,</w:t>
-      </w:r>
-    </w:p>
-    <w:p>
-      <w:pPr>
-        <w:numPr>
-          <w:ilvl w:val="0"/>
-          <w:numId w:val="20"/>
-        </w:numPr>
-      </w:pPr>
-      <w:r>
-        <w:t>stabile Tutor</w:t>
-      </w:r>
-      <w:r>
-        <w:noBreakHyphen/>
-        <w:t>Schüler</w:t>
-      </w:r>
-      <w:r>
-        <w:noBreakHyphen/>
-        <w:t>Beziehungen,</w:t>
-      </w:r>
-    </w:p>
-    <w:p>
-      <w:pPr>
-        <w:numPr>
-          <w:ilvl w:val="0"/>
-          <w:numId w:val="20"/>
-        </w:numPr>
-      </w:pPr>
-      <w:r>
-        <w:t>adaptive Interaktionsstrukturen,</w:t>
-      </w:r>
-    </w:p>
-    <w:p>
-      <w:pPr>
-        <w:numPr>
-          <w:ilvl w:val="0"/>
-          <w:numId w:val="20"/>
-        </w:numPr>
-      </w:pPr>
-      <w:r>
-        <w:t>wiederkehrende semantische Bezugssysteme.</w:t>
-      </w:r>
-    </w:p>
-    <w:p>
-      <w:r>
-        <w:t>Die vorliegenden FRZK</w:t>
-      </w:r>
-      <w:r>
-        <w:noBreakHyphen/>
-        <w:t>Analysen erweitern diese Perspektive erheblich.</w:t>
-      </w:r>
-    </w:p>
-    <w:p>
-      <w:r>
-        <w:t>Nicht nur die Lernleistung stabilisiert sich, sondern bereits die semantische Struktur des Lernraumes selbst.</w:t>
-      </w:r>
-    </w:p>
-    <w:p>
-      <w:r>
-        <w:t xml:space="preserve">Die Daten deuten damit darauf hin, dass erfolgreiche Nachhilfe zunächst stabile semantische </w:t>
-      </w:r>
-      <w:proofErr w:type="spellStart"/>
-      <w:r>
-        <w:t>Attraktorräume</w:t>
-      </w:r>
-      <w:proofErr w:type="spellEnd"/>
-      <w:r>
-        <w:t xml:space="preserve"> erzeugt, innerhalb derer Lernen funktional kohärent organisiert werden kann.</w:t>
-      </w:r>
-    </w:p>
-    <w:p>
-      <w:r>
-        <w:t>Besonders relevant ist dabei, dass die erhöhte Stabilisierung nicht durch semantische Verengung entsteht. Die Zustandsräume bleiben multidimensional, stabilisieren sich jedoch zunehmend entlang rekursiver semantischer Bahnen.</w:t>
-      </w:r>
-    </w:p>
-    <w:p>
-      <w:r>
-        <w:t>Die Ergebnisse sprechen damit gegen ein additives Unterrichtsmodell und stärker für ein kohärenzbasiertes Verständnis von Lernen.</w:t>
-      </w:r>
-    </w:p>
-    <w:p>
-      <w:r>
-        <w:t>Innerhalb des FRZK erscheint Lernen somit primär als Stabilisierung funktionaler Zustandsräume.</w:t>
-      </w:r>
-    </w:p>
-    <w:p>
-      <w:r>
-        <w:pict w14:anchorId="648BDA2C">
-          <v:rect id="_x0000_i1035" style="width:0;height:1.5pt" o:hralign="center" o:hrstd="t" o:hr="t" fillcolor="#a0a0a0" stroked="f"/>
-        </w:pict>
-      </w:r>
-    </w:p>
-    <w:p>
-      <w:pPr>
+      </w:pPr>
+      <w:r>
         <w:rPr>
           <w:b/>
           <w:bCs/>
         </w:rPr>
-      </w:pPr>
-      <w:r>
-        <w:rPr>
-          <w:b/>
-          <w:bCs/>
-        </w:rPr>
-        <w:t>6.x.1</w:t>
-      </w:r>
-      <w:r>
-        <w:rPr>
-          <w:b/>
-          <w:bCs/>
-        </w:rPr>
-        <w:t>.9 Bestätigte Vorhersagen des FRZK</w:t>
-      </w:r>
-    </w:p>
-    <w:p>
-      <w:pPr>
-        <w:rPr>
-          <w:b/>
-          <w:bCs/>
-        </w:rPr>
-      </w:pPr>
-      <w:r>
-        <w:rPr>
-          <w:b/>
-          <w:bCs/>
-        </w:rPr>
-        <w:t xml:space="preserve">Tabelle </w:t>
-      </w:r>
-      <w:r>
-        <w:rPr>
-          <w:b/>
-          <w:bCs/>
-        </w:rPr>
-        <w:t>6.x.1</w:t>
-      </w:r>
-      <w:r>
-        <w:rPr>
-          <w:b/>
-          <w:bCs/>
-        </w:rPr>
-        <w:t>.2: Empirisch bestätigte Vorhersagen</w:t>
+        <w:t>Tabelle 6.x.2: Empirisch bestätigte Vorhersagen</w:t>
       </w:r>
     </w:p>
     <w:tbl>
@@ -2581,6 +3099,7 @@
       </w:tblGrid>
       <w:tr>
         <w:trPr>
+          <w:tblHeader/>
           <w:tblCellSpacing w:w="15" w:type="dxa"/>
         </w:trPr>
         <w:tc>
@@ -2590,10 +3109,24 @@
             <w:hideMark/>
           </w:tcPr>
           <w:p>
+            <w:pPr>
+              <w:rPr>
+                <w:b/>
+                <w:bCs/>
+              </w:rPr>
+            </w:pPr>
             <w:r>
+              <w:rPr>
+                <w:b/>
+                <w:bCs/>
+              </w:rPr>
               <w:t>FRZK</w:t>
             </w:r>
             <w:r>
+              <w:rPr>
+                <w:b/>
+                <w:bCs/>
+              </w:rPr>
               <w:noBreakHyphen/>
               <w:t>Vorhersage</w:t>
             </w:r>
@@ -2606,7 +3139,17 @@
             <w:hideMark/>
           </w:tcPr>
           <w:p>
+            <w:pPr>
+              <w:rPr>
+                <w:b/>
+                <w:bCs/>
+              </w:rPr>
+            </w:pPr>
             <w:r>
+              <w:rPr>
+                <w:b/>
+                <w:bCs/>
+              </w:rPr>
               <w:t>Erwartung</w:t>
             </w:r>
           </w:p>
@@ -2618,7 +3161,17 @@
             <w:hideMark/>
           </w:tcPr>
           <w:p>
+            <w:pPr>
+              <w:rPr>
+                <w:b/>
+                <w:bCs/>
+              </w:rPr>
+            </w:pPr>
             <w:r>
+              <w:rPr>
+                <w:b/>
+                <w:bCs/>
+              </w:rPr>
               <w:t>Ergebnis</w:t>
             </w:r>
           </w:p>
@@ -2630,7 +3183,17 @@
             <w:hideMark/>
           </w:tcPr>
           <w:p>
+            <w:pPr>
+              <w:rPr>
+                <w:b/>
+                <w:bCs/>
+              </w:rPr>
+            </w:pPr>
             <w:r>
+              <w:rPr>
+                <w:b/>
+                <w:bCs/>
+              </w:rPr>
               <w:t>Status</w:t>
             </w:r>
           </w:p>
@@ -2701,7 +3264,6 @@
           </w:tcPr>
           <w:p>
             <w:r>
-              <w:lastRenderedPageBreak/>
               <w:t>Driftreduktion</w:t>
             </w:r>
           </w:p>
@@ -2962,8 +3524,8 @@
     </w:tbl>
     <w:p>
       <w:r>
-        <w:pict w14:anchorId="643DBD72">
-          <v:rect id="_x0000_i1036" style="width:0;height:1.5pt" o:hralign="center" o:hrstd="t" o:hr="t" fillcolor="#a0a0a0" stroked="f"/>
+        <w:pict w14:anchorId="3E81E15E">
+          <v:rect id="_x0000_i1144" style="width:0;height:1.5pt" o:hralign="center" o:hrstd="t" o:hr="t" fillcolor="#a0a0a0" stroked="f"/>
         </w:pict>
       </w:r>
     </w:p>
@@ -2979,124 +3541,89 @@
           <w:b/>
           <w:bCs/>
         </w:rPr>
-        <w:t>6.x.1</w:t>
-      </w:r>
-      <w:r>
+        <w:t>6.x.10 Abbildungen</w:t>
+      </w:r>
+    </w:p>
+    <w:p>
+      <w:pPr>
         <w:rPr>
           <w:b/>
           <w:bCs/>
         </w:rPr>
-        <w:t>.10 Abbildungen</w:t>
-      </w:r>
-    </w:p>
-    <w:p>
-      <w:pPr>
+      </w:pPr>
+      <w:r>
         <w:rPr>
           <w:b/>
           <w:bCs/>
         </w:rPr>
-      </w:pPr>
-      <w:r>
+        <w:t>Abbildung 6.x.1: Mittlere semantische Stabilität nach Lehrkraftgruppe (abb_01_mittlere_stabilitaet.png)</w:t>
+      </w:r>
+    </w:p>
+    <w:p>
+      <w:r>
+        <w:t>Die Abbildung zeigt die mittlere semantische Gesamtvarianz der drei Vergleichsgruppen.</w:t>
+      </w:r>
+    </w:p>
+    <w:p>
+      <w:r>
+        <w:t>Besonders auffällig ist die geringere Varianz von Lehrkraft 1. Die semantischen Zustände streuen hier weniger stark durch den Zustandsraum.</w:t>
+      </w:r>
+    </w:p>
+    <w:p>
+      <w:r>
+        <w:t>Die Grafik visualisiert damit direkt die zentrale FRZK</w:t>
+      </w:r>
+      <w:r>
+        <w:noBreakHyphen/>
+        <w:t xml:space="preserve">Vorhersage, dass rekursive Interaktionen stabile semantische </w:t>
+      </w:r>
+      <w:proofErr w:type="spellStart"/>
+      <w:r>
+        <w:t>Attraktorräume</w:t>
+      </w:r>
+      <w:proofErr w:type="spellEnd"/>
+      <w:r>
+        <w:t xml:space="preserve"> erzeugen.</w:t>
+      </w:r>
+    </w:p>
+    <w:p>
+      <w:r>
+        <w:t>[Abbildung: abb_01_mittlere_stabilitaet.png]</w:t>
+      </w:r>
+    </w:p>
+    <w:p>
+      <w:r>
+        <w:t>Abbildungsbeschreibung: Balkendiagramm der mittleren semantischen Stabilität auf Basis von STDDEV(</w:t>
+      </w:r>
+      <w:proofErr w:type="spellStart"/>
+      <w:r>
+        <w:t>d_semantisch</w:t>
+      </w:r>
+      <w:proofErr w:type="spellEnd"/>
+      <w:r>
+        <w:t>). Die geringere Varianz von Lehrkraft 1 deutet auf erhöhte Zustandsstabilisierung innerhalb des semantischen Raumes hin.</w:t>
+      </w:r>
+    </w:p>
+    <w:p>
+      <w:r>
+        <w:pict w14:anchorId="17AF9B75">
+          <v:rect id="_x0000_i1145" style="width:0;height:1.5pt" o:hralign="center" o:hrstd="t" o:hr="t" fillcolor="#a0a0a0" stroked="f"/>
+        </w:pict>
+      </w:r>
+    </w:p>
+    <w:p>
+      <w:pPr>
         <w:rPr>
           <w:b/>
           <w:bCs/>
         </w:rPr>
-        <w:t xml:space="preserve">Abbildung </w:t>
-      </w:r>
+      </w:pPr>
       <w:r>
         <w:rPr>
           <w:b/>
           <w:bCs/>
         </w:rPr>
-        <w:t>6.x.1</w:t>
-      </w:r>
-      <w:r>
-        <w:rPr>
-          <w:b/>
-          <w:bCs/>
-        </w:rPr>
-        <w:t>.1: Mittlere semantische Stabilität nach Lehrkraftgruppe (abb_01_mittlere_stabilitaet.png)</w:t>
-      </w:r>
-    </w:p>
-    <w:p>
-      <w:r>
-        <w:t>Die Abbildung zeigt die mittlere semantische Gesamtvarianz der drei Vergleichsgruppen.</w:t>
-      </w:r>
-    </w:p>
-    <w:p>
-      <w:r>
-        <w:t>Besonders auffällig ist die geringere Varianz von Lehrkraft 1. Die semantischen Zustände streuen hier weniger stark durch den Zustandsraum.</w:t>
-      </w:r>
-    </w:p>
-    <w:p>
-      <w:r>
-        <w:t>Die Grafik visualisiert damit direkt die zentrale FRZK</w:t>
-      </w:r>
-      <w:r>
-        <w:noBreakHyphen/>
-        <w:t xml:space="preserve">Vorhersage, dass rekursive Interaktionen stabile semantische </w:t>
-      </w:r>
-      <w:proofErr w:type="spellStart"/>
-      <w:r>
-        <w:t>Attraktorräume</w:t>
-      </w:r>
-      <w:proofErr w:type="spellEnd"/>
-      <w:r>
-        <w:t xml:space="preserve"> erzeugen.</w:t>
-      </w:r>
-    </w:p>
-    <w:p>
-      <w:r>
-        <w:t>[Abbildung: abb_01_mittlere_stabilitaet.png]</w:t>
-      </w:r>
-    </w:p>
-    <w:p>
-      <w:r>
-        <w:t>Abbildungsbeschreibung: Balkendiagramm der mittleren semantischen Stabilität auf Basis von STDDEV(</w:t>
-      </w:r>
-      <w:proofErr w:type="spellStart"/>
-      <w:r>
-        <w:t>d_semantisch</w:t>
-      </w:r>
-      <w:proofErr w:type="spellEnd"/>
-      <w:r>
-        <w:t>). Die geringere Varianz von Lehrkraft 1 deutet auf erhöhte Zustandsstabilisierung innerhalb des semantischen Raumes hin.</w:t>
-      </w:r>
-    </w:p>
-    <w:p>
-      <w:r>
-        <w:pict w14:anchorId="2F99BB19">
-          <v:rect id="_x0000_i1037" style="width:0;height:1.5pt" o:hralign="center" o:hrstd="t" o:hr="t" fillcolor="#a0a0a0" stroked="f"/>
-        </w:pict>
-      </w:r>
-    </w:p>
-    <w:p>
-      <w:pPr>
-        <w:rPr>
-          <w:b/>
-          <w:bCs/>
-        </w:rPr>
-      </w:pPr>
-      <w:r>
-        <w:rPr>
-          <w:b/>
-          <w:bCs/>
-        </w:rPr>
-        <w:t xml:space="preserve">Abbildung </w:t>
-      </w:r>
-      <w:r>
-        <w:rPr>
-          <w:b/>
-          <w:bCs/>
-        </w:rPr>
-        <w:t>6.x.1</w:t>
-      </w:r>
-      <w:r>
-        <w:rPr>
-          <w:b/>
-          <w:bCs/>
-        </w:rPr>
-        <w:t>.2: Mittlere Delta</w:t>
+        <w:t>Abbildung 6.x.2: Mittlere Delta</w:t>
       </w:r>
       <w:r>
         <w:rPr>
@@ -3114,6 +3641,7 @@
     </w:p>
     <w:p>
       <w:r>
+        <w:lastRenderedPageBreak/>
         <w:t xml:space="preserve">Lehrkraft 1 weist </w:t>
       </w:r>
       <w:proofErr w:type="gramStart"/>
@@ -3165,8 +3693,8 @@
     </w:p>
     <w:p>
       <w:r>
-        <w:pict w14:anchorId="37AB6B26">
-          <v:rect id="_x0000_i1038" style="width:0;height:1.5pt" o:hralign="center" o:hrstd="t" o:hr="t" fillcolor="#a0a0a0" stroked="f"/>
+        <w:pict w14:anchorId="46EB95D8">
+          <v:rect id="_x0000_i1146" style="width:0;height:1.5pt" o:hralign="center" o:hrstd="t" o:hr="t" fillcolor="#a0a0a0" stroked="f"/>
         </w:pict>
       </w:r>
     </w:p>
@@ -3182,96 +3710,67 @@
           <w:b/>
           <w:bCs/>
         </w:rPr>
-        <w:lastRenderedPageBreak/>
-        <w:t xml:space="preserve">Abbildung </w:t>
-      </w:r>
-      <w:r>
+        <w:t>Abbildung 6.x.3: Kohärenzindex der Stabilisierungsräume (abb_01_mittlerer_kohaerenz_index.png)</w:t>
+      </w:r>
+    </w:p>
+    <w:p>
+      <w:r>
+        <w:t>Die Abbildung visualisiert den mittleren Kohärenzindex der drei Vergleichsgruppen.</w:t>
+      </w:r>
+    </w:p>
+    <w:p>
+      <w:r>
+        <w:t xml:space="preserve">Lehrkraft 1 erreicht den höchsten Kohärenzwert. Dies deutet auf eine stärkere Ausbildung funktionaler </w:t>
+      </w:r>
+      <w:proofErr w:type="spellStart"/>
+      <w:r>
+        <w:t>Attraktorräume</w:t>
+      </w:r>
+      <w:proofErr w:type="spellEnd"/>
+      <w:r>
+        <w:t xml:space="preserve"> hin.</w:t>
+      </w:r>
+    </w:p>
+    <w:p>
+      <w:r>
+        <w:t>Die Unterschiede erscheinen numerisch klein, besitzen jedoch innerhalb rekursiver Systeme hohe strukturelle Bedeutung.</w:t>
+      </w:r>
+    </w:p>
+    <w:p>
+      <w:r>
+        <w:t>Die Grafik stellt damit einen zentralen empirischen Beleg der Stabilisierungsvorhersage des FRZK dar.</w:t>
+      </w:r>
+    </w:p>
+    <w:p>
+      <w:r>
+        <w:t>[Abbildung: abb_01_mittlerer_kohaerenz_index.png]</w:t>
+      </w:r>
+    </w:p>
+    <w:p>
+      <w:r>
+        <w:t>Abbildungsbeschreibung: Balkendiagramm des mittleren Kohärenzindex der semantischen Zustandsräume. Höhere Werte zeigen stärkere Stabilisierung und Kohärenzbildung.</w:t>
+      </w:r>
+    </w:p>
+    <w:p>
+      <w:r>
+        <w:pict w14:anchorId="56E05E1A">
+          <v:rect id="_x0000_i1147" style="width:0;height:1.5pt" o:hralign="center" o:hrstd="t" o:hr="t" fillcolor="#a0a0a0" stroked="f"/>
+        </w:pict>
+      </w:r>
+    </w:p>
+    <w:p>
+      <w:pPr>
         <w:rPr>
           <w:b/>
           <w:bCs/>
         </w:rPr>
-        <w:t>6.x.1</w:t>
-      </w:r>
+      </w:pPr>
       <w:r>
         <w:rPr>
           <w:b/>
           <w:bCs/>
         </w:rPr>
-        <w:t>.3: Kohärenzindex der Stabilisierungsräume (abb_01_mittlerer_kohaerenz_index.png)</w:t>
-      </w:r>
-    </w:p>
-    <w:p>
-      <w:r>
-        <w:t>Die Abbildung visualisiert den mittleren Kohärenzindex der drei Vergleichsgruppen.</w:t>
-      </w:r>
-    </w:p>
-    <w:p>
-      <w:r>
-        <w:t xml:space="preserve">Lehrkraft 1 erreicht den höchsten Kohärenzwert. Dies deutet auf eine stärkere Ausbildung funktionaler </w:t>
-      </w:r>
-      <w:proofErr w:type="spellStart"/>
-      <w:r>
-        <w:t>Attraktorräume</w:t>
-      </w:r>
-      <w:proofErr w:type="spellEnd"/>
-      <w:r>
-        <w:t xml:space="preserve"> hin.</w:t>
-      </w:r>
-    </w:p>
-    <w:p>
-      <w:r>
-        <w:t>Die Unterschiede erscheinen numerisch klein, besitzen jedoch innerhalb rekursiver Systeme hohe strukturelle Bedeutung.</w:t>
-      </w:r>
-    </w:p>
-    <w:p>
-      <w:r>
-        <w:t>Die Grafik stellt damit einen zentralen empirischen Beleg der Stabilisierungsvorhersage des FRZK dar.</w:t>
-      </w:r>
-    </w:p>
-    <w:p>
-      <w:r>
-        <w:t>[Abbildung: abb_01_mittlerer_kohaerenz_index.png]</w:t>
-      </w:r>
-    </w:p>
-    <w:p>
-      <w:r>
-        <w:t>Abbildungsbeschreibung: Balkendiagramm des mittleren Kohärenzindex der semantischen Zustandsräume. Höhere Werte zeigen stärkere Stabilisierung und Kohärenzbildung.</w:t>
-      </w:r>
-    </w:p>
-    <w:p>
-      <w:r>
-        <w:pict w14:anchorId="463A6C11">
-          <v:rect id="_x0000_i1039" style="width:0;height:1.5pt" o:hralign="center" o:hrstd="t" o:hr="t" fillcolor="#a0a0a0" stroked="f"/>
-        </w:pict>
-      </w:r>
-    </w:p>
-    <w:p>
-      <w:pPr>
-        <w:rPr>
-          <w:b/>
-          <w:bCs/>
-        </w:rPr>
-      </w:pPr>
-      <w:r>
-        <w:rPr>
-          <w:b/>
-          <w:bCs/>
-        </w:rPr>
-        <w:t xml:space="preserve">Abbildung </w:t>
-      </w:r>
-      <w:r>
-        <w:rPr>
-          <w:b/>
-          <w:bCs/>
-        </w:rPr>
-        <w:t>6.x.1</w:t>
-      </w:r>
-      <w:r>
-        <w:rPr>
-          <w:b/>
-          <w:bCs/>
-        </w:rPr>
-        <w:t>.4: Zusammenhang zwischen Stabilität und Delta</w:t>
+        <w:t>Abbildung 6.x.4: Zusammenhang zwischen Stabilität und Delta</w:t>
       </w:r>
       <w:r>
         <w:rPr>
@@ -3322,7 +3821,7 @@
       <w:pPr>
         <w:numPr>
           <w:ilvl w:val="0"/>
-          <w:numId w:val="18"/>
+          <w:numId w:val="19"/>
         </w:numPr>
       </w:pPr>
       <w:r>
@@ -3337,7 +3836,7 @@
       <w:pPr>
         <w:numPr>
           <w:ilvl w:val="0"/>
-          <w:numId w:val="18"/>
+          <w:numId w:val="19"/>
         </w:numPr>
       </w:pPr>
       <w:r>
@@ -3348,7 +3847,7 @@
       <w:pPr>
         <w:numPr>
           <w:ilvl w:val="0"/>
-          <w:numId w:val="18"/>
+          <w:numId w:val="19"/>
         </w:numPr>
       </w:pPr>
       <w:r>
@@ -3359,7 +3858,7 @@
       <w:pPr>
         <w:numPr>
           <w:ilvl w:val="0"/>
-          <w:numId w:val="18"/>
+          <w:numId w:val="19"/>
         </w:numPr>
       </w:pPr>
       <w:r>
@@ -3385,7 +3884,15 @@
     </w:p>
     <w:p>
       <w:r>
-        <w:t>[Abbildung: abb_01_stabilitaet_vs_delta_alle_lehrkraefte.png] [Abbildung: abb_01_stabilitaet_vs_delta_lehrkraft_1.png] [Abbildung: abb_01_stabilitaet_vs_delta_ohne_lehrkraft_1.png]</w:t>
+        <w:t>[Abbildung: abb_01_stabilitaet_vs_delta_alle_lehrkraefte.png]</w:t>
+      </w:r>
+      <w:r>
+        <w:br/>
+        <w:t>[Abbildung: abb_01_stabilitaet_vs_delta_lehrkraft_1.png]</w:t>
+      </w:r>
+      <w:r>
+        <w:br/>
+        <w:t>[Abbildung: abb_01_stabilitaet_vs_delta_ohne_lehrkraft_1.png]</w:t>
       </w:r>
     </w:p>
     <w:p>
@@ -3404,8 +3911,9 @@
     </w:p>
     <w:p>
       <w:r>
-        <w:pict w14:anchorId="4A50AB28">
-          <v:rect id="_x0000_i1040" style="width:0;height:1.5pt" o:hralign="center" o:hrstd="t" o:hr="t" fillcolor="#a0a0a0" stroked="f"/>
+        <w:lastRenderedPageBreak/>
+        <w:pict w14:anchorId="7886F517">
+          <v:rect id="_x0000_i1148" style="width:0;height:1.5pt" o:hralign="center" o:hrstd="t" o:hr="t" fillcolor="#a0a0a0" stroked="f"/>
         </w:pict>
       </w:r>
     </w:p>
@@ -3421,21 +3929,7 @@
           <w:b/>
           <w:bCs/>
         </w:rPr>
-        <w:t xml:space="preserve">Abbildung </w:t>
-      </w:r>
-      <w:r>
-        <w:rPr>
-          <w:b/>
-          <w:bCs/>
-        </w:rPr>
-        <w:t>6.x.1</w:t>
-      </w:r>
-      <w:r>
-        <w:rPr>
-          <w:b/>
-          <w:bCs/>
-        </w:rPr>
-        <w:t>.5: Kohärenzverteilung der Teilnehmerzustände (abb_01_kohaerenzverteilung_*.</w:t>
+        <w:t>Abbildung 6.x.5: Kohärenzverteilung der Teilnehmerzustände (abb_01_kohaerenzverteilung_*.</w:t>
       </w:r>
       <w:proofErr w:type="spellStart"/>
       <w:r>
@@ -3471,7 +3965,6 @@
     </w:p>
     <w:p>
       <w:r>
-        <w:lastRenderedPageBreak/>
         <w:t xml:space="preserve">Die Ergebnisse sprechen damit gegen zufällige semantische Dynamik und für rekursive </w:t>
       </w:r>
       <w:proofErr w:type="spellStart"/>
@@ -3485,7 +3978,15 @@
     </w:p>
     <w:p>
       <w:r>
-        <w:t>[Abbildung: abb_01_kohaerenzverteilung_alle_lehrkraefte.png] [Abbildung: abb_01_kohaerenzverteilung_lehrkraft_1.png] [Abbildung: abb_01_kohaerenzverteilung_ohne_lehrkraft_1.png]</w:t>
+        <w:t>[Abbildung: abb_01_kohaerenzverteilung_alle_lehrkraefte.png]</w:t>
+      </w:r>
+      <w:r>
+        <w:br/>
+        <w:t>[Abbildung: abb_01_kohaerenzverteilung_lehrkraft_1.png]</w:t>
+      </w:r>
+      <w:r>
+        <w:br/>
+        <w:t>[Abbildung: abb_01_kohaerenzverteilung_ohne_lehrkraft_1.png]</w:t>
       </w:r>
     </w:p>
     <w:p>
@@ -3503,8 +4004,8 @@
     </w:p>
     <w:p>
       <w:r>
-        <w:pict w14:anchorId="13C2F55A">
-          <v:rect id="_x0000_i1041" style="width:0;height:1.5pt" o:hralign="center" o:hrstd="t" o:hr="t" fillcolor="#a0a0a0" stroked="f"/>
+        <w:pict w14:anchorId="6C7577E7">
+          <v:rect id="_x0000_i1149" style="width:0;height:1.5pt" o:hralign="center" o:hrstd="t" o:hr="t" fillcolor="#a0a0a0" stroked="f"/>
         </w:pict>
       </w:r>
     </w:p>
@@ -3520,14 +4021,7 @@
           <w:b/>
           <w:bCs/>
         </w:rPr>
-        <w:t>6.x.1</w:t>
-      </w:r>
-      <w:r>
-        <w:rPr>
-          <w:b/>
-          <w:bCs/>
-        </w:rPr>
-        <w:t>.11 Gesamtschlussfolgerung</w:t>
+        <w:t>6.x.11 Gesamtschlussfolgerung</w:t>
       </w:r>
     </w:p>
     <w:p>
@@ -3544,7 +4038,7 @@
       <w:pPr>
         <w:numPr>
           <w:ilvl w:val="0"/>
-          <w:numId w:val="19"/>
+          <w:numId w:val="20"/>
         </w:numPr>
       </w:pPr>
       <w:r>
@@ -3555,7 +4049,7 @@
       <w:pPr>
         <w:numPr>
           <w:ilvl w:val="0"/>
-          <w:numId w:val="19"/>
+          <w:numId w:val="20"/>
         </w:numPr>
       </w:pPr>
       <w:r>
@@ -3566,7 +4060,7 @@
       <w:pPr>
         <w:numPr>
           <w:ilvl w:val="0"/>
-          <w:numId w:val="19"/>
+          <w:numId w:val="20"/>
         </w:numPr>
       </w:pPr>
       <w:r>
@@ -3577,7 +4071,7 @@
       <w:pPr>
         <w:numPr>
           <w:ilvl w:val="0"/>
-          <w:numId w:val="19"/>
+          <w:numId w:val="20"/>
         </w:numPr>
       </w:pPr>
       <w:r>
@@ -3588,7 +4082,7 @@
       <w:pPr>
         <w:numPr>
           <w:ilvl w:val="0"/>
-          <w:numId w:val="19"/>
+          <w:numId w:val="20"/>
         </w:numPr>
       </w:pPr>
       <w:r>
@@ -3612,8 +4106,8 @@
     </w:p>
     <w:p>
       <w:r>
-        <w:pict w14:anchorId="394B2CAD">
-          <v:rect id="_x0000_i1042" style="width:0;height:1.5pt" o:hralign="center" o:hrstd="t" o:hr="t" fillcolor="#a0a0a0" stroked="f"/>
+        <w:pict w14:anchorId="7185BF31">
+          <v:rect id="_x0000_i1150" style="width:0;height:1.5pt" o:hralign="center" o:hrstd="t" o:hr="t" fillcolor="#a0a0a0" stroked="f"/>
         </w:pict>
       </w:r>
     </w:p>
@@ -3634,10 +4128,110 @@
     </w:p>
     <w:p>
       <w:r>
-        <w:t xml:space="preserve">[1] Education Endowment </w:t>
+        <w:t xml:space="preserve">[1] von </w:t>
       </w:r>
       <w:proofErr w:type="spellStart"/>
       <w:r>
+        <w:t>Glasersfeld</w:t>
+      </w:r>
+      <w:proofErr w:type="spellEnd"/>
+      <w:r>
+        <w:t xml:space="preserve">, Ernst: </w:t>
+      </w:r>
+      <w:proofErr w:type="spellStart"/>
+      <w:r>
+        <w:t>Radical</w:t>
+      </w:r>
+      <w:proofErr w:type="spellEnd"/>
+      <w:r>
+        <w:t xml:space="preserve"> </w:t>
+      </w:r>
+      <w:proofErr w:type="spellStart"/>
+      <w:r>
+        <w:t>Constructivism</w:t>
+      </w:r>
+      <w:proofErr w:type="spellEnd"/>
+      <w:r>
+        <w:t xml:space="preserve">: A Way </w:t>
+      </w:r>
+      <w:proofErr w:type="spellStart"/>
+      <w:r>
+        <w:t>of</w:t>
+      </w:r>
+      <w:proofErr w:type="spellEnd"/>
+      <w:r>
+        <w:t xml:space="preserve"> </w:t>
+      </w:r>
+      <w:proofErr w:type="spellStart"/>
+      <w:r>
+        <w:t>Knowing</w:t>
+      </w:r>
+      <w:proofErr w:type="spellEnd"/>
+      <w:r>
+        <w:t xml:space="preserve"> and Learning. London: </w:t>
+      </w:r>
+      <w:proofErr w:type="spellStart"/>
+      <w:r>
+        <w:t>Falmer</w:t>
+      </w:r>
+      <w:proofErr w:type="spellEnd"/>
+      <w:r>
+        <w:t xml:space="preserve"> Press, 1995.</w:t>
+      </w:r>
+    </w:p>
+    <w:p>
+      <w:r>
+        <w:t>[2] Luhmann, Niklas: Das Erziehungssystem der Gesellschaft. Frankfurt am Main: Suhrkamp, 2002.</w:t>
+      </w:r>
+    </w:p>
+    <w:p>
+      <w:r>
+        <w:lastRenderedPageBreak/>
+        <w:t xml:space="preserve">[3] Hattie, John: Visible Learning. A Synthesis </w:t>
+      </w:r>
+      <w:proofErr w:type="spellStart"/>
+      <w:r>
+        <w:t>of</w:t>
+      </w:r>
+      <w:proofErr w:type="spellEnd"/>
+      <w:r>
+        <w:t xml:space="preserve"> Over 800 </w:t>
+      </w:r>
+      <w:proofErr w:type="spellStart"/>
+      <w:r>
+        <w:t>Meta</w:t>
+      </w:r>
+      <w:r>
+        <w:noBreakHyphen/>
+        <w:t>Analyses</w:t>
+      </w:r>
+      <w:proofErr w:type="spellEnd"/>
+      <w:r>
+        <w:t xml:space="preserve"> </w:t>
+      </w:r>
+      <w:proofErr w:type="spellStart"/>
+      <w:r>
+        <w:t>Relating</w:t>
+      </w:r>
+      <w:proofErr w:type="spellEnd"/>
+      <w:r>
+        <w:t xml:space="preserve"> </w:t>
+      </w:r>
+      <w:proofErr w:type="spellStart"/>
+      <w:r>
+        <w:t>to</w:t>
+      </w:r>
+      <w:proofErr w:type="spellEnd"/>
+      <w:r>
+        <w:t xml:space="preserve"> Achievement. London: Routledge, 2009.</w:t>
+      </w:r>
+    </w:p>
+    <w:p>
+      <w:r>
+        <w:t xml:space="preserve">[4] Education Endowment </w:t>
+      </w:r>
+      <w:proofErr w:type="spellStart"/>
+      <w:r>
         <w:t>Foundation</w:t>
       </w:r>
       <w:proofErr w:type="spellEnd"/>
@@ -3674,12 +4268,23 @@
       </w:r>
       <w:proofErr w:type="spellEnd"/>
       <w:r>
-        <w:t>. Online verfügbar unter: https://educationendowmentfoundation.org.uk/education-evidence/teaching-learning-toolkit/one-to-one-tuition (Zugriff: 20.05.2026).</w:t>
-      </w:r>
-    </w:p>
-    <w:p>
-      <w:r>
-        <w:t>[2] J</w:t>
+        <w:t xml:space="preserve">. Online verfügbar unter: </w:t>
+      </w:r>
+      <w:hyperlink r:id="rId5" w:history="1">
+        <w:r>
+          <w:rPr>
+            <w:rStyle w:val="Hyperlink"/>
+          </w:rPr>
+          <w:t>https://educationendowmentfoundation.org.uk/education-evidence/teaching-learning-toolkit/one-to-one-tuition</w:t>
+        </w:r>
+      </w:hyperlink>
+      <w:r>
+        <w:t xml:space="preserve"> (Zugriff: 20.05.2026).</w:t>
+      </w:r>
+    </w:p>
+    <w:p>
+      <w:r>
+        <w:t>[5] J</w:t>
       </w:r>
       <w:r>
         <w:noBreakHyphen/>
@@ -3739,188 +4344,28 @@
       </w:r>
       <w:proofErr w:type="spellEnd"/>
       <w:r>
-        <w:t>. Online verfügbar unter: https://www.povertyactionlab.org/evidence-effect/tutoring-programs-lead-to-learning-improvements (Zugriff: 20.05.2026).</w:t>
-      </w:r>
-    </w:p>
-    <w:p>
-      <w:r>
-        <w:t>[3] J</w:t>
-      </w:r>
-      <w:r>
-        <w:noBreakHyphen/>
-        <w:t xml:space="preserve">PAL North </w:t>
-      </w:r>
-      <w:proofErr w:type="spellStart"/>
-      <w:r>
-        <w:t>America</w:t>
-      </w:r>
-      <w:proofErr w:type="spellEnd"/>
-      <w:r>
-        <w:t xml:space="preserve">: </w:t>
-      </w:r>
-      <w:proofErr w:type="spellStart"/>
-      <w:r>
-        <w:t>Tutoring</w:t>
-      </w:r>
-      <w:proofErr w:type="spellEnd"/>
-      <w:r>
-        <w:t xml:space="preserve"> </w:t>
-      </w:r>
-      <w:proofErr w:type="spellStart"/>
-      <w:r>
-        <w:t>Pre</w:t>
-      </w:r>
-      <w:proofErr w:type="spellEnd"/>
-      <w:r>
-        <w:t xml:space="preserve"> K</w:t>
-      </w:r>
-      <w:r>
-        <w:noBreakHyphen/>
-        <w:t xml:space="preserve">12: </w:t>
-      </w:r>
-      <w:proofErr w:type="spellStart"/>
-      <w:r>
-        <w:t>Evidence</w:t>
-      </w:r>
-      <w:proofErr w:type="spellEnd"/>
-      <w:r>
-        <w:t xml:space="preserve"> and Resources. Online verfügbar unter: https://www.povertyactionlab.org/tutoring (Zugriff: 20.05.2026).</w:t>
-      </w:r>
-    </w:p>
-    <w:p>
-      <w:r>
-        <w:t xml:space="preserve">[4] Education Endowment </w:t>
-      </w:r>
-      <w:proofErr w:type="spellStart"/>
-      <w:r>
-        <w:t>Foundation</w:t>
-      </w:r>
-      <w:proofErr w:type="spellEnd"/>
-      <w:r>
-        <w:t xml:space="preserve">: Making a </w:t>
-      </w:r>
-      <w:proofErr w:type="spellStart"/>
-      <w:r>
-        <w:t>Difference</w:t>
-      </w:r>
-      <w:proofErr w:type="spellEnd"/>
-      <w:r>
-        <w:t xml:space="preserve"> </w:t>
-      </w:r>
-      <w:proofErr w:type="spellStart"/>
-      <w:r>
-        <w:t>with</w:t>
-      </w:r>
-      <w:proofErr w:type="spellEnd"/>
-      <w:r>
-        <w:t xml:space="preserve"> </w:t>
-      </w:r>
-      <w:proofErr w:type="spellStart"/>
-      <w:r>
-        <w:t>Effective</w:t>
-      </w:r>
-      <w:proofErr w:type="spellEnd"/>
-      <w:r>
-        <w:t xml:space="preserve"> </w:t>
-      </w:r>
-      <w:proofErr w:type="spellStart"/>
-      <w:r>
-        <w:t>Tutoring</w:t>
-      </w:r>
-      <w:proofErr w:type="spellEnd"/>
-      <w:r>
-        <w:t>. Online verfügbar unter: https://educationendowmentfoundation.org.uk/education-evidence/effective-tutoring (Zugriff: 20.05.2026).</w:t>
-      </w:r>
-    </w:p>
-    <w:p>
-      <w:r>
-        <w:t xml:space="preserve">[5] </w:t>
-      </w:r>
-      <w:proofErr w:type="spellStart"/>
-      <w:r>
-        <w:t>Evidence</w:t>
-      </w:r>
-      <w:proofErr w:type="spellEnd"/>
-      <w:r>
-        <w:t xml:space="preserve"> </w:t>
-      </w:r>
-      <w:proofErr w:type="spellStart"/>
-      <w:r>
-        <w:t>for</w:t>
-      </w:r>
-      <w:proofErr w:type="spellEnd"/>
-      <w:r>
-        <w:t xml:space="preserve"> Learning: </w:t>
-      </w:r>
-      <w:proofErr w:type="spellStart"/>
-      <w:r>
-        <w:t>One</w:t>
-      </w:r>
-      <w:proofErr w:type="spellEnd"/>
-      <w:r>
-        <w:t xml:space="preserve"> </w:t>
-      </w:r>
-      <w:proofErr w:type="spellStart"/>
-      <w:r>
-        <w:t>to</w:t>
-      </w:r>
-      <w:proofErr w:type="spellEnd"/>
-      <w:r>
-        <w:t xml:space="preserve"> </w:t>
-      </w:r>
-      <w:proofErr w:type="spellStart"/>
-      <w:r>
-        <w:t>one</w:t>
-      </w:r>
-      <w:proofErr w:type="spellEnd"/>
-      <w:r>
-        <w:t xml:space="preserve"> </w:t>
-      </w:r>
-      <w:proofErr w:type="spellStart"/>
-      <w:r>
-        <w:t>tuition</w:t>
-      </w:r>
-      <w:proofErr w:type="spellEnd"/>
-      <w:r>
-        <w:t>. Online verfügbar unter: https://evidenceforlearning.org.au/education-evidence/teaching-learning-toolkit/one-to-one-tuition (Zugriff: 20.05.2026).</w:t>
-      </w:r>
-    </w:p>
-    <w:p>
-      <w:r>
-        <w:lastRenderedPageBreak/>
-        <w:t xml:space="preserve">[6] </w:t>
-      </w:r>
-      <w:proofErr w:type="gramStart"/>
-      <w:r>
-        <w:t>UK Government</w:t>
-      </w:r>
-      <w:proofErr w:type="gramEnd"/>
-      <w:r>
-        <w:t xml:space="preserve">: Independent review </w:t>
-      </w:r>
-      <w:proofErr w:type="spellStart"/>
-      <w:r>
-        <w:t>of</w:t>
-      </w:r>
-      <w:proofErr w:type="spellEnd"/>
-      <w:r>
-        <w:t xml:space="preserve"> </w:t>
-      </w:r>
-      <w:proofErr w:type="spellStart"/>
-      <w:r>
-        <w:t>tutoring</w:t>
-      </w:r>
-      <w:proofErr w:type="spellEnd"/>
-      <w:r>
-        <w:t xml:space="preserve"> in </w:t>
-      </w:r>
-      <w:proofErr w:type="spellStart"/>
-      <w:r>
-        <w:t>schools</w:t>
-      </w:r>
-      <w:proofErr w:type="spellEnd"/>
-      <w:r>
-        <w:t>. Online verfügbar unter: https://www.gov.uk/government/publications/independent-review-of-tutoring-in-schools-and-16-to-19-providers/independent-review-of-tutoring-in-schools-phase-1-findings (Zugriff: 20.05.2026).</w:t>
+        <w:t xml:space="preserve">. Online verfügbar unter: </w:t>
+      </w:r>
+      <w:hyperlink r:id="rId6" w:history="1">
+        <w:r>
+          <w:rPr>
+            <w:rStyle w:val="Hyperlink"/>
+          </w:rPr>
+          <w:t>https://www.povertyactionlab.org/evidence-effect/tutoring-programs-lead-to-learning-improvements</w:t>
+        </w:r>
+      </w:hyperlink>
+      <w:r>
+        <w:t xml:space="preserve"> (Zugriff: 20.05.2026).</w:t>
+      </w:r>
+    </w:p>
+    <w:p>
+      <w:r>
+        <w:t>[6] Arnold, Rolf / Siebert, Horst: Konstruktivistische Erwachsenenbildung. Baltmannsweiler: Schneider Verlag Hohengehren, 2006.</w:t>
+      </w:r>
+    </w:p>
+    <w:p>
+      <w:r>
+        <w:t>[7] Reich, Kersten: Konstruktivistische Didaktik. Weinheim: Beltz, 2012.</w:t>
       </w:r>
     </w:p>
     <w:p>
@@ -4060,13 +4505,12 @@
     </w:lvl>
   </w:abstractNum>
   <w:abstractNum w:abstractNumId="1" w15:restartNumberingAfterBreak="0">
-    <w:nsid w:val="08717694"/>
+    <w:nsid w:val="0A60469A"/>
     <w:multiLevelType w:val="multilevel"/>
-    <w:tmpl w:val="AD2CF1B8"/>
+    <w:tmpl w:val="AEDCE2EC"/>
     <w:lvl w:ilvl="0">
       <w:start w:val="1"/>
       <w:numFmt w:val="bullet"/>
-      <w:pStyle w:val="Quellenverzeichnis"/>
       <w:lvlText w:val=""/>
       <w:lvlJc w:val="left"/>
       <w:pPr>
@@ -4210,155 +4654,6 @@
     </w:lvl>
   </w:abstractNum>
   <w:abstractNum w:abstractNumId="2" w15:restartNumberingAfterBreak="0">
-    <w:nsid w:val="09164EB6"/>
-    <w:multiLevelType w:val="multilevel"/>
-    <w:tmpl w:val="9D869E08"/>
-    <w:lvl w:ilvl="0">
-      <w:start w:val="1"/>
-      <w:numFmt w:val="bullet"/>
-      <w:lvlText w:val=""/>
-      <w:lvlJc w:val="left"/>
-      <w:pPr>
-        <w:tabs>
-          <w:tab w:val="num" w:pos="720"/>
-        </w:tabs>
-        <w:ind w:left="720" w:hanging="360"/>
-      </w:pPr>
-      <w:rPr>
-        <w:rFonts w:ascii="Symbol" w:hAnsi="Symbol" w:hint="default"/>
-        <w:sz w:val="20"/>
-      </w:rPr>
-    </w:lvl>
-    <w:lvl w:ilvl="1" w:tentative="1">
-      <w:start w:val="1"/>
-      <w:numFmt w:val="bullet"/>
-      <w:lvlText w:val="o"/>
-      <w:lvlJc w:val="left"/>
-      <w:pPr>
-        <w:tabs>
-          <w:tab w:val="num" w:pos="1440"/>
-        </w:tabs>
-        <w:ind w:left="1440" w:hanging="360"/>
-      </w:pPr>
-      <w:rPr>
-        <w:rFonts w:ascii="Courier New" w:hAnsi="Courier New" w:hint="default"/>
-        <w:sz w:val="20"/>
-      </w:rPr>
-    </w:lvl>
-    <w:lvl w:ilvl="2" w:tentative="1">
-      <w:start w:val="1"/>
-      <w:numFmt w:val="bullet"/>
-      <w:lvlText w:val=""/>
-      <w:lvlJc w:val="left"/>
-      <w:pPr>
-        <w:tabs>
-          <w:tab w:val="num" w:pos="2160"/>
-        </w:tabs>
-        <w:ind w:left="2160" w:hanging="360"/>
-      </w:pPr>
-      <w:rPr>
-        <w:rFonts w:ascii="Wingdings" w:hAnsi="Wingdings" w:hint="default"/>
-        <w:sz w:val="20"/>
-      </w:rPr>
-    </w:lvl>
-    <w:lvl w:ilvl="3" w:tentative="1">
-      <w:start w:val="1"/>
-      <w:numFmt w:val="bullet"/>
-      <w:lvlText w:val=""/>
-      <w:lvlJc w:val="left"/>
-      <w:pPr>
-        <w:tabs>
-          <w:tab w:val="num" w:pos="2880"/>
-        </w:tabs>
-        <w:ind w:left="2880" w:hanging="360"/>
-      </w:pPr>
-      <w:rPr>
-        <w:rFonts w:ascii="Wingdings" w:hAnsi="Wingdings" w:hint="default"/>
-        <w:sz w:val="20"/>
-      </w:rPr>
-    </w:lvl>
-    <w:lvl w:ilvl="4" w:tentative="1">
-      <w:start w:val="1"/>
-      <w:numFmt w:val="bullet"/>
-      <w:lvlText w:val=""/>
-      <w:lvlJc w:val="left"/>
-      <w:pPr>
-        <w:tabs>
-          <w:tab w:val="num" w:pos="3600"/>
-        </w:tabs>
-        <w:ind w:left="3600" w:hanging="360"/>
-      </w:pPr>
-      <w:rPr>
-        <w:rFonts w:ascii="Wingdings" w:hAnsi="Wingdings" w:hint="default"/>
-        <w:sz w:val="20"/>
-      </w:rPr>
-    </w:lvl>
-    <w:lvl w:ilvl="5" w:tentative="1">
-      <w:start w:val="1"/>
-      <w:numFmt w:val="bullet"/>
-      <w:lvlText w:val=""/>
-      <w:lvlJc w:val="left"/>
-      <w:pPr>
-        <w:tabs>
-          <w:tab w:val="num" w:pos="4320"/>
-        </w:tabs>
-        <w:ind w:left="4320" w:hanging="360"/>
-      </w:pPr>
-      <w:rPr>
-        <w:rFonts w:ascii="Wingdings" w:hAnsi="Wingdings" w:hint="default"/>
-        <w:sz w:val="20"/>
-      </w:rPr>
-    </w:lvl>
-    <w:lvl w:ilvl="6" w:tentative="1">
-      <w:start w:val="1"/>
-      <w:numFmt w:val="bullet"/>
-      <w:lvlText w:val=""/>
-      <w:lvlJc w:val="left"/>
-      <w:pPr>
-        <w:tabs>
-          <w:tab w:val="num" w:pos="5040"/>
-        </w:tabs>
-        <w:ind w:left="5040" w:hanging="360"/>
-      </w:pPr>
-      <w:rPr>
-        <w:rFonts w:ascii="Wingdings" w:hAnsi="Wingdings" w:hint="default"/>
-        <w:sz w:val="20"/>
-      </w:rPr>
-    </w:lvl>
-    <w:lvl w:ilvl="7" w:tentative="1">
-      <w:start w:val="1"/>
-      <w:numFmt w:val="bullet"/>
-      <w:lvlText w:val=""/>
-      <w:lvlJc w:val="left"/>
-      <w:pPr>
-        <w:tabs>
-          <w:tab w:val="num" w:pos="5760"/>
-        </w:tabs>
-        <w:ind w:left="5760" w:hanging="360"/>
-      </w:pPr>
-      <w:rPr>
-        <w:rFonts w:ascii="Wingdings" w:hAnsi="Wingdings" w:hint="default"/>
-        <w:sz w:val="20"/>
-      </w:rPr>
-    </w:lvl>
-    <w:lvl w:ilvl="8" w:tentative="1">
-      <w:start w:val="1"/>
-      <w:numFmt w:val="bullet"/>
-      <w:lvlText w:val=""/>
-      <w:lvlJc w:val="left"/>
-      <w:pPr>
-        <w:tabs>
-          <w:tab w:val="num" w:pos="6480"/>
-        </w:tabs>
-        <w:ind w:left="6480" w:hanging="360"/>
-      </w:pPr>
-      <w:rPr>
-        <w:rFonts w:ascii="Wingdings" w:hAnsi="Wingdings" w:hint="default"/>
-        <w:sz w:val="20"/>
-      </w:rPr>
-    </w:lvl>
-  </w:abstractNum>
-  <w:abstractNum w:abstractNumId="3" w15:restartNumberingAfterBreak="0">
     <w:nsid w:val="0EE65291"/>
     <w:multiLevelType w:val="hybridMultilevel"/>
     <w:tmpl w:val="F47A8510"/>
@@ -4448,10 +4743,159 @@
       </w:pPr>
     </w:lvl>
   </w:abstractNum>
+  <w:abstractNum w:abstractNumId="3" w15:restartNumberingAfterBreak="0">
+    <w:nsid w:val="106E7489"/>
+    <w:multiLevelType w:val="multilevel"/>
+    <w:tmpl w:val="1B141A42"/>
+    <w:lvl w:ilvl="0">
+      <w:start w:val="1"/>
+      <w:numFmt w:val="bullet"/>
+      <w:lvlText w:val=""/>
+      <w:lvlJc w:val="left"/>
+      <w:pPr>
+        <w:tabs>
+          <w:tab w:val="num" w:pos="720"/>
+        </w:tabs>
+        <w:ind w:left="720" w:hanging="360"/>
+      </w:pPr>
+      <w:rPr>
+        <w:rFonts w:ascii="Symbol" w:hAnsi="Symbol" w:hint="default"/>
+        <w:sz w:val="20"/>
+      </w:rPr>
+    </w:lvl>
+    <w:lvl w:ilvl="1" w:tentative="1">
+      <w:start w:val="1"/>
+      <w:numFmt w:val="bullet"/>
+      <w:lvlText w:val="o"/>
+      <w:lvlJc w:val="left"/>
+      <w:pPr>
+        <w:tabs>
+          <w:tab w:val="num" w:pos="1440"/>
+        </w:tabs>
+        <w:ind w:left="1440" w:hanging="360"/>
+      </w:pPr>
+      <w:rPr>
+        <w:rFonts w:ascii="Courier New" w:hAnsi="Courier New" w:hint="default"/>
+        <w:sz w:val="20"/>
+      </w:rPr>
+    </w:lvl>
+    <w:lvl w:ilvl="2" w:tentative="1">
+      <w:start w:val="1"/>
+      <w:numFmt w:val="bullet"/>
+      <w:lvlText w:val=""/>
+      <w:lvlJc w:val="left"/>
+      <w:pPr>
+        <w:tabs>
+          <w:tab w:val="num" w:pos="2160"/>
+        </w:tabs>
+        <w:ind w:left="2160" w:hanging="360"/>
+      </w:pPr>
+      <w:rPr>
+        <w:rFonts w:ascii="Wingdings" w:hAnsi="Wingdings" w:hint="default"/>
+        <w:sz w:val="20"/>
+      </w:rPr>
+    </w:lvl>
+    <w:lvl w:ilvl="3" w:tentative="1">
+      <w:start w:val="1"/>
+      <w:numFmt w:val="bullet"/>
+      <w:lvlText w:val=""/>
+      <w:lvlJc w:val="left"/>
+      <w:pPr>
+        <w:tabs>
+          <w:tab w:val="num" w:pos="2880"/>
+        </w:tabs>
+        <w:ind w:left="2880" w:hanging="360"/>
+      </w:pPr>
+      <w:rPr>
+        <w:rFonts w:ascii="Wingdings" w:hAnsi="Wingdings" w:hint="default"/>
+        <w:sz w:val="20"/>
+      </w:rPr>
+    </w:lvl>
+    <w:lvl w:ilvl="4" w:tentative="1">
+      <w:start w:val="1"/>
+      <w:numFmt w:val="bullet"/>
+      <w:lvlText w:val=""/>
+      <w:lvlJc w:val="left"/>
+      <w:pPr>
+        <w:tabs>
+          <w:tab w:val="num" w:pos="3600"/>
+        </w:tabs>
+        <w:ind w:left="3600" w:hanging="360"/>
+      </w:pPr>
+      <w:rPr>
+        <w:rFonts w:ascii="Wingdings" w:hAnsi="Wingdings" w:hint="default"/>
+        <w:sz w:val="20"/>
+      </w:rPr>
+    </w:lvl>
+    <w:lvl w:ilvl="5" w:tentative="1">
+      <w:start w:val="1"/>
+      <w:numFmt w:val="bullet"/>
+      <w:lvlText w:val=""/>
+      <w:lvlJc w:val="left"/>
+      <w:pPr>
+        <w:tabs>
+          <w:tab w:val="num" w:pos="4320"/>
+        </w:tabs>
+        <w:ind w:left="4320" w:hanging="360"/>
+      </w:pPr>
+      <w:rPr>
+        <w:rFonts w:ascii="Wingdings" w:hAnsi="Wingdings" w:hint="default"/>
+        <w:sz w:val="20"/>
+      </w:rPr>
+    </w:lvl>
+    <w:lvl w:ilvl="6" w:tentative="1">
+      <w:start w:val="1"/>
+      <w:numFmt w:val="bullet"/>
+      <w:lvlText w:val=""/>
+      <w:lvlJc w:val="left"/>
+      <w:pPr>
+        <w:tabs>
+          <w:tab w:val="num" w:pos="5040"/>
+        </w:tabs>
+        <w:ind w:left="5040" w:hanging="360"/>
+      </w:pPr>
+      <w:rPr>
+        <w:rFonts w:ascii="Wingdings" w:hAnsi="Wingdings" w:hint="default"/>
+        <w:sz w:val="20"/>
+      </w:rPr>
+    </w:lvl>
+    <w:lvl w:ilvl="7" w:tentative="1">
+      <w:start w:val="1"/>
+      <w:numFmt w:val="bullet"/>
+      <w:lvlText w:val=""/>
+      <w:lvlJc w:val="left"/>
+      <w:pPr>
+        <w:tabs>
+          <w:tab w:val="num" w:pos="5760"/>
+        </w:tabs>
+        <w:ind w:left="5760" w:hanging="360"/>
+      </w:pPr>
+      <w:rPr>
+        <w:rFonts w:ascii="Wingdings" w:hAnsi="Wingdings" w:hint="default"/>
+        <w:sz w:val="20"/>
+      </w:rPr>
+    </w:lvl>
+    <w:lvl w:ilvl="8" w:tentative="1">
+      <w:start w:val="1"/>
+      <w:numFmt w:val="bullet"/>
+      <w:lvlText w:val=""/>
+      <w:lvlJc w:val="left"/>
+      <w:pPr>
+        <w:tabs>
+          <w:tab w:val="num" w:pos="6480"/>
+        </w:tabs>
+        <w:ind w:left="6480" w:hanging="360"/>
+      </w:pPr>
+      <w:rPr>
+        <w:rFonts w:ascii="Wingdings" w:hAnsi="Wingdings" w:hint="default"/>
+        <w:sz w:val="20"/>
+      </w:rPr>
+    </w:lvl>
+  </w:abstractNum>
   <w:abstractNum w:abstractNumId="4" w15:restartNumberingAfterBreak="0">
-    <w:nsid w:val="0FB4197F"/>
+    <w:nsid w:val="178871CF"/>
     <w:multiLevelType w:val="multilevel"/>
-    <w:tmpl w:val="A8C070BA"/>
+    <w:tmpl w:val="AC969260"/>
     <w:lvl w:ilvl="0">
       <w:start w:val="1"/>
       <w:numFmt w:val="bullet"/>
@@ -4598,13 +5042,13 @@
     </w:lvl>
   </w:abstractNum>
   <w:abstractNum w:abstractNumId="5" w15:restartNumberingAfterBreak="0">
-    <w:nsid w:val="1083286F"/>
+    <w:nsid w:val="1A31089A"/>
     <w:multiLevelType w:val="multilevel"/>
-    <w:tmpl w:val="CE0666B8"/>
+    <w:tmpl w:val="6B9CE284"/>
     <w:lvl w:ilvl="0">
       <w:start w:val="1"/>
-      <w:numFmt w:val="bullet"/>
-      <w:lvlText w:val=""/>
+      <w:numFmt w:val="decimal"/>
+      <w:lvlText w:val="%1."/>
       <w:lvlJc w:val="left"/>
       <w:pPr>
         <w:tabs>
@@ -4612,15 +5056,11 @@
         </w:tabs>
         <w:ind w:left="720" w:hanging="360"/>
       </w:pPr>
-      <w:rPr>
-        <w:rFonts w:ascii="Symbol" w:hAnsi="Symbol" w:hint="default"/>
-        <w:sz w:val="20"/>
-      </w:rPr>
     </w:lvl>
     <w:lvl w:ilvl="1" w:tentative="1">
       <w:start w:val="1"/>
-      <w:numFmt w:val="bullet"/>
-      <w:lvlText w:val="o"/>
+      <w:numFmt w:val="decimal"/>
+      <w:lvlText w:val="%2."/>
       <w:lvlJc w:val="left"/>
       <w:pPr>
         <w:tabs>
@@ -4628,15 +5068,11 @@
         </w:tabs>
         <w:ind w:left="1440" w:hanging="360"/>
       </w:pPr>
-      <w:rPr>
-        <w:rFonts w:ascii="Courier New" w:hAnsi="Courier New" w:hint="default"/>
-        <w:sz w:val="20"/>
-      </w:rPr>
     </w:lvl>
     <w:lvl w:ilvl="2" w:tentative="1">
       <w:start w:val="1"/>
-      <w:numFmt w:val="bullet"/>
-      <w:lvlText w:val=""/>
+      <w:numFmt w:val="decimal"/>
+      <w:lvlText w:val="%3."/>
       <w:lvlJc w:val="left"/>
       <w:pPr>
         <w:tabs>
@@ -4644,15 +5080,11 @@
         </w:tabs>
         <w:ind w:left="2160" w:hanging="360"/>
       </w:pPr>
-      <w:rPr>
-        <w:rFonts w:ascii="Wingdings" w:hAnsi="Wingdings" w:hint="default"/>
-        <w:sz w:val="20"/>
-      </w:rPr>
     </w:lvl>
     <w:lvl w:ilvl="3" w:tentative="1">
       <w:start w:val="1"/>
-      <w:numFmt w:val="bullet"/>
-      <w:lvlText w:val=""/>
+      <w:numFmt w:val="decimal"/>
+      <w:lvlText w:val="%4."/>
       <w:lvlJc w:val="left"/>
       <w:pPr>
         <w:tabs>
@@ -4660,15 +5092,11 @@
         </w:tabs>
         <w:ind w:left="2880" w:hanging="360"/>
       </w:pPr>
-      <w:rPr>
-        <w:rFonts w:ascii="Wingdings" w:hAnsi="Wingdings" w:hint="default"/>
-        <w:sz w:val="20"/>
-      </w:rPr>
     </w:lvl>
     <w:lvl w:ilvl="4" w:tentative="1">
       <w:start w:val="1"/>
-      <w:numFmt w:val="bullet"/>
-      <w:lvlText w:val=""/>
+      <w:numFmt w:val="decimal"/>
+      <w:lvlText w:val="%5."/>
       <w:lvlJc w:val="left"/>
       <w:pPr>
         <w:tabs>
@@ -4676,15 +5104,11 @@
         </w:tabs>
         <w:ind w:left="3600" w:hanging="360"/>
       </w:pPr>
-      <w:rPr>
-        <w:rFonts w:ascii="Wingdings" w:hAnsi="Wingdings" w:hint="default"/>
-        <w:sz w:val="20"/>
-      </w:rPr>
     </w:lvl>
     <w:lvl w:ilvl="5" w:tentative="1">
       <w:start w:val="1"/>
-      <w:numFmt w:val="bullet"/>
-      <w:lvlText w:val=""/>
+      <w:numFmt w:val="decimal"/>
+      <w:lvlText w:val="%6."/>
       <w:lvlJc w:val="left"/>
       <w:pPr>
         <w:tabs>
@@ -4692,15 +5116,11 @@
         </w:tabs>
         <w:ind w:left="4320" w:hanging="360"/>
       </w:pPr>
-      <w:rPr>
-        <w:rFonts w:ascii="Wingdings" w:hAnsi="Wingdings" w:hint="default"/>
-        <w:sz w:val="20"/>
-      </w:rPr>
     </w:lvl>
     <w:lvl w:ilvl="6" w:tentative="1">
       <w:start w:val="1"/>
-      <w:numFmt w:val="bullet"/>
-      <w:lvlText w:val=""/>
+      <w:numFmt w:val="decimal"/>
+      <w:lvlText w:val="%7."/>
       <w:lvlJc w:val="left"/>
       <w:pPr>
         <w:tabs>
@@ -4708,15 +5128,11 @@
         </w:tabs>
         <w:ind w:left="5040" w:hanging="360"/>
       </w:pPr>
-      <w:rPr>
-        <w:rFonts w:ascii="Wingdings" w:hAnsi="Wingdings" w:hint="default"/>
-        <w:sz w:val="20"/>
-      </w:rPr>
     </w:lvl>
     <w:lvl w:ilvl="7" w:tentative="1">
       <w:start w:val="1"/>
-      <w:numFmt w:val="bullet"/>
-      <w:lvlText w:val=""/>
+      <w:numFmt w:val="decimal"/>
+      <w:lvlText w:val="%8."/>
       <w:lvlJc w:val="left"/>
       <w:pPr>
         <w:tabs>
@@ -4724,15 +5140,11 @@
         </w:tabs>
         <w:ind w:left="5760" w:hanging="360"/>
       </w:pPr>
-      <w:rPr>
-        <w:rFonts w:ascii="Wingdings" w:hAnsi="Wingdings" w:hint="default"/>
-        <w:sz w:val="20"/>
-      </w:rPr>
     </w:lvl>
     <w:lvl w:ilvl="8" w:tentative="1">
       <w:start w:val="1"/>
-      <w:numFmt w:val="bullet"/>
-      <w:lvlText w:val=""/>
+      <w:numFmt w:val="decimal"/>
+      <w:lvlText w:val="%9."/>
       <w:lvlJc w:val="left"/>
       <w:pPr>
         <w:tabs>
@@ -4740,20 +5152,16 @@
         </w:tabs>
         <w:ind w:left="6480" w:hanging="360"/>
       </w:pPr>
-      <w:rPr>
-        <w:rFonts w:ascii="Wingdings" w:hAnsi="Wingdings" w:hint="default"/>
-        <w:sz w:val="20"/>
-      </w:rPr>
     </w:lvl>
   </w:abstractNum>
   <w:abstractNum w:abstractNumId="6" w15:restartNumberingAfterBreak="0">
-    <w:nsid w:val="14275A49"/>
+    <w:nsid w:val="25A13AA5"/>
     <w:multiLevelType w:val="multilevel"/>
-    <w:tmpl w:val="FD740176"/>
+    <w:tmpl w:val="14DA3E32"/>
     <w:lvl w:ilvl="0">
       <w:start w:val="1"/>
-      <w:numFmt w:val="decimal"/>
-      <w:lvlText w:val="%1."/>
+      <w:numFmt w:val="bullet"/>
+      <w:lvlText w:val=""/>
       <w:lvlJc w:val="left"/>
       <w:pPr>
         <w:tabs>
@@ -4761,11 +5169,15 @@
         </w:tabs>
         <w:ind w:left="720" w:hanging="360"/>
       </w:pPr>
+      <w:rPr>
+        <w:rFonts w:ascii="Symbol" w:hAnsi="Symbol" w:hint="default"/>
+        <w:sz w:val="20"/>
+      </w:rPr>
     </w:lvl>
     <w:lvl w:ilvl="1" w:tentative="1">
       <w:start w:val="1"/>
-      <w:numFmt w:val="decimal"/>
-      <w:lvlText w:val="%2."/>
+      <w:numFmt w:val="bullet"/>
+      <w:lvlText w:val="o"/>
       <w:lvlJc w:val="left"/>
       <w:pPr>
         <w:tabs>
@@ -4773,11 +5185,15 @@
         </w:tabs>
         <w:ind w:left="1440" w:hanging="360"/>
       </w:pPr>
+      <w:rPr>
+        <w:rFonts w:ascii="Courier New" w:hAnsi="Courier New" w:hint="default"/>
+        <w:sz w:val="20"/>
+      </w:rPr>
     </w:lvl>
     <w:lvl w:ilvl="2" w:tentative="1">
       <w:start w:val="1"/>
-      <w:numFmt w:val="decimal"/>
-      <w:lvlText w:val="%3."/>
+      <w:numFmt w:val="bullet"/>
+      <w:lvlText w:val=""/>
       <w:lvlJc w:val="left"/>
       <w:pPr>
         <w:tabs>
@@ -4785,11 +5201,15 @@
         </w:tabs>
         <w:ind w:left="2160" w:hanging="360"/>
       </w:pPr>
+      <w:rPr>
+        <w:rFonts w:ascii="Wingdings" w:hAnsi="Wingdings" w:hint="default"/>
+        <w:sz w:val="20"/>
+      </w:rPr>
     </w:lvl>
     <w:lvl w:ilvl="3" w:tentative="1">
       <w:start w:val="1"/>
-      <w:numFmt w:val="decimal"/>
-      <w:lvlText w:val="%4."/>
+      <w:numFmt w:val="bullet"/>
+      <w:lvlText w:val=""/>
       <w:lvlJc w:val="left"/>
       <w:pPr>
         <w:tabs>
@@ -4797,11 +5217,15 @@
         </w:tabs>
         <w:ind w:left="2880" w:hanging="360"/>
       </w:pPr>
+      <w:rPr>
+        <w:rFonts w:ascii="Wingdings" w:hAnsi="Wingdings" w:hint="default"/>
+        <w:sz w:val="20"/>
+      </w:rPr>
     </w:lvl>
     <w:lvl w:ilvl="4" w:tentative="1">
       <w:start w:val="1"/>
-      <w:numFmt w:val="decimal"/>
-      <w:lvlText w:val="%5."/>
+      <w:numFmt w:val="bullet"/>
+      <w:lvlText w:val=""/>
       <w:lvlJc w:val="left"/>
       <w:pPr>
         <w:tabs>
@@ -4809,11 +5233,15 @@
         </w:tabs>
         <w:ind w:left="3600" w:hanging="360"/>
       </w:pPr>
+      <w:rPr>
+        <w:rFonts w:ascii="Wingdings" w:hAnsi="Wingdings" w:hint="default"/>
+        <w:sz w:val="20"/>
+      </w:rPr>
     </w:lvl>
     <w:lvl w:ilvl="5" w:tentative="1">
       <w:start w:val="1"/>
-      <w:numFmt w:val="decimal"/>
-      <w:lvlText w:val="%6."/>
+      <w:numFmt w:val="bullet"/>
+      <w:lvlText w:val=""/>
       <w:lvlJc w:val="left"/>
       <w:pPr>
         <w:tabs>
@@ -4821,11 +5249,15 @@
         </w:tabs>
         <w:ind w:left="4320" w:hanging="360"/>
       </w:pPr>
+      <w:rPr>
+        <w:rFonts w:ascii="Wingdings" w:hAnsi="Wingdings" w:hint="default"/>
+        <w:sz w:val="20"/>
+      </w:rPr>
     </w:lvl>
     <w:lvl w:ilvl="6" w:tentative="1">
       <w:start w:val="1"/>
-      <w:numFmt w:val="decimal"/>
-      <w:lvlText w:val="%7."/>
+      <w:numFmt w:val="bullet"/>
+      <w:lvlText w:val=""/>
       <w:lvlJc w:val="left"/>
       <w:pPr>
         <w:tabs>
@@ -4833,11 +5265,15 @@
         </w:tabs>
         <w:ind w:left="5040" w:hanging="360"/>
       </w:pPr>
+      <w:rPr>
+        <w:rFonts w:ascii="Wingdings" w:hAnsi="Wingdings" w:hint="default"/>
+        <w:sz w:val="20"/>
+      </w:rPr>
     </w:lvl>
     <w:lvl w:ilvl="7" w:tentative="1">
       <w:start w:val="1"/>
-      <w:numFmt w:val="decimal"/>
-      <w:lvlText w:val="%8."/>
+      <w:numFmt w:val="bullet"/>
+      <w:lvlText w:val=""/>
       <w:lvlJc w:val="left"/>
       <w:pPr>
         <w:tabs>
@@ -4845,11 +5281,15 @@
         </w:tabs>
         <w:ind w:left="5760" w:hanging="360"/>
       </w:pPr>
+      <w:rPr>
+        <w:rFonts w:ascii="Wingdings" w:hAnsi="Wingdings" w:hint="default"/>
+        <w:sz w:val="20"/>
+      </w:rPr>
     </w:lvl>
     <w:lvl w:ilvl="8" w:tentative="1">
       <w:start w:val="1"/>
-      <w:numFmt w:val="decimal"/>
-      <w:lvlText w:val="%9."/>
+      <w:numFmt w:val="bullet"/>
+      <w:lvlText w:val=""/>
       <w:lvlJc w:val="left"/>
       <w:pPr>
         <w:tabs>
@@ -4857,12 +5297,16 @@
         </w:tabs>
         <w:ind w:left="6480" w:hanging="360"/>
       </w:pPr>
+      <w:rPr>
+        <w:rFonts w:ascii="Wingdings" w:hAnsi="Wingdings" w:hint="default"/>
+        <w:sz w:val="20"/>
+      </w:rPr>
     </w:lvl>
   </w:abstractNum>
   <w:abstractNum w:abstractNumId="7" w15:restartNumberingAfterBreak="0">
-    <w:nsid w:val="21E57CBA"/>
+    <w:nsid w:val="2CEB6DC8"/>
     <w:multiLevelType w:val="multilevel"/>
-    <w:tmpl w:val="5F409D52"/>
+    <w:tmpl w:val="E452DFB6"/>
     <w:lvl w:ilvl="0">
       <w:start w:val="1"/>
       <w:numFmt w:val="bullet"/>
@@ -5009,155 +5453,6 @@
     </w:lvl>
   </w:abstractNum>
   <w:abstractNum w:abstractNumId="8" w15:restartNumberingAfterBreak="0">
-    <w:nsid w:val="2609607C"/>
-    <w:multiLevelType w:val="multilevel"/>
-    <w:tmpl w:val="8DF4437A"/>
-    <w:lvl w:ilvl="0">
-      <w:start w:val="1"/>
-      <w:numFmt w:val="bullet"/>
-      <w:lvlText w:val=""/>
-      <w:lvlJc w:val="left"/>
-      <w:pPr>
-        <w:tabs>
-          <w:tab w:val="num" w:pos="720"/>
-        </w:tabs>
-        <w:ind w:left="720" w:hanging="360"/>
-      </w:pPr>
-      <w:rPr>
-        <w:rFonts w:ascii="Symbol" w:hAnsi="Symbol" w:hint="default"/>
-        <w:sz w:val="20"/>
-      </w:rPr>
-    </w:lvl>
-    <w:lvl w:ilvl="1" w:tentative="1">
-      <w:start w:val="1"/>
-      <w:numFmt w:val="bullet"/>
-      <w:lvlText w:val="o"/>
-      <w:lvlJc w:val="left"/>
-      <w:pPr>
-        <w:tabs>
-          <w:tab w:val="num" w:pos="1440"/>
-        </w:tabs>
-        <w:ind w:left="1440" w:hanging="360"/>
-      </w:pPr>
-      <w:rPr>
-        <w:rFonts w:ascii="Courier New" w:hAnsi="Courier New" w:hint="default"/>
-        <w:sz w:val="20"/>
-      </w:rPr>
-    </w:lvl>
-    <w:lvl w:ilvl="2" w:tentative="1">
-      <w:start w:val="1"/>
-      <w:numFmt w:val="bullet"/>
-      <w:lvlText w:val=""/>
-      <w:lvlJc w:val="left"/>
-      <w:pPr>
-        <w:tabs>
-          <w:tab w:val="num" w:pos="2160"/>
-        </w:tabs>
-        <w:ind w:left="2160" w:hanging="360"/>
-      </w:pPr>
-      <w:rPr>
-        <w:rFonts w:ascii="Wingdings" w:hAnsi="Wingdings" w:hint="default"/>
-        <w:sz w:val="20"/>
-      </w:rPr>
-    </w:lvl>
-    <w:lvl w:ilvl="3" w:tentative="1">
-      <w:start w:val="1"/>
-      <w:numFmt w:val="bullet"/>
-      <w:lvlText w:val=""/>
-      <w:lvlJc w:val="left"/>
-      <w:pPr>
-        <w:tabs>
-          <w:tab w:val="num" w:pos="2880"/>
-        </w:tabs>
-        <w:ind w:left="2880" w:hanging="360"/>
-      </w:pPr>
-      <w:rPr>
-        <w:rFonts w:ascii="Wingdings" w:hAnsi="Wingdings" w:hint="default"/>
-        <w:sz w:val="20"/>
-      </w:rPr>
-    </w:lvl>
-    <w:lvl w:ilvl="4" w:tentative="1">
-      <w:start w:val="1"/>
-      <w:numFmt w:val="bullet"/>
-      <w:lvlText w:val=""/>
-      <w:lvlJc w:val="left"/>
-      <w:pPr>
-        <w:tabs>
-          <w:tab w:val="num" w:pos="3600"/>
-        </w:tabs>
-        <w:ind w:left="3600" w:hanging="360"/>
-      </w:pPr>
-      <w:rPr>
-        <w:rFonts w:ascii="Wingdings" w:hAnsi="Wingdings" w:hint="default"/>
-        <w:sz w:val="20"/>
-      </w:rPr>
-    </w:lvl>
-    <w:lvl w:ilvl="5" w:tentative="1">
-      <w:start w:val="1"/>
-      <w:numFmt w:val="bullet"/>
-      <w:lvlText w:val=""/>
-      <w:lvlJc w:val="left"/>
-      <w:pPr>
-        <w:tabs>
-          <w:tab w:val="num" w:pos="4320"/>
-        </w:tabs>
-        <w:ind w:left="4320" w:hanging="360"/>
-      </w:pPr>
-      <w:rPr>
-        <w:rFonts w:ascii="Wingdings" w:hAnsi="Wingdings" w:hint="default"/>
-        <w:sz w:val="20"/>
-      </w:rPr>
-    </w:lvl>
-    <w:lvl w:ilvl="6" w:tentative="1">
-      <w:start w:val="1"/>
-      <w:numFmt w:val="bullet"/>
-      <w:lvlText w:val=""/>
-      <w:lvlJc w:val="left"/>
-      <w:pPr>
-        <w:tabs>
-          <w:tab w:val="num" w:pos="5040"/>
-        </w:tabs>
-        <w:ind w:left="5040" w:hanging="360"/>
-      </w:pPr>
-      <w:rPr>
-        <w:rFonts w:ascii="Wingdings" w:hAnsi="Wingdings" w:hint="default"/>
-        <w:sz w:val="20"/>
-      </w:rPr>
-    </w:lvl>
-    <w:lvl w:ilvl="7" w:tentative="1">
-      <w:start w:val="1"/>
-      <w:numFmt w:val="bullet"/>
-      <w:lvlText w:val=""/>
-      <w:lvlJc w:val="left"/>
-      <w:pPr>
-        <w:tabs>
-          <w:tab w:val="num" w:pos="5760"/>
-        </w:tabs>
-        <w:ind w:left="5760" w:hanging="360"/>
-      </w:pPr>
-      <w:rPr>
-        <w:rFonts w:ascii="Wingdings" w:hAnsi="Wingdings" w:hint="default"/>
-        <w:sz w:val="20"/>
-      </w:rPr>
-    </w:lvl>
-    <w:lvl w:ilvl="8" w:tentative="1">
-      <w:start w:val="1"/>
-      <w:numFmt w:val="bullet"/>
-      <w:lvlText w:val=""/>
-      <w:lvlJc w:val="left"/>
-      <w:pPr>
-        <w:tabs>
-          <w:tab w:val="num" w:pos="6480"/>
-        </w:tabs>
-        <w:ind w:left="6480" w:hanging="360"/>
-      </w:pPr>
-      <w:rPr>
-        <w:rFonts w:ascii="Wingdings" w:hAnsi="Wingdings" w:hint="default"/>
-        <w:sz w:val="20"/>
-      </w:rPr>
-    </w:lvl>
-  </w:abstractNum>
-  <w:abstractNum w:abstractNumId="9" w15:restartNumberingAfterBreak="0">
     <w:nsid w:val="32297B29"/>
     <w:multiLevelType w:val="multilevel"/>
     <w:tmpl w:val="5A388FE4"/>
@@ -5270,10 +5565,159 @@
       </w:pPr>
     </w:lvl>
   </w:abstractNum>
+  <w:abstractNum w:abstractNumId="9" w15:restartNumberingAfterBreak="0">
+    <w:nsid w:val="3FB004DC"/>
+    <w:multiLevelType w:val="multilevel"/>
+    <w:tmpl w:val="243C59B2"/>
+    <w:lvl w:ilvl="0">
+      <w:start w:val="1"/>
+      <w:numFmt w:val="bullet"/>
+      <w:lvlText w:val=""/>
+      <w:lvlJc w:val="left"/>
+      <w:pPr>
+        <w:tabs>
+          <w:tab w:val="num" w:pos="720"/>
+        </w:tabs>
+        <w:ind w:left="720" w:hanging="360"/>
+      </w:pPr>
+      <w:rPr>
+        <w:rFonts w:ascii="Symbol" w:hAnsi="Symbol" w:hint="default"/>
+        <w:sz w:val="20"/>
+      </w:rPr>
+    </w:lvl>
+    <w:lvl w:ilvl="1" w:tentative="1">
+      <w:start w:val="1"/>
+      <w:numFmt w:val="bullet"/>
+      <w:lvlText w:val="o"/>
+      <w:lvlJc w:val="left"/>
+      <w:pPr>
+        <w:tabs>
+          <w:tab w:val="num" w:pos="1440"/>
+        </w:tabs>
+        <w:ind w:left="1440" w:hanging="360"/>
+      </w:pPr>
+      <w:rPr>
+        <w:rFonts w:ascii="Courier New" w:hAnsi="Courier New" w:hint="default"/>
+        <w:sz w:val="20"/>
+      </w:rPr>
+    </w:lvl>
+    <w:lvl w:ilvl="2" w:tentative="1">
+      <w:start w:val="1"/>
+      <w:numFmt w:val="bullet"/>
+      <w:lvlText w:val=""/>
+      <w:lvlJc w:val="left"/>
+      <w:pPr>
+        <w:tabs>
+          <w:tab w:val="num" w:pos="2160"/>
+        </w:tabs>
+        <w:ind w:left="2160" w:hanging="360"/>
+      </w:pPr>
+      <w:rPr>
+        <w:rFonts w:ascii="Wingdings" w:hAnsi="Wingdings" w:hint="default"/>
+        <w:sz w:val="20"/>
+      </w:rPr>
+    </w:lvl>
+    <w:lvl w:ilvl="3" w:tentative="1">
+      <w:start w:val="1"/>
+      <w:numFmt w:val="bullet"/>
+      <w:lvlText w:val=""/>
+      <w:lvlJc w:val="left"/>
+      <w:pPr>
+        <w:tabs>
+          <w:tab w:val="num" w:pos="2880"/>
+        </w:tabs>
+        <w:ind w:left="2880" w:hanging="360"/>
+      </w:pPr>
+      <w:rPr>
+        <w:rFonts w:ascii="Wingdings" w:hAnsi="Wingdings" w:hint="default"/>
+        <w:sz w:val="20"/>
+      </w:rPr>
+    </w:lvl>
+    <w:lvl w:ilvl="4" w:tentative="1">
+      <w:start w:val="1"/>
+      <w:numFmt w:val="bullet"/>
+      <w:lvlText w:val=""/>
+      <w:lvlJc w:val="left"/>
+      <w:pPr>
+        <w:tabs>
+          <w:tab w:val="num" w:pos="3600"/>
+        </w:tabs>
+        <w:ind w:left="3600" w:hanging="360"/>
+      </w:pPr>
+      <w:rPr>
+        <w:rFonts w:ascii="Wingdings" w:hAnsi="Wingdings" w:hint="default"/>
+        <w:sz w:val="20"/>
+      </w:rPr>
+    </w:lvl>
+    <w:lvl w:ilvl="5" w:tentative="1">
+      <w:start w:val="1"/>
+      <w:numFmt w:val="bullet"/>
+      <w:lvlText w:val=""/>
+      <w:lvlJc w:val="left"/>
+      <w:pPr>
+        <w:tabs>
+          <w:tab w:val="num" w:pos="4320"/>
+        </w:tabs>
+        <w:ind w:left="4320" w:hanging="360"/>
+      </w:pPr>
+      <w:rPr>
+        <w:rFonts w:ascii="Wingdings" w:hAnsi="Wingdings" w:hint="default"/>
+        <w:sz w:val="20"/>
+      </w:rPr>
+    </w:lvl>
+    <w:lvl w:ilvl="6" w:tentative="1">
+      <w:start w:val="1"/>
+      <w:numFmt w:val="bullet"/>
+      <w:lvlText w:val=""/>
+      <w:lvlJc w:val="left"/>
+      <w:pPr>
+        <w:tabs>
+          <w:tab w:val="num" w:pos="5040"/>
+        </w:tabs>
+        <w:ind w:left="5040" w:hanging="360"/>
+      </w:pPr>
+      <w:rPr>
+        <w:rFonts w:ascii="Wingdings" w:hAnsi="Wingdings" w:hint="default"/>
+        <w:sz w:val="20"/>
+      </w:rPr>
+    </w:lvl>
+    <w:lvl w:ilvl="7" w:tentative="1">
+      <w:start w:val="1"/>
+      <w:numFmt w:val="bullet"/>
+      <w:lvlText w:val=""/>
+      <w:lvlJc w:val="left"/>
+      <w:pPr>
+        <w:tabs>
+          <w:tab w:val="num" w:pos="5760"/>
+        </w:tabs>
+        <w:ind w:left="5760" w:hanging="360"/>
+      </w:pPr>
+      <w:rPr>
+        <w:rFonts w:ascii="Wingdings" w:hAnsi="Wingdings" w:hint="default"/>
+        <w:sz w:val="20"/>
+      </w:rPr>
+    </w:lvl>
+    <w:lvl w:ilvl="8" w:tentative="1">
+      <w:start w:val="1"/>
+      <w:numFmt w:val="bullet"/>
+      <w:lvlText w:val=""/>
+      <w:lvlJc w:val="left"/>
+      <w:pPr>
+        <w:tabs>
+          <w:tab w:val="num" w:pos="6480"/>
+        </w:tabs>
+        <w:ind w:left="6480" w:hanging="360"/>
+      </w:pPr>
+      <w:rPr>
+        <w:rFonts w:ascii="Wingdings" w:hAnsi="Wingdings" w:hint="default"/>
+        <w:sz w:val="20"/>
+      </w:rPr>
+    </w:lvl>
+  </w:abstractNum>
   <w:abstractNum w:abstractNumId="10" w15:restartNumberingAfterBreak="0">
-    <w:nsid w:val="361A3C77"/>
+    <w:nsid w:val="42852C79"/>
     <w:multiLevelType w:val="multilevel"/>
-    <w:tmpl w:val="C8505680"/>
+    <w:tmpl w:val="AC82ABC6"/>
     <w:lvl w:ilvl="0">
       <w:start w:val="1"/>
       <w:numFmt w:val="bullet"/>
@@ -5420,13 +5864,13 @@
     </w:lvl>
   </w:abstractNum>
   <w:abstractNum w:abstractNumId="11" w15:restartNumberingAfterBreak="0">
-    <w:nsid w:val="38A01845"/>
+    <w:nsid w:val="4C88379C"/>
     <w:multiLevelType w:val="multilevel"/>
-    <w:tmpl w:val="9C64560C"/>
+    <w:tmpl w:val="17F80580"/>
     <w:lvl w:ilvl="0">
       <w:start w:val="1"/>
-      <w:numFmt w:val="bullet"/>
-      <w:lvlText w:val=""/>
+      <w:numFmt w:val="decimal"/>
+      <w:lvlText w:val="%1."/>
       <w:lvlJc w:val="left"/>
       <w:pPr>
         <w:tabs>
@@ -5434,15 +5878,11 @@
         </w:tabs>
         <w:ind w:left="720" w:hanging="360"/>
       </w:pPr>
-      <w:rPr>
-        <w:rFonts w:ascii="Symbol" w:hAnsi="Symbol" w:hint="default"/>
-        <w:sz w:val="20"/>
-      </w:rPr>
     </w:lvl>
     <w:lvl w:ilvl="1" w:tentative="1">
       <w:start w:val="1"/>
-      <w:numFmt w:val="bullet"/>
-      <w:lvlText w:val="o"/>
+      <w:numFmt w:val="decimal"/>
+      <w:lvlText w:val="%2."/>
       <w:lvlJc w:val="left"/>
       <w:pPr>
         <w:tabs>
@@ -5450,15 +5890,11 @@
         </w:tabs>
         <w:ind w:left="1440" w:hanging="360"/>
       </w:pPr>
-      <w:rPr>
-        <w:rFonts w:ascii="Courier New" w:hAnsi="Courier New" w:hint="default"/>
-        <w:sz w:val="20"/>
-      </w:rPr>
     </w:lvl>
     <w:lvl w:ilvl="2" w:tentative="1">
       <w:start w:val="1"/>
-      <w:numFmt w:val="bullet"/>
-      <w:lvlText w:val=""/>
+      <w:numFmt w:val="decimal"/>
+      <w:lvlText w:val="%3."/>
       <w:lvlJc w:val="left"/>
       <w:pPr>
         <w:tabs>
@@ -5466,15 +5902,11 @@
         </w:tabs>
         <w:ind w:left="2160" w:hanging="360"/>
       </w:pPr>
-      <w:rPr>
-        <w:rFonts w:ascii="Wingdings" w:hAnsi="Wingdings" w:hint="default"/>
-        <w:sz w:val="20"/>
-      </w:rPr>
     </w:lvl>
     <w:lvl w:ilvl="3" w:tentative="1">
       <w:start w:val="1"/>
-      <w:numFmt w:val="bullet"/>
-      <w:lvlText w:val=""/>
+      <w:numFmt w:val="decimal"/>
+      <w:lvlText w:val="%4."/>
       <w:lvlJc w:val="left"/>
       <w:pPr>
         <w:tabs>
@@ -5482,15 +5914,11 @@
         </w:tabs>
         <w:ind w:left="2880" w:hanging="360"/>
       </w:pPr>
-      <w:rPr>
-        <w:rFonts w:ascii="Wingdings" w:hAnsi="Wingdings" w:hint="default"/>
-        <w:sz w:val="20"/>
-      </w:rPr>
     </w:lvl>
     <w:lvl w:ilvl="4" w:tentative="1">
       <w:start w:val="1"/>
-      <w:numFmt w:val="bullet"/>
-      <w:lvlText w:val=""/>
+      <w:numFmt w:val="decimal"/>
+      <w:lvlText w:val="%5."/>
       <w:lvlJc w:val="left"/>
       <w:pPr>
         <w:tabs>
@@ -5498,15 +5926,11 @@
         </w:tabs>
         <w:ind w:left="3600" w:hanging="360"/>
       </w:pPr>
-      <w:rPr>
-        <w:rFonts w:ascii="Wingdings" w:hAnsi="Wingdings" w:hint="default"/>
-        <w:sz w:val="20"/>
-      </w:rPr>
     </w:lvl>
     <w:lvl w:ilvl="5" w:tentative="1">
       <w:start w:val="1"/>
-      <w:numFmt w:val="bullet"/>
-      <w:lvlText w:val=""/>
+      <w:numFmt w:val="decimal"/>
+      <w:lvlText w:val="%6."/>
       <w:lvlJc w:val="left"/>
       <w:pPr>
         <w:tabs>
@@ -5514,15 +5938,11 @@
         </w:tabs>
         <w:ind w:left="4320" w:hanging="360"/>
       </w:pPr>
-      <w:rPr>
-        <w:rFonts w:ascii="Wingdings" w:hAnsi="Wingdings" w:hint="default"/>
-        <w:sz w:val="20"/>
-      </w:rPr>
     </w:lvl>
     <w:lvl w:ilvl="6" w:tentative="1">
       <w:start w:val="1"/>
-      <w:numFmt w:val="bullet"/>
-      <w:lvlText w:val=""/>
+      <w:numFmt w:val="decimal"/>
+      <w:lvlText w:val="%7."/>
       <w:lvlJc w:val="left"/>
       <w:pPr>
         <w:tabs>
@@ -5530,15 +5950,11 @@
         </w:tabs>
         <w:ind w:left="5040" w:hanging="360"/>
       </w:pPr>
-      <w:rPr>
-        <w:rFonts w:ascii="Wingdings" w:hAnsi="Wingdings" w:hint="default"/>
-        <w:sz w:val="20"/>
-      </w:rPr>
     </w:lvl>
     <w:lvl w:ilvl="7" w:tentative="1">
       <w:start w:val="1"/>
-      <w:numFmt w:val="bullet"/>
-      <w:lvlText w:val=""/>
+      <w:numFmt w:val="decimal"/>
+      <w:lvlText w:val="%8."/>
       <w:lvlJc w:val="left"/>
       <w:pPr>
         <w:tabs>
@@ -5546,15 +5962,11 @@
         </w:tabs>
         <w:ind w:left="5760" w:hanging="360"/>
       </w:pPr>
-      <w:rPr>
-        <w:rFonts w:ascii="Wingdings" w:hAnsi="Wingdings" w:hint="default"/>
-        <w:sz w:val="20"/>
-      </w:rPr>
     </w:lvl>
     <w:lvl w:ilvl="8" w:tentative="1">
       <w:start w:val="1"/>
-      <w:numFmt w:val="bullet"/>
-      <w:lvlText w:val=""/>
+      <w:numFmt w:val="decimal"/>
+      <w:lvlText w:val="%9."/>
       <w:lvlJc w:val="left"/>
       <w:pPr>
         <w:tabs>
@@ -5562,16 +5974,12 @@
         </w:tabs>
         <w:ind w:left="6480" w:hanging="360"/>
       </w:pPr>
-      <w:rPr>
-        <w:rFonts w:ascii="Wingdings" w:hAnsi="Wingdings" w:hint="default"/>
-        <w:sz w:val="20"/>
-      </w:rPr>
     </w:lvl>
   </w:abstractNum>
   <w:abstractNum w:abstractNumId="12" w15:restartNumberingAfterBreak="0">
-    <w:nsid w:val="51085DFD"/>
+    <w:nsid w:val="4CCE4B19"/>
     <w:multiLevelType w:val="multilevel"/>
-    <w:tmpl w:val="E0E44422"/>
+    <w:tmpl w:val="93A0E6F6"/>
     <w:lvl w:ilvl="0">
       <w:start w:val="1"/>
       <w:numFmt w:val="bullet"/>
@@ -5718,9 +6126,9 @@
     </w:lvl>
   </w:abstractNum>
   <w:abstractNum w:abstractNumId="13" w15:restartNumberingAfterBreak="0">
-    <w:nsid w:val="54965700"/>
+    <w:nsid w:val="56DD1CE4"/>
     <w:multiLevelType w:val="multilevel"/>
-    <w:tmpl w:val="C5AE4E6A"/>
+    <w:tmpl w:val="22B28B3A"/>
     <w:lvl w:ilvl="0">
       <w:start w:val="1"/>
       <w:numFmt w:val="bullet"/>
@@ -5867,9 +6275,9 @@
     </w:lvl>
   </w:abstractNum>
   <w:abstractNum w:abstractNumId="14" w15:restartNumberingAfterBreak="0">
-    <w:nsid w:val="55F0255E"/>
+    <w:nsid w:val="61054F7C"/>
     <w:multiLevelType w:val="multilevel"/>
-    <w:tmpl w:val="96583FDC"/>
+    <w:tmpl w:val="36B8A8F0"/>
     <w:lvl w:ilvl="0">
       <w:start w:val="1"/>
       <w:numFmt w:val="bullet"/>
@@ -6016,9 +6424,9 @@
     </w:lvl>
   </w:abstractNum>
   <w:abstractNum w:abstractNumId="15" w15:restartNumberingAfterBreak="0">
-    <w:nsid w:val="61170221"/>
+    <w:nsid w:val="64D222E4"/>
     <w:multiLevelType w:val="multilevel"/>
-    <w:tmpl w:val="C76403B6"/>
+    <w:tmpl w:val="893C652A"/>
     <w:lvl w:ilvl="0">
       <w:start w:val="1"/>
       <w:numFmt w:val="bullet"/>
@@ -6165,9 +6573,9 @@
     </w:lvl>
   </w:abstractNum>
   <w:abstractNum w:abstractNumId="16" w15:restartNumberingAfterBreak="0">
-    <w:nsid w:val="68276516"/>
+    <w:nsid w:val="66627A98"/>
     <w:multiLevelType w:val="multilevel"/>
-    <w:tmpl w:val="739CAA90"/>
+    <w:tmpl w:val="F796C94E"/>
     <w:lvl w:ilvl="0">
       <w:start w:val="1"/>
       <w:numFmt w:val="bullet"/>
@@ -6314,13 +6722,13 @@
     </w:lvl>
   </w:abstractNum>
   <w:abstractNum w:abstractNumId="17" w15:restartNumberingAfterBreak="0">
-    <w:nsid w:val="6A771580"/>
+    <w:nsid w:val="6F8F033D"/>
     <w:multiLevelType w:val="multilevel"/>
-    <w:tmpl w:val="10EC85D8"/>
+    <w:tmpl w:val="B8FE7AFE"/>
     <w:lvl w:ilvl="0">
       <w:start w:val="1"/>
-      <w:numFmt w:val="decimal"/>
-      <w:lvlText w:val="%1."/>
+      <w:numFmt w:val="bullet"/>
+      <w:lvlText w:val=""/>
       <w:lvlJc w:val="left"/>
       <w:pPr>
         <w:tabs>
@@ -6328,11 +6736,15 @@
         </w:tabs>
         <w:ind w:left="720" w:hanging="360"/>
       </w:pPr>
+      <w:rPr>
+        <w:rFonts w:ascii="Symbol" w:hAnsi="Symbol" w:hint="default"/>
+        <w:sz w:val="20"/>
+      </w:rPr>
     </w:lvl>
     <w:lvl w:ilvl="1" w:tentative="1">
       <w:start w:val="1"/>
-      <w:numFmt w:val="decimal"/>
-      <w:lvlText w:val="%2."/>
+      <w:numFmt w:val="bullet"/>
+      <w:lvlText w:val="o"/>
       <w:lvlJc w:val="left"/>
       <w:pPr>
         <w:tabs>
@@ -6340,11 +6752,15 @@
         </w:tabs>
         <w:ind w:left="1440" w:hanging="360"/>
       </w:pPr>
+      <w:rPr>
+        <w:rFonts w:ascii="Courier New" w:hAnsi="Courier New" w:hint="default"/>
+        <w:sz w:val="20"/>
+      </w:rPr>
     </w:lvl>
     <w:lvl w:ilvl="2" w:tentative="1">
       <w:start w:val="1"/>
-      <w:numFmt w:val="decimal"/>
-      <w:lvlText w:val="%3."/>
+      <w:numFmt w:val="bullet"/>
+      <w:lvlText w:val=""/>
       <w:lvlJc w:val="left"/>
       <w:pPr>
         <w:tabs>
@@ -6352,11 +6768,15 @@
         </w:tabs>
         <w:ind w:left="2160" w:hanging="360"/>
       </w:pPr>
+      <w:rPr>
+        <w:rFonts w:ascii="Wingdings" w:hAnsi="Wingdings" w:hint="default"/>
+        <w:sz w:val="20"/>
+      </w:rPr>
     </w:lvl>
     <w:lvl w:ilvl="3" w:tentative="1">
       <w:start w:val="1"/>
-      <w:numFmt w:val="decimal"/>
-      <w:lvlText w:val="%4."/>
+      <w:numFmt w:val="bullet"/>
+      <w:lvlText w:val=""/>
       <w:lvlJc w:val="left"/>
       <w:pPr>
         <w:tabs>
@@ -6364,11 +6784,15 @@
         </w:tabs>
         <w:ind w:left="2880" w:hanging="360"/>
       </w:pPr>
+      <w:rPr>
+        <w:rFonts w:ascii="Wingdings" w:hAnsi="Wingdings" w:hint="default"/>
+        <w:sz w:val="20"/>
+      </w:rPr>
     </w:lvl>
     <w:lvl w:ilvl="4" w:tentative="1">
       <w:start w:val="1"/>
-      <w:numFmt w:val="decimal"/>
-      <w:lvlText w:val="%5."/>
+      <w:numFmt w:val="bullet"/>
+      <w:lvlText w:val=""/>
       <w:lvlJc w:val="left"/>
       <w:pPr>
         <w:tabs>
@@ -6376,11 +6800,15 @@
         </w:tabs>
         <w:ind w:left="3600" w:hanging="360"/>
       </w:pPr>
+      <w:rPr>
+        <w:rFonts w:ascii="Wingdings" w:hAnsi="Wingdings" w:hint="default"/>
+        <w:sz w:val="20"/>
+      </w:rPr>
     </w:lvl>
     <w:lvl w:ilvl="5" w:tentative="1">
       <w:start w:val="1"/>
-      <w:numFmt w:val="decimal"/>
-      <w:lvlText w:val="%6."/>
+      <w:numFmt w:val="bullet"/>
+      <w:lvlText w:val=""/>
       <w:lvlJc w:val="left"/>
       <w:pPr>
         <w:tabs>
@@ -6388,11 +6816,15 @@
         </w:tabs>
         <w:ind w:left="4320" w:hanging="360"/>
       </w:pPr>
+      <w:rPr>
+        <w:rFonts w:ascii="Wingdings" w:hAnsi="Wingdings" w:hint="default"/>
+        <w:sz w:val="20"/>
+      </w:rPr>
     </w:lvl>
     <w:lvl w:ilvl="6" w:tentative="1">
       <w:start w:val="1"/>
-      <w:numFmt w:val="decimal"/>
-      <w:lvlText w:val="%7."/>
+      <w:numFmt w:val="bullet"/>
+      <w:lvlText w:val=""/>
       <w:lvlJc w:val="left"/>
       <w:pPr>
         <w:tabs>
@@ -6400,11 +6832,15 @@
         </w:tabs>
         <w:ind w:left="5040" w:hanging="360"/>
       </w:pPr>
+      <w:rPr>
+        <w:rFonts w:ascii="Wingdings" w:hAnsi="Wingdings" w:hint="default"/>
+        <w:sz w:val="20"/>
+      </w:rPr>
     </w:lvl>
     <w:lvl w:ilvl="7" w:tentative="1">
       <w:start w:val="1"/>
-      <w:numFmt w:val="decimal"/>
-      <w:lvlText w:val="%8."/>
+      <w:numFmt w:val="bullet"/>
+      <w:lvlText w:val=""/>
       <w:lvlJc w:val="left"/>
       <w:pPr>
         <w:tabs>
@@ -6412,11 +6848,15 @@
         </w:tabs>
         <w:ind w:left="5760" w:hanging="360"/>
       </w:pPr>
+      <w:rPr>
+        <w:rFonts w:ascii="Wingdings" w:hAnsi="Wingdings" w:hint="default"/>
+        <w:sz w:val="20"/>
+      </w:rPr>
     </w:lvl>
     <w:lvl w:ilvl="8" w:tentative="1">
       <w:start w:val="1"/>
-      <w:numFmt w:val="decimal"/>
-      <w:lvlText w:val="%9."/>
+      <w:numFmt w:val="bullet"/>
+      <w:lvlText w:val=""/>
       <w:lvlJc w:val="left"/>
       <w:pPr>
         <w:tabs>
@@ -6424,126 +6864,165 @@
         </w:tabs>
         <w:ind w:left="6480" w:hanging="360"/>
       </w:pPr>
+      <w:rPr>
+        <w:rFonts w:ascii="Wingdings" w:hAnsi="Wingdings" w:hint="default"/>
+        <w:sz w:val="20"/>
+      </w:rPr>
     </w:lvl>
   </w:abstractNum>
   <w:abstractNum w:abstractNumId="18" w15:restartNumberingAfterBreak="0">
-    <w:nsid w:val="6E9C37E9"/>
+    <w:nsid w:val="74CD3B45"/>
     <w:multiLevelType w:val="multilevel"/>
-    <w:tmpl w:val="5BCABC04"/>
+    <w:tmpl w:val="10723B80"/>
     <w:lvl w:ilvl="0">
       <w:start w:val="1"/>
-      <w:numFmt w:val="decimal"/>
-      <w:pStyle w:val="Zahlenliste"/>
-      <w:lvlText w:val="%1."/>
+      <w:numFmt w:val="bullet"/>
+      <w:lvlText w:val=""/>
       <w:lvlJc w:val="left"/>
       <w:pPr>
         <w:tabs>
           <w:tab w:val="num" w:pos="720"/>
         </w:tabs>
-        <w:ind w:left="720" w:hanging="720"/>
-      </w:pPr>
-    </w:lvl>
-    <w:lvl w:ilvl="1">
-      <w:start w:val="1"/>
-      <w:numFmt w:val="decimal"/>
-      <w:lvlText w:val="%2."/>
+        <w:ind w:left="720" w:hanging="360"/>
+      </w:pPr>
+      <w:rPr>
+        <w:rFonts w:ascii="Symbol" w:hAnsi="Symbol" w:hint="default"/>
+        <w:sz w:val="20"/>
+      </w:rPr>
+    </w:lvl>
+    <w:lvl w:ilvl="1" w:tentative="1">
+      <w:start w:val="1"/>
+      <w:numFmt w:val="bullet"/>
+      <w:lvlText w:val="o"/>
       <w:lvlJc w:val="left"/>
       <w:pPr>
         <w:tabs>
           <w:tab w:val="num" w:pos="1440"/>
         </w:tabs>
-        <w:ind w:left="1440" w:hanging="720"/>
-      </w:pPr>
-    </w:lvl>
-    <w:lvl w:ilvl="2">
-      <w:start w:val="1"/>
-      <w:numFmt w:val="decimal"/>
-      <w:lvlText w:val="%3."/>
+        <w:ind w:left="1440" w:hanging="360"/>
+      </w:pPr>
+      <w:rPr>
+        <w:rFonts w:ascii="Courier New" w:hAnsi="Courier New" w:hint="default"/>
+        <w:sz w:val="20"/>
+      </w:rPr>
+    </w:lvl>
+    <w:lvl w:ilvl="2" w:tentative="1">
+      <w:start w:val="1"/>
+      <w:numFmt w:val="bullet"/>
+      <w:lvlText w:val=""/>
       <w:lvlJc w:val="left"/>
       <w:pPr>
         <w:tabs>
           <w:tab w:val="num" w:pos="2160"/>
         </w:tabs>
-        <w:ind w:left="2160" w:hanging="720"/>
-      </w:pPr>
-    </w:lvl>
-    <w:lvl w:ilvl="3">
-      <w:start w:val="1"/>
-      <w:numFmt w:val="decimal"/>
-      <w:lvlText w:val="%4."/>
+        <w:ind w:left="2160" w:hanging="360"/>
+      </w:pPr>
+      <w:rPr>
+        <w:rFonts w:ascii="Wingdings" w:hAnsi="Wingdings" w:hint="default"/>
+        <w:sz w:val="20"/>
+      </w:rPr>
+    </w:lvl>
+    <w:lvl w:ilvl="3" w:tentative="1">
+      <w:start w:val="1"/>
+      <w:numFmt w:val="bullet"/>
+      <w:lvlText w:val=""/>
       <w:lvlJc w:val="left"/>
       <w:pPr>
         <w:tabs>
           <w:tab w:val="num" w:pos="2880"/>
         </w:tabs>
-        <w:ind w:left="2880" w:hanging="720"/>
-      </w:pPr>
-    </w:lvl>
-    <w:lvl w:ilvl="4">
-      <w:start w:val="1"/>
-      <w:numFmt w:val="decimal"/>
-      <w:lvlText w:val="%5."/>
+        <w:ind w:left="2880" w:hanging="360"/>
+      </w:pPr>
+      <w:rPr>
+        <w:rFonts w:ascii="Wingdings" w:hAnsi="Wingdings" w:hint="default"/>
+        <w:sz w:val="20"/>
+      </w:rPr>
+    </w:lvl>
+    <w:lvl w:ilvl="4" w:tentative="1">
+      <w:start w:val="1"/>
+      <w:numFmt w:val="bullet"/>
+      <w:lvlText w:val=""/>
       <w:lvlJc w:val="left"/>
       <w:pPr>
         <w:tabs>
           <w:tab w:val="num" w:pos="3600"/>
         </w:tabs>
-        <w:ind w:left="3600" w:hanging="720"/>
-      </w:pPr>
-    </w:lvl>
-    <w:lvl w:ilvl="5">
-      <w:start w:val="1"/>
-      <w:numFmt w:val="decimal"/>
-      <w:lvlText w:val="%6."/>
+        <w:ind w:left="3600" w:hanging="360"/>
+      </w:pPr>
+      <w:rPr>
+        <w:rFonts w:ascii="Wingdings" w:hAnsi="Wingdings" w:hint="default"/>
+        <w:sz w:val="20"/>
+      </w:rPr>
+    </w:lvl>
+    <w:lvl w:ilvl="5" w:tentative="1">
+      <w:start w:val="1"/>
+      <w:numFmt w:val="bullet"/>
+      <w:lvlText w:val=""/>
       <w:lvlJc w:val="left"/>
       <w:pPr>
         <w:tabs>
           <w:tab w:val="num" w:pos="4320"/>
         </w:tabs>
-        <w:ind w:left="4320" w:hanging="720"/>
-      </w:pPr>
-    </w:lvl>
-    <w:lvl w:ilvl="6">
-      <w:start w:val="1"/>
-      <w:numFmt w:val="decimal"/>
-      <w:lvlText w:val="%7."/>
+        <w:ind w:left="4320" w:hanging="360"/>
+      </w:pPr>
+      <w:rPr>
+        <w:rFonts w:ascii="Wingdings" w:hAnsi="Wingdings" w:hint="default"/>
+        <w:sz w:val="20"/>
+      </w:rPr>
+    </w:lvl>
+    <w:lvl w:ilvl="6" w:tentative="1">
+      <w:start w:val="1"/>
+      <w:numFmt w:val="bullet"/>
+      <w:lvlText w:val=""/>
       <w:lvlJc w:val="left"/>
       <w:pPr>
         <w:tabs>
           <w:tab w:val="num" w:pos="5040"/>
         </w:tabs>
-        <w:ind w:left="5040" w:hanging="720"/>
-      </w:pPr>
-    </w:lvl>
-    <w:lvl w:ilvl="7">
-      <w:start w:val="1"/>
-      <w:numFmt w:val="decimal"/>
-      <w:lvlText w:val="%8."/>
+        <w:ind w:left="5040" w:hanging="360"/>
+      </w:pPr>
+      <w:rPr>
+        <w:rFonts w:ascii="Wingdings" w:hAnsi="Wingdings" w:hint="default"/>
+        <w:sz w:val="20"/>
+      </w:rPr>
+    </w:lvl>
+    <w:lvl w:ilvl="7" w:tentative="1">
+      <w:start w:val="1"/>
+      <w:numFmt w:val="bullet"/>
+      <w:lvlText w:val=""/>
       <w:lvlJc w:val="left"/>
       <w:pPr>
         <w:tabs>
           <w:tab w:val="num" w:pos="5760"/>
         </w:tabs>
-        <w:ind w:left="5760" w:hanging="720"/>
-      </w:pPr>
-    </w:lvl>
-    <w:lvl w:ilvl="8">
-      <w:start w:val="1"/>
-      <w:numFmt w:val="decimal"/>
-      <w:lvlText w:val="%9."/>
+        <w:ind w:left="5760" w:hanging="360"/>
+      </w:pPr>
+      <w:rPr>
+        <w:rFonts w:ascii="Wingdings" w:hAnsi="Wingdings" w:hint="default"/>
+        <w:sz w:val="20"/>
+      </w:rPr>
+    </w:lvl>
+    <w:lvl w:ilvl="8" w:tentative="1">
+      <w:start w:val="1"/>
+      <w:numFmt w:val="bullet"/>
+      <w:lvlText w:val=""/>
       <w:lvlJc w:val="left"/>
       <w:pPr>
         <w:tabs>
           <w:tab w:val="num" w:pos="6480"/>
         </w:tabs>
-        <w:ind w:left="6480" w:hanging="720"/>
-      </w:pPr>
+        <w:ind w:left="6480" w:hanging="360"/>
+      </w:pPr>
+      <w:rPr>
+        <w:rFonts w:ascii="Wingdings" w:hAnsi="Wingdings" w:hint="default"/>
+        <w:sz w:val="20"/>
+      </w:rPr>
     </w:lvl>
   </w:abstractNum>
   <w:abstractNum w:abstractNumId="19" w15:restartNumberingAfterBreak="0">
-    <w:nsid w:val="718B292C"/>
+    <w:nsid w:val="7BEE37B1"/>
     <w:multiLevelType w:val="multilevel"/>
-    <w:tmpl w:val="70303FDC"/>
+    <w:tmpl w:val="6BDAFD48"/>
     <w:lvl w:ilvl="0">
       <w:start w:val="1"/>
       <w:numFmt w:val="bullet"/>
@@ -6689,217 +7168,65 @@
       </w:rPr>
     </w:lvl>
   </w:abstractNum>
-  <w:abstractNum w:abstractNumId="20" w15:restartNumberingAfterBreak="0">
-    <w:nsid w:val="7FD31572"/>
-    <w:multiLevelType w:val="multilevel"/>
-    <w:tmpl w:val="C8E0B878"/>
-    <w:lvl w:ilvl="0">
-      <w:start w:val="1"/>
-      <w:numFmt w:val="bullet"/>
-      <w:lvlText w:val=""/>
-      <w:lvlJc w:val="left"/>
-      <w:pPr>
-        <w:tabs>
-          <w:tab w:val="num" w:pos="720"/>
-        </w:tabs>
-        <w:ind w:left="720" w:hanging="360"/>
-      </w:pPr>
-      <w:rPr>
-        <w:rFonts w:ascii="Symbol" w:hAnsi="Symbol" w:hint="default"/>
-        <w:sz w:val="20"/>
-      </w:rPr>
-    </w:lvl>
-    <w:lvl w:ilvl="1" w:tentative="1">
-      <w:start w:val="1"/>
-      <w:numFmt w:val="bullet"/>
-      <w:lvlText w:val="o"/>
-      <w:lvlJc w:val="left"/>
-      <w:pPr>
-        <w:tabs>
-          <w:tab w:val="num" w:pos="1440"/>
-        </w:tabs>
-        <w:ind w:left="1440" w:hanging="360"/>
-      </w:pPr>
-      <w:rPr>
-        <w:rFonts w:ascii="Courier New" w:hAnsi="Courier New" w:hint="default"/>
-        <w:sz w:val="20"/>
-      </w:rPr>
-    </w:lvl>
-    <w:lvl w:ilvl="2" w:tentative="1">
-      <w:start w:val="1"/>
-      <w:numFmt w:val="bullet"/>
-      <w:lvlText w:val=""/>
-      <w:lvlJc w:val="left"/>
-      <w:pPr>
-        <w:tabs>
-          <w:tab w:val="num" w:pos="2160"/>
-        </w:tabs>
-        <w:ind w:left="2160" w:hanging="360"/>
-      </w:pPr>
-      <w:rPr>
-        <w:rFonts w:ascii="Wingdings" w:hAnsi="Wingdings" w:hint="default"/>
-        <w:sz w:val="20"/>
-      </w:rPr>
-    </w:lvl>
-    <w:lvl w:ilvl="3" w:tentative="1">
-      <w:start w:val="1"/>
-      <w:numFmt w:val="bullet"/>
-      <w:lvlText w:val=""/>
-      <w:lvlJc w:val="left"/>
-      <w:pPr>
-        <w:tabs>
-          <w:tab w:val="num" w:pos="2880"/>
-        </w:tabs>
-        <w:ind w:left="2880" w:hanging="360"/>
-      </w:pPr>
-      <w:rPr>
-        <w:rFonts w:ascii="Wingdings" w:hAnsi="Wingdings" w:hint="default"/>
-        <w:sz w:val="20"/>
-      </w:rPr>
-    </w:lvl>
-    <w:lvl w:ilvl="4" w:tentative="1">
-      <w:start w:val="1"/>
-      <w:numFmt w:val="bullet"/>
-      <w:lvlText w:val=""/>
-      <w:lvlJc w:val="left"/>
-      <w:pPr>
-        <w:tabs>
-          <w:tab w:val="num" w:pos="3600"/>
-        </w:tabs>
-        <w:ind w:left="3600" w:hanging="360"/>
-      </w:pPr>
-      <w:rPr>
-        <w:rFonts w:ascii="Wingdings" w:hAnsi="Wingdings" w:hint="default"/>
-        <w:sz w:val="20"/>
-      </w:rPr>
-    </w:lvl>
-    <w:lvl w:ilvl="5" w:tentative="1">
-      <w:start w:val="1"/>
-      <w:numFmt w:val="bullet"/>
-      <w:lvlText w:val=""/>
-      <w:lvlJc w:val="left"/>
-      <w:pPr>
-        <w:tabs>
-          <w:tab w:val="num" w:pos="4320"/>
-        </w:tabs>
-        <w:ind w:left="4320" w:hanging="360"/>
-      </w:pPr>
-      <w:rPr>
-        <w:rFonts w:ascii="Wingdings" w:hAnsi="Wingdings" w:hint="default"/>
-        <w:sz w:val="20"/>
-      </w:rPr>
-    </w:lvl>
-    <w:lvl w:ilvl="6" w:tentative="1">
-      <w:start w:val="1"/>
-      <w:numFmt w:val="bullet"/>
-      <w:lvlText w:val=""/>
-      <w:lvlJc w:val="left"/>
-      <w:pPr>
-        <w:tabs>
-          <w:tab w:val="num" w:pos="5040"/>
-        </w:tabs>
-        <w:ind w:left="5040" w:hanging="360"/>
-      </w:pPr>
-      <w:rPr>
-        <w:rFonts w:ascii="Wingdings" w:hAnsi="Wingdings" w:hint="default"/>
-        <w:sz w:val="20"/>
-      </w:rPr>
-    </w:lvl>
-    <w:lvl w:ilvl="7" w:tentative="1">
-      <w:start w:val="1"/>
-      <w:numFmt w:val="bullet"/>
-      <w:lvlText w:val=""/>
-      <w:lvlJc w:val="left"/>
-      <w:pPr>
-        <w:tabs>
-          <w:tab w:val="num" w:pos="5760"/>
-        </w:tabs>
-        <w:ind w:left="5760" w:hanging="360"/>
-      </w:pPr>
-      <w:rPr>
-        <w:rFonts w:ascii="Wingdings" w:hAnsi="Wingdings" w:hint="default"/>
-        <w:sz w:val="20"/>
-      </w:rPr>
-    </w:lvl>
-    <w:lvl w:ilvl="8" w:tentative="1">
-      <w:start w:val="1"/>
-      <w:numFmt w:val="bullet"/>
-      <w:lvlText w:val=""/>
-      <w:lvlJc w:val="left"/>
-      <w:pPr>
-        <w:tabs>
-          <w:tab w:val="num" w:pos="6480"/>
-        </w:tabs>
-        <w:ind w:left="6480" w:hanging="360"/>
-      </w:pPr>
-      <w:rPr>
-        <w:rFonts w:ascii="Wingdings" w:hAnsi="Wingdings" w:hint="default"/>
-        <w:sz w:val="20"/>
-      </w:rPr>
-    </w:lvl>
-  </w:abstractNum>
-  <w:num w:numId="1" w16cid:durableId="1377462679">
+  <w:num w:numId="1" w16cid:durableId="1574856894">
     <w:abstractNumId w:val="0"/>
   </w:num>
-  <w:num w:numId="2" w16cid:durableId="608201897">
+  <w:num w:numId="2" w16cid:durableId="455565854">
+    <w:abstractNumId w:val="2"/>
+  </w:num>
+  <w:num w:numId="3" w16cid:durableId="1631091123">
+    <w:abstractNumId w:val="8"/>
+  </w:num>
+  <w:num w:numId="4" w16cid:durableId="924997771">
+    <w:abstractNumId w:val="14"/>
+  </w:num>
+  <w:num w:numId="5" w16cid:durableId="2081974757">
+    <w:abstractNumId w:val="1"/>
+  </w:num>
+  <w:num w:numId="6" w16cid:durableId="834994507">
+    <w:abstractNumId w:val="11"/>
+  </w:num>
+  <w:num w:numId="7" w16cid:durableId="1648314928">
+    <w:abstractNumId w:val="13"/>
+  </w:num>
+  <w:num w:numId="8" w16cid:durableId="310989801">
+    <w:abstractNumId w:val="12"/>
+  </w:num>
+  <w:num w:numId="9" w16cid:durableId="1108696660">
+    <w:abstractNumId w:val="15"/>
+  </w:num>
+  <w:num w:numId="10" w16cid:durableId="1081179871">
+    <w:abstractNumId w:val="5"/>
+  </w:num>
+  <w:num w:numId="11" w16cid:durableId="241643140">
+    <w:abstractNumId w:val="18"/>
+  </w:num>
+  <w:num w:numId="12" w16cid:durableId="571505077">
+    <w:abstractNumId w:val="16"/>
+  </w:num>
+  <w:num w:numId="13" w16cid:durableId="211157582">
+    <w:abstractNumId w:val="4"/>
+  </w:num>
+  <w:num w:numId="14" w16cid:durableId="1545829039">
     <w:abstractNumId w:val="3"/>
   </w:num>
-  <w:num w:numId="3" w16cid:durableId="1502161771">
+  <w:num w:numId="15" w16cid:durableId="33578484">
+    <w:abstractNumId w:val="17"/>
+  </w:num>
+  <w:num w:numId="16" w16cid:durableId="842235495">
+    <w:abstractNumId w:val="6"/>
+  </w:num>
+  <w:num w:numId="17" w16cid:durableId="870800785">
+    <w:abstractNumId w:val="19"/>
+  </w:num>
+  <w:num w:numId="18" w16cid:durableId="1158155459">
     <w:abstractNumId w:val="9"/>
   </w:num>
-  <w:num w:numId="4" w16cid:durableId="16665640">
-    <w:abstractNumId w:val="8"/>
-  </w:num>
-  <w:num w:numId="5" w16cid:durableId="1161964440">
-    <w:abstractNumId w:val="13"/>
-  </w:num>
-  <w:num w:numId="6" w16cid:durableId="1197962765">
-    <w:abstractNumId w:val="6"/>
-  </w:num>
-  <w:num w:numId="7" w16cid:durableId="1942487089">
+  <w:num w:numId="19" w16cid:durableId="1724283369">
     <w:abstractNumId w:val="7"/>
   </w:num>
-  <w:num w:numId="8" w16cid:durableId="1919703372">
-    <w:abstractNumId w:val="1"/>
-  </w:num>
-  <w:num w:numId="9" w16cid:durableId="27150853">
-    <w:abstractNumId w:val="2"/>
-  </w:num>
-  <w:num w:numId="10" w16cid:durableId="599873324">
-    <w:abstractNumId w:val="17"/>
-  </w:num>
-  <w:num w:numId="11" w16cid:durableId="712191158">
-    <w:abstractNumId w:val="12"/>
-  </w:num>
-  <w:num w:numId="12" w16cid:durableId="925378500">
-    <w:abstractNumId w:val="20"/>
-  </w:num>
-  <w:num w:numId="13" w16cid:durableId="2091267729">
-    <w:abstractNumId w:val="5"/>
-  </w:num>
-  <w:num w:numId="14" w16cid:durableId="238830720">
-    <w:abstractNumId w:val="4"/>
-  </w:num>
-  <w:num w:numId="15" w16cid:durableId="1768192604">
+  <w:num w:numId="20" w16cid:durableId="566261272">
     <w:abstractNumId w:val="10"/>
-  </w:num>
-  <w:num w:numId="16" w16cid:durableId="1277130362">
-    <w:abstractNumId w:val="15"/>
-  </w:num>
-  <w:num w:numId="17" w16cid:durableId="2051684148">
-    <w:abstractNumId w:val="16"/>
-  </w:num>
-  <w:num w:numId="18" w16cid:durableId="678964056">
-    <w:abstractNumId w:val="14"/>
-  </w:num>
-  <w:num w:numId="19" w16cid:durableId="440298945">
-    <w:abstractNumId w:val="19"/>
-  </w:num>
-  <w:num w:numId="20" w16cid:durableId="1187014739">
-    <w:abstractNumId w:val="11"/>
-  </w:num>
-  <w:num w:numId="21" w16cid:durableId="1039932188">
-    <w:abstractNumId w:val="18"/>
   </w:num>
   <w:numIdMacAtCleanup w:val="1"/>
 </w:numbering>
@@ -7438,7 +7765,6 @@
   <w:style w:type="character" w:default="1" w:styleId="Absatz-Standardschriftart">
     <w:name w:val="Default Paragraph Font"/>
     <w:uiPriority w:val="1"/>
-    <w:semiHidden/>
     <w:unhideWhenUsed/>
   </w:style>
   <w:style w:type="table" w:default="1" w:styleId="NormaleTabelle">
@@ -7841,8 +8167,11 @@
     <w:rsid w:val="00997246"/>
     <w:pPr>
       <w:numPr>
-        <w:numId w:val="21"/>
+        <w:numId w:val="85"/>
       </w:numPr>
+      <w:tabs>
+        <w:tab w:val="clear" w:pos="360"/>
+      </w:tabs>
       <w:spacing w:line="360" w:lineRule="auto"/>
       <w:ind w:left="1077" w:hanging="357"/>
     </w:pPr>
@@ -7953,6 +8282,29 @@
     <w:rPr>
       <w:rFonts w:ascii="Courier New" w:eastAsia="Times New Roman" w:hAnsi="Courier New"/>
       <w:szCs w:val="24"/>
+    </w:rPr>
+  </w:style>
+  <w:style w:type="character" w:styleId="Hyperlink">
+    <w:name w:val="Hyperlink"/>
+    <w:basedOn w:val="Absatz-Standardschriftart"/>
+    <w:uiPriority w:val="99"/>
+    <w:unhideWhenUsed/>
+    <w:rsid w:val="00C940AE"/>
+    <w:rPr>
+      <w:color w:val="467886" w:themeColor="hyperlink"/>
+      <w:u w:val="single"/>
+    </w:rPr>
+  </w:style>
+  <w:style w:type="character" w:styleId="NichtaufgelsteErwhnung">
+    <w:name w:val="Unresolved Mention"/>
+    <w:basedOn w:val="Absatz-Standardschriftart"/>
+    <w:uiPriority w:val="99"/>
+    <w:semiHidden/>
+    <w:unhideWhenUsed/>
+    <w:rsid w:val="00C940AE"/>
+    <w:rPr>
+      <w:color w:val="605E5C"/>
+      <w:shd w:val="clear" w:color="auto" w:fill="E1DFDD"/>
     </w:rPr>
   </w:style>
 </w:styles>
